--- a/messergebnis_vorlage.docx
+++ b/messergebnis_vorlage.docx
@@ -1,6 +1,6 @@
 
 <file path=word/document.xml><?xml version="1.0" encoding="utf-8"?>
-<w:document xmlns:wpc="http://schemas.microsoft.com/office/word/2010/wordprocessingCanvas" xmlns:cx="http://schemas.microsoft.com/office/drawing/2014/chartex" xmlns:cx1="http://schemas.microsoft.com/office/drawing/2015/9/8/chartex" xmlns:cx2="http://schemas.microsoft.com/office/drawing/2015/10/21/chartex" xmlns:cx3="http://schemas.microsoft.com/office/drawing/2016/5/9/chartex" xmlns:cx4="http://schemas.microsoft.com/office/drawing/2016/5/10/chartex" xmlns:cx5="http://schemas.microsoft.com/office/drawing/2016/5/11/chartex" xmlns:cx6="http://schemas.microsoft.com/office/drawing/2016/5/12/chartex" xmlns:cx7="http://schemas.microsoft.com/office/drawing/2016/5/13/chartex" xmlns:cx8="http://schemas.microsoft.com/office/drawing/2016/5/14/chartex" xmlns:mc="http://schemas.openxmlformats.org/markup-compatibility/2006" xmlns:aink="http://schemas.microsoft.com/office/drawing/2016/ink" xmlns:am3d="http://schemas.microsoft.com/office/drawing/2017/model3d" xmlns:o="urn:schemas-microsoft-com:office:office" xmlns:oel="http://schemas.microsoft.com/office/2019/extlst" xmlns:r="http://schemas.openxmlformats.org/officeDocument/2006/relationships" xmlns:m="http://schemas.openxmlformats.org/officeDocument/2006/math" xmlns:v="urn:schemas-microsoft-com:vml" xmlns:wp14="http://schemas.microsoft.com/office/word/2010/wordprocessingDrawing" xmlns:wp="http://schemas.openxmlformats.org/drawingml/2006/wordprocessingDrawing" xmlns:w10="urn:schemas-microsoft-com:office:word" xmlns:w="http://schemas.openxmlformats.org/wordprocessingml/2006/main" xmlns:w14="http://schemas.microsoft.com/office/word/2010/wordml" xmlns:w15="http://schemas.microsoft.com/office/word/2012/wordml" xmlns:w16cex="http://schemas.microsoft.com/office/word/2018/wordml/cex" xmlns:w16cid="http://schemas.microsoft.com/office/word/2016/wordml/cid" xmlns:w16="http://schemas.microsoft.com/office/word/2018/wordml" xmlns:w16du="http://schemas.microsoft.com/office/word/2023/wordml/word16du" xmlns:w16sdtdh="http://schemas.microsoft.com/office/word/2020/wordml/sdtdatahash" xmlns:w16se="http://schemas.microsoft.com/office/word/2015/wordml/symex" xmlns:wpg="http://schemas.microsoft.com/office/word/2010/wordprocessingGroup" xmlns:wpi="http://schemas.microsoft.com/office/word/2010/wordprocessingInk" xmlns:wne="http://schemas.microsoft.com/office/word/2006/wordml" xmlns:wps="http://schemas.microsoft.com/office/word/2010/wordprocessingShape" mc:Ignorable="w14 w15 w16se w16cid w16 w16cex w16sdtdh w16du wp14">
+<w:document xmlns:wpc="http://schemas.microsoft.com/office/word/2010/wordprocessingCanvas" xmlns:cx="http://schemas.microsoft.com/office/drawing/2014/chartex" xmlns:cx1="http://schemas.microsoft.com/office/drawing/2015/9/8/chartex" xmlns:cx2="http://schemas.microsoft.com/office/drawing/2015/10/21/chartex" xmlns:cx3="http://schemas.microsoft.com/office/drawing/2016/5/9/chartex" xmlns:cx4="http://schemas.microsoft.com/office/drawing/2016/5/10/chartex" xmlns:cx5="http://schemas.microsoft.com/office/drawing/2016/5/11/chartex" xmlns:cx6="http://schemas.microsoft.com/office/drawing/2016/5/12/chartex" xmlns:cx7="http://schemas.microsoft.com/office/drawing/2016/5/13/chartex" xmlns:cx8="http://schemas.microsoft.com/office/drawing/2016/5/14/chartex" xmlns:mc="http://schemas.openxmlformats.org/markup-compatibility/2006" xmlns:aink="http://schemas.microsoft.com/office/drawing/2016/ink" xmlns:am3d="http://schemas.microsoft.com/office/drawing/2017/model3d" xmlns:o="urn:schemas-microsoft-com:office:office" xmlns:oel="http://schemas.microsoft.com/office/2019/extlst" xmlns:r="http://schemas.openxmlformats.org/officeDocument/2006/relationships" xmlns:m="http://schemas.openxmlformats.org/officeDocument/2006/math" xmlns:v="urn:schemas-microsoft-com:vml" xmlns:wp14="http://schemas.microsoft.com/office/word/2010/wordprocessingDrawing" xmlns:wp="http://schemas.openxmlformats.org/drawingml/2006/wordprocessingDrawing" xmlns:w10="urn:schemas-microsoft-com:office:word" xmlns:w="http://schemas.openxmlformats.org/wordprocessingml/2006/main" xmlns:w14="http://schemas.microsoft.com/office/word/2010/wordml" xmlns:w15="http://schemas.microsoft.com/office/word/2012/wordml" xmlns:w16cex="http://schemas.microsoft.com/office/word/2018/wordml/cex" xmlns:w16cid="http://schemas.microsoft.com/office/word/2016/wordml/cid" xmlns:w16="http://schemas.microsoft.com/office/word/2018/wordml" xmlns:w16du="http://schemas.microsoft.com/office/word/2023/wordml/word16du" xmlns:w16sdtdh="http://schemas.microsoft.com/office/word/2020/wordml/sdtdatahash" xmlns:w16sdtfl="http://schemas.microsoft.com/office/word/2024/wordml/sdtformatlock" xmlns:w16se="http://schemas.microsoft.com/office/word/2015/wordml/symex" xmlns:wpg="http://schemas.microsoft.com/office/word/2010/wordprocessingGroup" xmlns:wpi="http://schemas.microsoft.com/office/word/2010/wordprocessingInk" xmlns:wne="http://schemas.microsoft.com/office/word/2006/wordml" xmlns:wps="http://schemas.microsoft.com/office/word/2010/wordprocessingShape" mc:Ignorable="w14 w15 w16se w16cid w16 w16cex w16sdtdh w16sdtfl w16du wp14">
   <w:body>
     <w:tbl>
       <w:tblPr>
@@ -37,6 +37,7 @@
               </w:rPr>
               <w:t xml:space="preserve">{{ </w:t>
             </w:r>
+            <w:proofErr w:type="spellStart"/>
             <w:r>
               <w:rPr>
                 <w:rFonts w:ascii="Arial" w:hAnsi="Arial" w:cs="Arial"/>
@@ -55,17 +56,28 @@
                 <w:sz w:val="20"/>
                 <w:szCs w:val="20"/>
               </w:rPr>
-              <w:t>itel }}</w:t>
-            </w:r>
-          </w:p>
-          <w:p>
-            <w:pPr>
-              <w:spacing w:before="120" w:after="120"/>
-              <w:rPr>
-                <w:rFonts w:ascii="Arial" w:hAnsi="Arial" w:cs="Arial"/>
+              <w:t>itel</w:t>
+            </w:r>
+            <w:proofErr w:type="spellEnd"/>
+            <w:r>
+              <w:rPr>
+                <w:rFonts w:ascii="Arial" w:hAnsi="Arial" w:cs="Arial"/>
+                <w:b/>
+                <w:bCs/>
                 <w:sz w:val="20"/>
                 <w:szCs w:val="20"/>
               </w:rPr>
+              <w:t xml:space="preserve"> }}</w:t>
+            </w:r>
+          </w:p>
+          <w:p>
+            <w:pPr>
+              <w:spacing w:before="120" w:after="120"/>
+              <w:rPr>
+                <w:rFonts w:ascii="Arial" w:hAnsi="Arial" w:cs="Arial"/>
+                <w:sz w:val="20"/>
+                <w:szCs w:val="20"/>
+              </w:rPr>
             </w:pPr>
           </w:p>
         </w:tc>
@@ -92,6 +104,7 @@
               </w:rPr>
               <w:t xml:space="preserve">{{ </w:t>
             </w:r>
+            <w:proofErr w:type="spellStart"/>
             <w:r>
               <w:rPr>
                 <w:rFonts w:ascii="Arial" w:hAnsi="Arial" w:cs="Arial"/>
@@ -106,7 +119,16 @@
                 <w:sz w:val="20"/>
                 <w:szCs w:val="20"/>
               </w:rPr>
-              <w:t>hema }}</w:t>
+              <w:t>hema</w:t>
+            </w:r>
+            <w:proofErr w:type="spellEnd"/>
+            <w:r>
+              <w:rPr>
+                <w:rFonts w:ascii="Arial" w:hAnsi="Arial" w:cs="Arial"/>
+                <w:sz w:val="20"/>
+                <w:szCs w:val="20"/>
+              </w:rPr>
+              <w:t xml:space="preserve"> }}</w:t>
             </w:r>
           </w:p>
         </w:tc>
@@ -231,7 +253,25 @@
                 <w:sz w:val="16"/>
                 <w:szCs w:val="16"/>
               </w:rPr>
-              <w:t>{{ startzeit }}</w:t>
+              <w:t xml:space="preserve">{{ </w:t>
+            </w:r>
+            <w:proofErr w:type="spellStart"/>
+            <w:r>
+              <w:rPr>
+                <w:rFonts w:ascii="Arial" w:hAnsi="Arial" w:cs="Arial"/>
+                <w:sz w:val="16"/>
+                <w:szCs w:val="16"/>
+              </w:rPr>
+              <w:t>startzeit</w:t>
+            </w:r>
+            <w:proofErr w:type="spellEnd"/>
+            <w:r>
+              <w:rPr>
+                <w:rFonts w:ascii="Arial" w:hAnsi="Arial" w:cs="Arial"/>
+                <w:sz w:val="16"/>
+                <w:szCs w:val="16"/>
+              </w:rPr>
+              <w:t xml:space="preserve"> }}</w:t>
             </w:r>
           </w:p>
         </w:tc>
@@ -282,7 +322,25 @@
                 <w:sz w:val="16"/>
                 <w:szCs w:val="16"/>
               </w:rPr>
-              <w:t>{{ endzeit }}</w:t>
+              <w:t xml:space="preserve">{{ </w:t>
+            </w:r>
+            <w:proofErr w:type="spellStart"/>
+            <w:r>
+              <w:rPr>
+                <w:rFonts w:ascii="Arial" w:hAnsi="Arial" w:cs="Arial"/>
+                <w:sz w:val="16"/>
+                <w:szCs w:val="16"/>
+              </w:rPr>
+              <w:t>endzeit</w:t>
+            </w:r>
+            <w:proofErr w:type="spellEnd"/>
+            <w:r>
+              <w:rPr>
+                <w:rFonts w:ascii="Arial" w:hAnsi="Arial" w:cs="Arial"/>
+                <w:sz w:val="16"/>
+                <w:szCs w:val="16"/>
+              </w:rPr>
+              <w:t xml:space="preserve"> }}</w:t>
             </w:r>
           </w:p>
         </w:tc>
@@ -310,7 +368,7 @@
                 <w:sz w:val="16"/>
                 <w:szCs w:val="16"/>
               </w:rPr>
-              <w:t>Name</w:t>
+              <w:t>Gerätehersteller</w:t>
             </w:r>
           </w:p>
         </w:tc>
@@ -327,30 +385,16 @@
                 <w:szCs w:val="16"/>
               </w:rPr>
             </w:pPr>
-            <w:r>
-              <w:rPr>
-                <w:rFonts w:ascii="Arial" w:hAnsi="Arial" w:cs="Arial"/>
-                <w:sz w:val="16"/>
-                <w:szCs w:val="16"/>
-              </w:rPr>
-              <w:t xml:space="preserve">{{ </w:t>
-            </w:r>
-            <w:r>
-              <w:rPr>
-                <w:rFonts w:ascii="Arial" w:hAnsi="Arial" w:cs="Arial"/>
-                <w:sz w:val="16"/>
-                <w:szCs w:val="16"/>
-              </w:rPr>
-              <w:t>Name</w:t>
-            </w:r>
-            <w:r>
-              <w:rPr>
-                <w:rFonts w:ascii="Arial" w:hAnsi="Arial" w:cs="Arial"/>
-                <w:sz w:val="16"/>
-                <w:szCs w:val="16"/>
-              </w:rPr>
-              <w:t xml:space="preserve"> }}</w:t>
-            </w:r>
+            <w:proofErr w:type="spellStart"/>
+            <w:r>
+              <w:rPr>
+                <w:rFonts w:ascii="Arial" w:hAnsi="Arial" w:cs="Arial"/>
+                <w:sz w:val="16"/>
+                <w:szCs w:val="16"/>
+              </w:rPr>
+              <w:t>Norsonic</w:t>
+            </w:r>
+            <w:proofErr w:type="spellEnd"/>
           </w:p>
         </w:tc>
       </w:tr>
@@ -400,7 +444,7 @@
                 <w:sz w:val="16"/>
                 <w:szCs w:val="16"/>
               </w:rPr>
-              <w:t>{{ Instrumententyp }}</w:t>
+              <w:t>Nor145</w:t>
             </w:r>
           </w:p>
         </w:tc>
@@ -422,6 +466,7 @@
                 <w:szCs w:val="16"/>
               </w:rPr>
             </w:pPr>
+            <w:proofErr w:type="spellStart"/>
             <w:r>
               <w:rPr>
                 <w:rFonts w:ascii="Arial" w:hAnsi="Arial" w:cs="Arial"/>
@@ -430,6 +475,7 @@
               </w:rPr>
               <w:t>Protokollierintervall</w:t>
             </w:r>
+            <w:proofErr w:type="spellEnd"/>
           </w:p>
         </w:tc>
         <w:tc>
@@ -451,31 +497,7 @@
                 <w:sz w:val="16"/>
                 <w:szCs w:val="16"/>
               </w:rPr>
-              <w:t xml:space="preserve">{{ </w:t>
-            </w:r>
-            <w:r>
-              <w:rPr>
-                <w:rFonts w:ascii="Arial" w:hAnsi="Arial" w:cs="Arial"/>
-                <w:sz w:val="16"/>
-                <w:szCs w:val="16"/>
-              </w:rPr>
-              <w:t>Protokollierintervall</w:t>
-            </w:r>
-            <w:r>
-              <w:rPr>
-                <w:rFonts w:ascii="Arial" w:hAnsi="Arial" w:cs="Arial"/>
-                <w:sz w:val="16"/>
-                <w:szCs w:val="16"/>
-              </w:rPr>
-              <w:t xml:space="preserve"> </w:t>
-            </w:r>
-            <w:r>
-              <w:rPr>
-                <w:rFonts w:ascii="Arial" w:hAnsi="Arial" w:cs="Arial"/>
-                <w:sz w:val="16"/>
-                <w:szCs w:val="16"/>
-              </w:rPr>
-              <w:t>}}</w:t>
+              <w:t>1s</w:t>
             </w:r>
           </w:p>
         </w:tc>
@@ -503,7 +525,7 @@
                 <w:sz w:val="16"/>
                 <w:szCs w:val="16"/>
               </w:rPr>
-              <w:t>Zeitzone</w:t>
+              <w:t>Windschirm</w:t>
             </w:r>
           </w:p>
         </w:tc>
@@ -526,7 +548,7 @@
                 <w:sz w:val="16"/>
                 <w:szCs w:val="16"/>
               </w:rPr>
-              <w:t>{{ Zeitzone }}</w:t>
+              <w:t>Nor1451</w:t>
             </w:r>
           </w:p>
         </w:tc>
@@ -554,7 +576,7 @@
                 <w:sz w:val="16"/>
                 <w:szCs w:val="16"/>
               </w:rPr>
-              <w:t>Breitengrad</w:t>
+              <w:t>Kalibrierdatum</w:t>
             </w:r>
           </w:p>
         </w:tc>
@@ -577,211 +599,7 @@
                 <w:sz w:val="16"/>
                 <w:szCs w:val="16"/>
               </w:rPr>
-              <w:t>{{ Breitengrad }}</w:t>
-            </w:r>
-          </w:p>
-        </w:tc>
-      </w:tr>
-      <w:tr>
-        <w:trPr>
-          <w:trHeight w:val="340"/>
-        </w:trPr>
-        <w:tc>
-          <w:tcPr>
-            <w:tcW w:w="2405" w:type="dxa"/>
-            <w:vAlign w:val="center"/>
-          </w:tcPr>
-          <w:p>
-            <w:pPr>
-              <w:rPr>
-                <w:rFonts w:ascii="Arial" w:hAnsi="Arial" w:cs="Arial"/>
-                <w:sz w:val="16"/>
-                <w:szCs w:val="16"/>
-              </w:rPr>
-            </w:pPr>
-            <w:r>
-              <w:rPr>
-                <w:rFonts w:ascii="Arial" w:hAnsi="Arial" w:cs="Arial"/>
-                <w:sz w:val="16"/>
-                <w:szCs w:val="16"/>
-              </w:rPr>
-              <w:t>Längengrad</w:t>
-            </w:r>
-          </w:p>
-        </w:tc>
-        <w:tc>
-          <w:tcPr>
-            <w:tcW w:w="6657" w:type="dxa"/>
-            <w:vAlign w:val="center"/>
-          </w:tcPr>
-          <w:p>
-            <w:pPr>
-              <w:rPr>
-                <w:rFonts w:ascii="Arial" w:hAnsi="Arial" w:cs="Arial"/>
-                <w:sz w:val="16"/>
-                <w:szCs w:val="16"/>
-              </w:rPr>
-            </w:pPr>
-            <w:r>
-              <w:rPr>
-                <w:rFonts w:ascii="Arial" w:hAnsi="Arial" w:cs="Arial"/>
-                <w:sz w:val="16"/>
-                <w:szCs w:val="16"/>
-              </w:rPr>
-              <w:t>{{ Längengrad }}</w:t>
-            </w:r>
-          </w:p>
-        </w:tc>
-      </w:tr>
-      <w:tr>
-        <w:trPr>
-          <w:trHeight w:val="340"/>
-        </w:trPr>
-        <w:tc>
-          <w:tcPr>
-            <w:tcW w:w="2405" w:type="dxa"/>
-            <w:vAlign w:val="center"/>
-          </w:tcPr>
-          <w:p>
-            <w:pPr>
-              <w:rPr>
-                <w:rFonts w:ascii="Arial" w:hAnsi="Arial" w:cs="Arial"/>
-                <w:sz w:val="16"/>
-                <w:szCs w:val="16"/>
-              </w:rPr>
-            </w:pPr>
-            <w:r>
-              <w:rPr>
-                <w:rFonts w:ascii="Arial" w:hAnsi="Arial" w:cs="Arial"/>
-                <w:sz w:val="16"/>
-                <w:szCs w:val="16"/>
-              </w:rPr>
-              <w:t>Windschirm</w:t>
-            </w:r>
-          </w:p>
-        </w:tc>
-        <w:tc>
-          <w:tcPr>
-            <w:tcW w:w="6657" w:type="dxa"/>
-            <w:vAlign w:val="center"/>
-          </w:tcPr>
-          <w:p>
-            <w:pPr>
-              <w:rPr>
-                <w:rFonts w:ascii="Arial" w:hAnsi="Arial" w:cs="Arial"/>
-                <w:sz w:val="16"/>
-                <w:szCs w:val="16"/>
-              </w:rPr>
-            </w:pPr>
-            <w:r>
-              <w:rPr>
-                <w:rFonts w:ascii="Arial" w:hAnsi="Arial" w:cs="Arial"/>
-                <w:sz w:val="16"/>
-                <w:szCs w:val="16"/>
-              </w:rPr>
-              <w:t>{{ Windschirm }}</w:t>
-            </w:r>
-          </w:p>
-        </w:tc>
-      </w:tr>
-      <w:tr>
-        <w:trPr>
-          <w:trHeight w:val="340"/>
-        </w:trPr>
-        <w:tc>
-          <w:tcPr>
-            <w:tcW w:w="2405" w:type="dxa"/>
-            <w:vAlign w:val="center"/>
-          </w:tcPr>
-          <w:p>
-            <w:pPr>
-              <w:rPr>
-                <w:rFonts w:ascii="Arial" w:hAnsi="Arial" w:cs="Arial"/>
-                <w:sz w:val="16"/>
-                <w:szCs w:val="16"/>
-              </w:rPr>
-            </w:pPr>
-            <w:r>
-              <w:rPr>
-                <w:rFonts w:ascii="Arial" w:hAnsi="Arial" w:cs="Arial"/>
-                <w:sz w:val="16"/>
-                <w:szCs w:val="16"/>
-              </w:rPr>
-              <w:t>Kalibrierdatum</w:t>
-            </w:r>
-          </w:p>
-        </w:tc>
-        <w:tc>
-          <w:tcPr>
-            <w:tcW w:w="6657" w:type="dxa"/>
-            <w:vAlign w:val="center"/>
-          </w:tcPr>
-          <w:p>
-            <w:pPr>
-              <w:rPr>
-                <w:rFonts w:ascii="Arial" w:hAnsi="Arial" w:cs="Arial"/>
-                <w:sz w:val="16"/>
-                <w:szCs w:val="16"/>
-              </w:rPr>
-            </w:pPr>
-            <w:r>
-              <w:rPr>
-                <w:rFonts w:ascii="Arial" w:hAnsi="Arial" w:cs="Arial"/>
-                <w:sz w:val="16"/>
-                <w:szCs w:val="16"/>
-              </w:rPr>
               <w:t>{{ Kalibrierdatum }}</w:t>
-            </w:r>
-          </w:p>
-        </w:tc>
-      </w:tr>
-      <w:tr>
-        <w:trPr>
-          <w:trHeight w:val="340"/>
-        </w:trPr>
-        <w:tc>
-          <w:tcPr>
-            <w:tcW w:w="2405" w:type="dxa"/>
-            <w:vAlign w:val="center"/>
-          </w:tcPr>
-          <w:p>
-            <w:pPr>
-              <w:rPr>
-                <w:rFonts w:ascii="Arial" w:hAnsi="Arial" w:cs="Arial"/>
-                <w:sz w:val="16"/>
-                <w:szCs w:val="16"/>
-              </w:rPr>
-            </w:pPr>
-            <w:r>
-              <w:rPr>
-                <w:rFonts w:ascii="Arial" w:hAnsi="Arial" w:cs="Arial"/>
-                <w:sz w:val="16"/>
-                <w:szCs w:val="16"/>
-              </w:rPr>
-              <w:t>Kalibrierempfindlichkeit</w:t>
-            </w:r>
-          </w:p>
-        </w:tc>
-        <w:tc>
-          <w:tcPr>
-            <w:tcW w:w="6657" w:type="dxa"/>
-            <w:vAlign w:val="center"/>
-          </w:tcPr>
-          <w:p>
-            <w:pPr>
-              <w:rPr>
-                <w:rFonts w:ascii="Arial" w:hAnsi="Arial" w:cs="Arial"/>
-                <w:sz w:val="16"/>
-                <w:szCs w:val="16"/>
-              </w:rPr>
-            </w:pPr>
-            <w:r>
-              <w:rPr>
-                <w:rFonts w:ascii="Arial" w:hAnsi="Arial" w:cs="Arial"/>
-                <w:sz w:val="16"/>
-                <w:szCs w:val="16"/>
-              </w:rPr>
-              <w:t>{{ Kalibrierempfindlichkeit }}</w:t>
             </w:r>
           </w:p>
         </w:tc>
@@ -833,6 +651,7 @@
         </w:rPr>
         <w:t xml:space="preserve">{{ </w:t>
       </w:r>
+      <w:proofErr w:type="spellStart"/>
       <w:r>
         <w:rPr>
           <w:rFonts w:ascii="Arial" w:hAnsi="Arial" w:cs="Arial"/>
@@ -847,7 +666,16 @@
           <w:sz w:val="20"/>
           <w:szCs w:val="20"/>
         </w:rPr>
-        <w:t>egelzeit }}</w:t>
+        <w:t>egelzeit</w:t>
+      </w:r>
+      <w:proofErr w:type="spellEnd"/>
+      <w:r>
+        <w:rPr>
+          <w:rFonts w:ascii="Arial" w:hAnsi="Arial" w:cs="Arial"/>
+          <w:sz w:val="20"/>
+          <w:szCs w:val="20"/>
+        </w:rPr>
+        <w:t xml:space="preserve"> }}</w:t>
       </w:r>
     </w:p>
     <w:p>
@@ -930,6 +758,7 @@
               <w:lastRenderedPageBreak/>
               <w:t xml:space="preserve">{{ </w:t>
             </w:r>
+            <w:proofErr w:type="spellStart"/>
             <w:r>
               <w:rPr>
                 <w:rFonts w:ascii="Arial" w:hAnsi="Arial" w:cs="Arial"/>
@@ -948,17 +777,28 @@
                 <w:sz w:val="20"/>
                 <w:szCs w:val="20"/>
               </w:rPr>
-              <w:t>itel }}</w:t>
-            </w:r>
-          </w:p>
-          <w:p>
-            <w:pPr>
-              <w:spacing w:before="120" w:after="120"/>
-              <w:rPr>
-                <w:rFonts w:ascii="Arial" w:hAnsi="Arial" w:cs="Arial"/>
+              <w:t>itel</w:t>
+            </w:r>
+            <w:proofErr w:type="spellEnd"/>
+            <w:r>
+              <w:rPr>
+                <w:rFonts w:ascii="Arial" w:hAnsi="Arial" w:cs="Arial"/>
+                <w:b/>
+                <w:bCs/>
                 <w:sz w:val="20"/>
                 <w:szCs w:val="20"/>
               </w:rPr>
+              <w:t xml:space="preserve"> }}</w:t>
+            </w:r>
+          </w:p>
+          <w:p>
+            <w:pPr>
+              <w:spacing w:before="120" w:after="120"/>
+              <w:rPr>
+                <w:rFonts w:ascii="Arial" w:hAnsi="Arial" w:cs="Arial"/>
+                <w:sz w:val="20"/>
+                <w:szCs w:val="20"/>
+              </w:rPr>
             </w:pPr>
           </w:p>
         </w:tc>
@@ -985,6 +825,7 @@
               </w:rPr>
               <w:t xml:space="preserve">{{ </w:t>
             </w:r>
+            <w:proofErr w:type="spellStart"/>
             <w:r>
               <w:rPr>
                 <w:rFonts w:ascii="Arial" w:hAnsi="Arial" w:cs="Arial"/>
@@ -999,7 +840,16 @@
                 <w:sz w:val="20"/>
                 <w:szCs w:val="20"/>
               </w:rPr>
-              <w:t>hema }}</w:t>
+              <w:t>hema</w:t>
+            </w:r>
+            <w:proofErr w:type="spellEnd"/>
+            <w:r>
+              <w:rPr>
+                <w:rFonts w:ascii="Arial" w:hAnsi="Arial" w:cs="Arial"/>
+                <w:sz w:val="20"/>
+                <w:szCs w:val="20"/>
+              </w:rPr>
+              <w:t xml:space="preserve"> }}</w:t>
             </w:r>
           </w:p>
         </w:tc>
@@ -1046,11 +896,12 @@
         <w:tblLook w:val="04A0" w:firstRow="1" w:lastRow="0" w:firstColumn="1" w:lastColumn="0" w:noHBand="0" w:noVBand="1"/>
       </w:tblPr>
       <w:tblGrid>
-        <w:gridCol w:w="2536"/>
-        <w:gridCol w:w="1631"/>
-        <w:gridCol w:w="1631"/>
-        <w:gridCol w:w="1631"/>
-        <w:gridCol w:w="1633"/>
+        <w:gridCol w:w="2149"/>
+        <w:gridCol w:w="1383"/>
+        <w:gridCol w:w="1383"/>
+        <w:gridCol w:w="1383"/>
+        <w:gridCol w:w="1383"/>
+        <w:gridCol w:w="1381"/>
       </w:tblGrid>
       <w:tr>
         <w:trPr>
@@ -1059,7 +910,7 @@
         <w:tc>
           <w:tcPr>
             <w:tcW w:w="5000" w:type="pct"/>
-            <w:gridSpan w:val="5"/>
+            <w:gridSpan w:val="6"/>
             <w:vAlign w:val="center"/>
           </w:tcPr>
           <w:p>
@@ -1087,7 +938,7 @@
         </w:trPr>
         <w:tc>
           <w:tcPr>
-            <w:tcW w:w="1399" w:type="pct"/>
+            <w:tcW w:w="1186" w:type="pct"/>
             <w:vAlign w:val="center"/>
           </w:tcPr>
           <w:p>
@@ -1114,7 +965,7 @@
         </w:tc>
         <w:tc>
           <w:tcPr>
-            <w:tcW w:w="900" w:type="pct"/>
+            <w:tcW w:w="763" w:type="pct"/>
             <w:vAlign w:val="center"/>
           </w:tcPr>
           <w:p>
@@ -1176,7 +1027,7 @@
         </w:tc>
         <w:tc>
           <w:tcPr>
-            <w:tcW w:w="900" w:type="pct"/>
+            <w:tcW w:w="763" w:type="pct"/>
             <w:vAlign w:val="center"/>
           </w:tcPr>
           <w:p>
@@ -1238,7 +1089,7 @@
         </w:tc>
         <w:tc>
           <w:tcPr>
-            <w:tcW w:w="900" w:type="pct"/>
+            <w:tcW w:w="763" w:type="pct"/>
             <w:vAlign w:val="center"/>
           </w:tcPr>
           <w:p>
@@ -1300,7 +1151,7 @@
         </w:tc>
         <w:tc>
           <w:tcPr>
-            <w:tcW w:w="901" w:type="pct"/>
+            <w:tcW w:w="763" w:type="pct"/>
             <w:vAlign w:val="center"/>
           </w:tcPr>
           <w:p>
@@ -1360,6 +1211,68 @@
             </m:oMathPara>
           </w:p>
         </w:tc>
+        <w:tc>
+          <w:tcPr>
+            <w:tcW w:w="762" w:type="pct"/>
+            <w:vAlign w:val="center"/>
+          </w:tcPr>
+          <w:p>
+            <w:pPr>
+              <w:jc w:val="center"/>
+              <w:rPr>
+                <w:rFonts w:ascii="Arial" w:eastAsia="Aptos" w:hAnsi="Arial" w:cs="Arial"/>
+                <w:b/>
+                <w:bCs/>
+                <w:sz w:val="16"/>
+                <w:szCs w:val="16"/>
+              </w:rPr>
+            </w:pPr>
+            <m:oMathPara>
+              <m:oMath>
+                <m:sSub>
+                  <m:sSubPr>
+                    <m:ctrlPr>
+                      <w:rPr>
+                        <w:rFonts w:ascii="Cambria Math" w:hAnsi="Cambria Math" w:cs="Arial"/>
+                        <w:b/>
+                        <w:bCs/>
+                        <w:i/>
+                        <w:sz w:val="16"/>
+                        <w:szCs w:val="16"/>
+                      </w:rPr>
+                    </m:ctrlPr>
+                  </m:sSubPr>
+                  <m:e>
+                    <m:r>
+                      <m:rPr>
+                        <m:sty m:val="bi"/>
+                      </m:rPr>
+                      <w:rPr>
+                        <w:rFonts w:ascii="Cambria Math" w:hAnsi="Cambria Math" w:cs="Arial"/>
+                        <w:sz w:val="16"/>
+                        <w:szCs w:val="16"/>
+                      </w:rPr>
+                      <m:t>L</m:t>
+                    </m:r>
+                  </m:e>
+                  <m:sub>
+                    <m:r>
+                      <m:rPr>
+                        <m:sty m:val="bi"/>
+                      </m:rPr>
+                      <w:rPr>
+                        <w:rFonts w:ascii="Cambria Math" w:hAnsi="Cambria Math" w:cs="Arial"/>
+                        <w:sz w:val="16"/>
+                        <w:szCs w:val="16"/>
+                      </w:rPr>
+                      <m:t>Ceq</m:t>
+                    </m:r>
+                  </m:sub>
+                </m:sSub>
+              </m:oMath>
+            </m:oMathPara>
+          </w:p>
+        </w:tc>
       </w:tr>
       <w:tr>
         <w:trPr>
@@ -1367,78 +1280,148 @@
         </w:trPr>
         <w:tc>
           <w:tcPr>
-            <w:tcW w:w="1399" w:type="pct"/>
-            <w:vAlign w:val="center"/>
-          </w:tcPr>
-          <w:p>
-            <w:pPr>
-              <w:rPr>
-                <w:rFonts w:ascii="Arial" w:hAnsi="Arial" w:cs="Arial"/>
-                <w:sz w:val="16"/>
-                <w:szCs w:val="16"/>
-              </w:rPr>
-            </w:pPr>
-            <w:r>
-              <w:rPr>
-                <w:rFonts w:ascii="Arial" w:hAnsi="Arial" w:cs="Arial"/>
-                <w:sz w:val="16"/>
-                <w:szCs w:val="16"/>
-              </w:rPr>
-              <w:t>{%tr for i in werte.summe %}</w:t>
-            </w:r>
-          </w:p>
-        </w:tc>
-        <w:tc>
-          <w:tcPr>
-            <w:tcW w:w="900" w:type="pct"/>
-            <w:vAlign w:val="center"/>
-          </w:tcPr>
-          <w:p>
-            <w:pPr>
-              <w:jc w:val="center"/>
-              <w:rPr>
-                <w:rFonts w:ascii="Arial" w:hAnsi="Arial" w:cs="Arial"/>
-                <w:sz w:val="16"/>
-                <w:szCs w:val="16"/>
-              </w:rPr>
-            </w:pPr>
-          </w:p>
-        </w:tc>
-        <w:tc>
-          <w:tcPr>
-            <w:tcW w:w="900" w:type="pct"/>
-            <w:vAlign w:val="center"/>
-          </w:tcPr>
-          <w:p>
-            <w:pPr>
-              <w:jc w:val="center"/>
-              <w:rPr>
-                <w:rFonts w:ascii="Arial" w:hAnsi="Arial" w:cs="Arial"/>
-                <w:sz w:val="16"/>
-                <w:szCs w:val="16"/>
-              </w:rPr>
-            </w:pPr>
-          </w:p>
-        </w:tc>
-        <w:tc>
-          <w:tcPr>
-            <w:tcW w:w="900" w:type="pct"/>
-            <w:vAlign w:val="center"/>
-          </w:tcPr>
-          <w:p>
-            <w:pPr>
-              <w:jc w:val="center"/>
-              <w:rPr>
-                <w:rFonts w:ascii="Arial" w:hAnsi="Arial" w:cs="Arial"/>
-                <w:sz w:val="16"/>
-                <w:szCs w:val="16"/>
-              </w:rPr>
-            </w:pPr>
-          </w:p>
-        </w:tc>
-        <w:tc>
-          <w:tcPr>
-            <w:tcW w:w="901" w:type="pct"/>
+            <w:tcW w:w="1186" w:type="pct"/>
+            <w:vAlign w:val="center"/>
+          </w:tcPr>
+          <w:p>
+            <w:pPr>
+              <w:rPr>
+                <w:rFonts w:ascii="Arial" w:hAnsi="Arial" w:cs="Arial"/>
+                <w:sz w:val="16"/>
+                <w:szCs w:val="16"/>
+              </w:rPr>
+            </w:pPr>
+            <w:r>
+              <w:rPr>
+                <w:rFonts w:ascii="Arial" w:hAnsi="Arial" w:cs="Arial"/>
+                <w:sz w:val="16"/>
+                <w:szCs w:val="16"/>
+              </w:rPr>
+              <w:t>{%</w:t>
+            </w:r>
+            <w:proofErr w:type="spellStart"/>
+            <w:r>
+              <w:rPr>
+                <w:rFonts w:ascii="Arial" w:hAnsi="Arial" w:cs="Arial"/>
+                <w:sz w:val="16"/>
+                <w:szCs w:val="16"/>
+              </w:rPr>
+              <w:t>tr</w:t>
+            </w:r>
+            <w:proofErr w:type="spellEnd"/>
+            <w:r>
+              <w:rPr>
+                <w:rFonts w:ascii="Arial" w:hAnsi="Arial" w:cs="Arial"/>
+                <w:sz w:val="16"/>
+                <w:szCs w:val="16"/>
+              </w:rPr>
+              <w:t xml:space="preserve"> </w:t>
+            </w:r>
+            <w:proofErr w:type="spellStart"/>
+            <w:r>
+              <w:rPr>
+                <w:rFonts w:ascii="Arial" w:hAnsi="Arial" w:cs="Arial"/>
+                <w:sz w:val="16"/>
+                <w:szCs w:val="16"/>
+              </w:rPr>
+              <w:t>for</w:t>
+            </w:r>
+            <w:proofErr w:type="spellEnd"/>
+            <w:r>
+              <w:rPr>
+                <w:rFonts w:ascii="Arial" w:hAnsi="Arial" w:cs="Arial"/>
+                <w:sz w:val="16"/>
+                <w:szCs w:val="16"/>
+              </w:rPr>
+              <w:t xml:space="preserve"> i in </w:t>
+            </w:r>
+            <w:proofErr w:type="spellStart"/>
+            <w:r>
+              <w:rPr>
+                <w:rFonts w:ascii="Arial" w:hAnsi="Arial" w:cs="Arial"/>
+                <w:sz w:val="16"/>
+                <w:szCs w:val="16"/>
+              </w:rPr>
+              <w:t>werte.summe</w:t>
+            </w:r>
+            <w:proofErr w:type="spellEnd"/>
+            <w:r>
+              <w:rPr>
+                <w:rFonts w:ascii="Arial" w:hAnsi="Arial" w:cs="Arial"/>
+                <w:sz w:val="16"/>
+                <w:szCs w:val="16"/>
+              </w:rPr>
+              <w:t xml:space="preserve"> %}</w:t>
+            </w:r>
+          </w:p>
+        </w:tc>
+        <w:tc>
+          <w:tcPr>
+            <w:tcW w:w="763" w:type="pct"/>
+            <w:vAlign w:val="center"/>
+          </w:tcPr>
+          <w:p>
+            <w:pPr>
+              <w:jc w:val="center"/>
+              <w:rPr>
+                <w:rFonts w:ascii="Arial" w:hAnsi="Arial" w:cs="Arial"/>
+                <w:sz w:val="16"/>
+                <w:szCs w:val="16"/>
+              </w:rPr>
+            </w:pPr>
+          </w:p>
+        </w:tc>
+        <w:tc>
+          <w:tcPr>
+            <w:tcW w:w="763" w:type="pct"/>
+            <w:vAlign w:val="center"/>
+          </w:tcPr>
+          <w:p>
+            <w:pPr>
+              <w:jc w:val="center"/>
+              <w:rPr>
+                <w:rFonts w:ascii="Arial" w:hAnsi="Arial" w:cs="Arial"/>
+                <w:sz w:val="16"/>
+                <w:szCs w:val="16"/>
+              </w:rPr>
+            </w:pPr>
+          </w:p>
+        </w:tc>
+        <w:tc>
+          <w:tcPr>
+            <w:tcW w:w="763" w:type="pct"/>
+            <w:vAlign w:val="center"/>
+          </w:tcPr>
+          <w:p>
+            <w:pPr>
+              <w:jc w:val="center"/>
+              <w:rPr>
+                <w:rFonts w:ascii="Arial" w:hAnsi="Arial" w:cs="Arial"/>
+                <w:sz w:val="16"/>
+                <w:szCs w:val="16"/>
+              </w:rPr>
+            </w:pPr>
+          </w:p>
+        </w:tc>
+        <w:tc>
+          <w:tcPr>
+            <w:tcW w:w="763" w:type="pct"/>
+            <w:vAlign w:val="center"/>
+          </w:tcPr>
+          <w:p>
+            <w:pPr>
+              <w:jc w:val="center"/>
+              <w:rPr>
+                <w:rFonts w:ascii="Arial" w:hAnsi="Arial" w:cs="Arial"/>
+                <w:sz w:val="16"/>
+                <w:szCs w:val="16"/>
+              </w:rPr>
+            </w:pPr>
+          </w:p>
+        </w:tc>
+        <w:tc>
+          <w:tcPr>
+            <w:tcW w:w="762" w:type="pct"/>
             <w:vAlign w:val="center"/>
           </w:tcPr>
           <w:p>
@@ -1459,120 +1442,252 @@
         </w:trPr>
         <w:tc>
           <w:tcPr>
-            <w:tcW w:w="1399" w:type="pct"/>
-            <w:vAlign w:val="center"/>
-          </w:tcPr>
-          <w:p>
-            <w:pPr>
-              <w:rPr>
-                <w:rFonts w:ascii="Arial" w:hAnsi="Arial" w:cs="Arial"/>
-                <w:sz w:val="16"/>
-                <w:szCs w:val="16"/>
-              </w:rPr>
-            </w:pPr>
-            <w:r>
-              <w:rPr>
-                <w:rFonts w:ascii="Arial" w:hAnsi="Arial" w:cs="Arial"/>
-                <w:sz w:val="16"/>
-                <w:szCs w:val="16"/>
-              </w:rPr>
-              <w:t>{{ i.Marker }}</w:t>
-            </w:r>
-          </w:p>
-        </w:tc>
-        <w:tc>
-          <w:tcPr>
-            <w:tcW w:w="900" w:type="pct"/>
-            <w:vAlign w:val="center"/>
-          </w:tcPr>
-          <w:p>
-            <w:pPr>
-              <w:jc w:val="center"/>
-              <w:rPr>
-                <w:rFonts w:ascii="Arial" w:hAnsi="Arial" w:cs="Arial"/>
-                <w:sz w:val="16"/>
-                <w:szCs w:val="16"/>
-              </w:rPr>
-            </w:pPr>
-            <w:r>
-              <w:rPr>
-                <w:rFonts w:ascii="Arial" w:hAnsi="Arial" w:cs="Arial"/>
-                <w:sz w:val="16"/>
-                <w:szCs w:val="16"/>
-              </w:rPr>
-              <w:t>{{ i.tLAeq }}</w:t>
-            </w:r>
-          </w:p>
-        </w:tc>
-        <w:tc>
-          <w:tcPr>
-            <w:tcW w:w="900" w:type="pct"/>
-            <w:vAlign w:val="center"/>
-          </w:tcPr>
-          <w:p>
-            <w:pPr>
-              <w:jc w:val="center"/>
-              <w:rPr>
-                <w:rFonts w:ascii="Arial" w:hAnsi="Arial" w:cs="Arial"/>
-                <w:sz w:val="16"/>
-                <w:szCs w:val="16"/>
-              </w:rPr>
-            </w:pPr>
-            <w:r>
-              <w:rPr>
-                <w:rFonts w:ascii="Arial" w:hAnsi="Arial" w:cs="Arial"/>
-                <w:sz w:val="16"/>
-                <w:szCs w:val="16"/>
-              </w:rPr>
-              <w:t>{{ i.tLAFTeq }}</w:t>
-            </w:r>
-          </w:p>
-        </w:tc>
-        <w:tc>
-          <w:tcPr>
-            <w:tcW w:w="900" w:type="pct"/>
-            <w:vAlign w:val="center"/>
-          </w:tcPr>
-          <w:p>
-            <w:pPr>
-              <w:jc w:val="center"/>
-              <w:rPr>
-                <w:rFonts w:ascii="Arial" w:hAnsi="Arial" w:cs="Arial"/>
-                <w:sz w:val="16"/>
-                <w:szCs w:val="16"/>
-              </w:rPr>
-            </w:pPr>
-            <w:r>
-              <w:rPr>
-                <w:rFonts w:ascii="Arial" w:hAnsi="Arial" w:cs="Arial"/>
-                <w:sz w:val="16"/>
-                <w:szCs w:val="16"/>
-              </w:rPr>
-              <w:t>{{ i.tLAFmax }}</w:t>
-            </w:r>
-          </w:p>
-        </w:tc>
-        <w:tc>
-          <w:tcPr>
-            <w:tcW w:w="901" w:type="pct"/>
-            <w:vAlign w:val="center"/>
-          </w:tcPr>
-          <w:p>
-            <w:pPr>
-              <w:jc w:val="center"/>
-              <w:rPr>
-                <w:rFonts w:ascii="Arial" w:hAnsi="Arial" w:cs="Arial"/>
-                <w:sz w:val="16"/>
-                <w:szCs w:val="16"/>
-              </w:rPr>
-            </w:pPr>
-            <w:r>
-              <w:rPr>
-                <w:rFonts w:ascii="Arial" w:hAnsi="Arial" w:cs="Arial"/>
-                <w:sz w:val="16"/>
-                <w:szCs w:val="16"/>
-              </w:rPr>
-              <w:t>{{ i.tK_I }}</w:t>
+            <w:tcW w:w="1186" w:type="pct"/>
+            <w:vAlign w:val="center"/>
+          </w:tcPr>
+          <w:p>
+            <w:pPr>
+              <w:rPr>
+                <w:rFonts w:ascii="Arial" w:hAnsi="Arial" w:cs="Arial"/>
+                <w:sz w:val="16"/>
+                <w:szCs w:val="16"/>
+              </w:rPr>
+            </w:pPr>
+            <w:r>
+              <w:rPr>
+                <w:rFonts w:ascii="Arial" w:hAnsi="Arial" w:cs="Arial"/>
+                <w:sz w:val="16"/>
+                <w:szCs w:val="16"/>
+              </w:rPr>
+              <w:t xml:space="preserve">{{ </w:t>
+            </w:r>
+            <w:proofErr w:type="spellStart"/>
+            <w:r>
+              <w:rPr>
+                <w:rFonts w:ascii="Arial" w:hAnsi="Arial" w:cs="Arial"/>
+                <w:sz w:val="16"/>
+                <w:szCs w:val="16"/>
+              </w:rPr>
+              <w:t>i.Marker</w:t>
+            </w:r>
+            <w:proofErr w:type="spellEnd"/>
+            <w:r>
+              <w:rPr>
+                <w:rFonts w:ascii="Arial" w:hAnsi="Arial" w:cs="Arial"/>
+                <w:sz w:val="16"/>
+                <w:szCs w:val="16"/>
+              </w:rPr>
+              <w:t xml:space="preserve"> }}</w:t>
+            </w:r>
+          </w:p>
+        </w:tc>
+        <w:tc>
+          <w:tcPr>
+            <w:tcW w:w="763" w:type="pct"/>
+            <w:vAlign w:val="center"/>
+          </w:tcPr>
+          <w:p>
+            <w:pPr>
+              <w:jc w:val="center"/>
+              <w:rPr>
+                <w:rFonts w:ascii="Arial" w:hAnsi="Arial" w:cs="Arial"/>
+                <w:sz w:val="16"/>
+                <w:szCs w:val="16"/>
+              </w:rPr>
+            </w:pPr>
+            <w:r>
+              <w:rPr>
+                <w:rFonts w:ascii="Arial" w:hAnsi="Arial" w:cs="Arial"/>
+                <w:sz w:val="16"/>
+                <w:szCs w:val="16"/>
+              </w:rPr>
+              <w:t xml:space="preserve">{{ </w:t>
+            </w:r>
+            <w:proofErr w:type="spellStart"/>
+            <w:r>
+              <w:rPr>
+                <w:rFonts w:ascii="Arial" w:hAnsi="Arial" w:cs="Arial"/>
+                <w:sz w:val="16"/>
+                <w:szCs w:val="16"/>
+              </w:rPr>
+              <w:t>i.tLAeq</w:t>
+            </w:r>
+            <w:proofErr w:type="spellEnd"/>
+            <w:r>
+              <w:rPr>
+                <w:rFonts w:ascii="Arial" w:hAnsi="Arial" w:cs="Arial"/>
+                <w:sz w:val="16"/>
+                <w:szCs w:val="16"/>
+              </w:rPr>
+              <w:t xml:space="preserve"> }}</w:t>
+            </w:r>
+          </w:p>
+        </w:tc>
+        <w:tc>
+          <w:tcPr>
+            <w:tcW w:w="763" w:type="pct"/>
+            <w:vAlign w:val="center"/>
+          </w:tcPr>
+          <w:p>
+            <w:pPr>
+              <w:jc w:val="center"/>
+              <w:rPr>
+                <w:rFonts w:ascii="Arial" w:hAnsi="Arial" w:cs="Arial"/>
+                <w:sz w:val="16"/>
+                <w:szCs w:val="16"/>
+              </w:rPr>
+            </w:pPr>
+            <w:r>
+              <w:rPr>
+                <w:rFonts w:ascii="Arial" w:hAnsi="Arial" w:cs="Arial"/>
+                <w:sz w:val="16"/>
+                <w:szCs w:val="16"/>
+              </w:rPr>
+              <w:t xml:space="preserve">{{ </w:t>
+            </w:r>
+            <w:proofErr w:type="spellStart"/>
+            <w:r>
+              <w:rPr>
+                <w:rFonts w:ascii="Arial" w:hAnsi="Arial" w:cs="Arial"/>
+                <w:sz w:val="16"/>
+                <w:szCs w:val="16"/>
+              </w:rPr>
+              <w:t>i.tLAFTeq</w:t>
+            </w:r>
+            <w:proofErr w:type="spellEnd"/>
+            <w:r>
+              <w:rPr>
+                <w:rFonts w:ascii="Arial" w:hAnsi="Arial" w:cs="Arial"/>
+                <w:sz w:val="16"/>
+                <w:szCs w:val="16"/>
+              </w:rPr>
+              <w:t xml:space="preserve"> }}</w:t>
+            </w:r>
+          </w:p>
+        </w:tc>
+        <w:tc>
+          <w:tcPr>
+            <w:tcW w:w="763" w:type="pct"/>
+            <w:vAlign w:val="center"/>
+          </w:tcPr>
+          <w:p>
+            <w:pPr>
+              <w:jc w:val="center"/>
+              <w:rPr>
+                <w:rFonts w:ascii="Arial" w:hAnsi="Arial" w:cs="Arial"/>
+                <w:sz w:val="16"/>
+                <w:szCs w:val="16"/>
+              </w:rPr>
+            </w:pPr>
+            <w:r>
+              <w:rPr>
+                <w:rFonts w:ascii="Arial" w:hAnsi="Arial" w:cs="Arial"/>
+                <w:sz w:val="16"/>
+                <w:szCs w:val="16"/>
+              </w:rPr>
+              <w:t xml:space="preserve">{{ </w:t>
+            </w:r>
+            <w:proofErr w:type="spellStart"/>
+            <w:r>
+              <w:rPr>
+                <w:rFonts w:ascii="Arial" w:hAnsi="Arial" w:cs="Arial"/>
+                <w:sz w:val="16"/>
+                <w:szCs w:val="16"/>
+              </w:rPr>
+              <w:t>i.tLAFmax</w:t>
+            </w:r>
+            <w:proofErr w:type="spellEnd"/>
+            <w:r>
+              <w:rPr>
+                <w:rFonts w:ascii="Arial" w:hAnsi="Arial" w:cs="Arial"/>
+                <w:sz w:val="16"/>
+                <w:szCs w:val="16"/>
+              </w:rPr>
+              <w:t xml:space="preserve"> }}</w:t>
+            </w:r>
+          </w:p>
+        </w:tc>
+        <w:tc>
+          <w:tcPr>
+            <w:tcW w:w="763" w:type="pct"/>
+            <w:vAlign w:val="center"/>
+          </w:tcPr>
+          <w:p>
+            <w:pPr>
+              <w:jc w:val="center"/>
+              <w:rPr>
+                <w:rFonts w:ascii="Arial" w:hAnsi="Arial" w:cs="Arial"/>
+                <w:sz w:val="16"/>
+                <w:szCs w:val="16"/>
+              </w:rPr>
+            </w:pPr>
+            <w:r>
+              <w:rPr>
+                <w:rFonts w:ascii="Arial" w:hAnsi="Arial" w:cs="Arial"/>
+                <w:sz w:val="16"/>
+                <w:szCs w:val="16"/>
+              </w:rPr>
+              <w:t xml:space="preserve">{{ </w:t>
+            </w:r>
+            <w:proofErr w:type="spellStart"/>
+            <w:r>
+              <w:rPr>
+                <w:rFonts w:ascii="Arial" w:hAnsi="Arial" w:cs="Arial"/>
+                <w:sz w:val="16"/>
+                <w:szCs w:val="16"/>
+              </w:rPr>
+              <w:t>i.tK_I</w:t>
+            </w:r>
+            <w:proofErr w:type="spellEnd"/>
+            <w:r>
+              <w:rPr>
+                <w:rFonts w:ascii="Arial" w:hAnsi="Arial" w:cs="Arial"/>
+                <w:sz w:val="16"/>
+                <w:szCs w:val="16"/>
+              </w:rPr>
+              <w:t xml:space="preserve"> }}</w:t>
+            </w:r>
+          </w:p>
+        </w:tc>
+        <w:tc>
+          <w:tcPr>
+            <w:tcW w:w="762" w:type="pct"/>
+            <w:vAlign w:val="center"/>
+          </w:tcPr>
+          <w:p>
+            <w:pPr>
+              <w:jc w:val="center"/>
+              <w:rPr>
+                <w:rFonts w:ascii="Arial" w:hAnsi="Arial" w:cs="Arial"/>
+                <w:sz w:val="16"/>
+                <w:szCs w:val="16"/>
+              </w:rPr>
+            </w:pPr>
+            <w:r>
+              <w:rPr>
+                <w:rFonts w:ascii="Arial" w:hAnsi="Arial" w:cs="Arial"/>
+                <w:sz w:val="16"/>
+                <w:szCs w:val="16"/>
+              </w:rPr>
+              <w:t xml:space="preserve">{{ </w:t>
+            </w:r>
+            <w:proofErr w:type="spellStart"/>
+            <w:r>
+              <w:rPr>
+                <w:rFonts w:ascii="Arial" w:hAnsi="Arial" w:cs="Arial"/>
+                <w:sz w:val="16"/>
+                <w:szCs w:val="16"/>
+              </w:rPr>
+              <w:t>i.tLCeq</w:t>
+            </w:r>
+            <w:proofErr w:type="spellEnd"/>
+            <w:r>
+              <w:rPr>
+                <w:rFonts w:ascii="Arial" w:hAnsi="Arial" w:cs="Arial"/>
+                <w:sz w:val="16"/>
+                <w:szCs w:val="16"/>
+              </w:rPr>
+              <w:t xml:space="preserve"> }}</w:t>
             </w:r>
           </w:p>
         </w:tc>
@@ -1583,7 +1698,7 @@
         </w:trPr>
         <w:tc>
           <w:tcPr>
-            <w:tcW w:w="1399" w:type="pct"/>
+            <w:tcW w:w="1186" w:type="pct"/>
             <w:vAlign w:val="center"/>
           </w:tcPr>
           <w:p>
@@ -1623,61 +1738,113 @@
                 <w:sz w:val="16"/>
                 <w:szCs w:val="16"/>
               </w:rPr>
-              <w:t>{%tr endfor %}</w:t>
-            </w:r>
-          </w:p>
-        </w:tc>
-        <w:tc>
-          <w:tcPr>
-            <w:tcW w:w="900" w:type="pct"/>
-            <w:vAlign w:val="center"/>
-          </w:tcPr>
-          <w:p>
-            <w:pPr>
-              <w:jc w:val="center"/>
-              <w:rPr>
-                <w:rFonts w:ascii="Arial" w:hAnsi="Arial" w:cs="Arial"/>
-                <w:sz w:val="16"/>
-                <w:szCs w:val="16"/>
-              </w:rPr>
-            </w:pPr>
-          </w:p>
-        </w:tc>
-        <w:tc>
-          <w:tcPr>
-            <w:tcW w:w="900" w:type="pct"/>
-            <w:vAlign w:val="center"/>
-          </w:tcPr>
-          <w:p>
-            <w:pPr>
-              <w:jc w:val="center"/>
-              <w:rPr>
-                <w:rFonts w:ascii="Arial" w:hAnsi="Arial" w:cs="Arial"/>
-                <w:sz w:val="16"/>
-                <w:szCs w:val="16"/>
-              </w:rPr>
-            </w:pPr>
-          </w:p>
-        </w:tc>
-        <w:tc>
-          <w:tcPr>
-            <w:tcW w:w="900" w:type="pct"/>
-            <w:vAlign w:val="center"/>
-          </w:tcPr>
-          <w:p>
-            <w:pPr>
-              <w:jc w:val="center"/>
-              <w:rPr>
-                <w:rFonts w:ascii="Arial" w:hAnsi="Arial" w:cs="Arial"/>
-                <w:sz w:val="16"/>
-                <w:szCs w:val="16"/>
-              </w:rPr>
-            </w:pPr>
-          </w:p>
-        </w:tc>
-        <w:tc>
-          <w:tcPr>
-            <w:tcW w:w="901" w:type="pct"/>
+              <w:t>{%</w:t>
+            </w:r>
+            <w:proofErr w:type="spellStart"/>
+            <w:r>
+              <w:rPr>
+                <w:rFonts w:ascii="Arial" w:hAnsi="Arial" w:cs="Arial"/>
+                <w:sz w:val="16"/>
+                <w:szCs w:val="16"/>
+              </w:rPr>
+              <w:t>tr</w:t>
+            </w:r>
+            <w:proofErr w:type="spellEnd"/>
+            <w:r>
+              <w:rPr>
+                <w:rFonts w:ascii="Arial" w:hAnsi="Arial" w:cs="Arial"/>
+                <w:sz w:val="16"/>
+                <w:szCs w:val="16"/>
+              </w:rPr>
+              <w:t xml:space="preserve"> </w:t>
+            </w:r>
+            <w:proofErr w:type="spellStart"/>
+            <w:r>
+              <w:rPr>
+                <w:rFonts w:ascii="Arial" w:hAnsi="Arial" w:cs="Arial"/>
+                <w:sz w:val="16"/>
+                <w:szCs w:val="16"/>
+              </w:rPr>
+              <w:t>endfor</w:t>
+            </w:r>
+            <w:proofErr w:type="spellEnd"/>
+            <w:r>
+              <w:rPr>
+                <w:rFonts w:ascii="Arial" w:hAnsi="Arial" w:cs="Arial"/>
+                <w:sz w:val="16"/>
+                <w:szCs w:val="16"/>
+              </w:rPr>
+              <w:t xml:space="preserve"> %}</w:t>
+            </w:r>
+          </w:p>
+        </w:tc>
+        <w:tc>
+          <w:tcPr>
+            <w:tcW w:w="763" w:type="pct"/>
+            <w:vAlign w:val="center"/>
+          </w:tcPr>
+          <w:p>
+            <w:pPr>
+              <w:jc w:val="center"/>
+              <w:rPr>
+                <w:rFonts w:ascii="Arial" w:hAnsi="Arial" w:cs="Arial"/>
+                <w:sz w:val="16"/>
+                <w:szCs w:val="16"/>
+              </w:rPr>
+            </w:pPr>
+          </w:p>
+        </w:tc>
+        <w:tc>
+          <w:tcPr>
+            <w:tcW w:w="763" w:type="pct"/>
+            <w:vAlign w:val="center"/>
+          </w:tcPr>
+          <w:p>
+            <w:pPr>
+              <w:jc w:val="center"/>
+              <w:rPr>
+                <w:rFonts w:ascii="Arial" w:hAnsi="Arial" w:cs="Arial"/>
+                <w:sz w:val="16"/>
+                <w:szCs w:val="16"/>
+              </w:rPr>
+            </w:pPr>
+          </w:p>
+        </w:tc>
+        <w:tc>
+          <w:tcPr>
+            <w:tcW w:w="763" w:type="pct"/>
+            <w:vAlign w:val="center"/>
+          </w:tcPr>
+          <w:p>
+            <w:pPr>
+              <w:jc w:val="center"/>
+              <w:rPr>
+                <w:rFonts w:ascii="Arial" w:hAnsi="Arial" w:cs="Arial"/>
+                <w:sz w:val="16"/>
+                <w:szCs w:val="16"/>
+              </w:rPr>
+            </w:pPr>
+          </w:p>
+        </w:tc>
+        <w:tc>
+          <w:tcPr>
+            <w:tcW w:w="763" w:type="pct"/>
+            <w:vAlign w:val="center"/>
+          </w:tcPr>
+          <w:p>
+            <w:pPr>
+              <w:jc w:val="center"/>
+              <w:rPr>
+                <w:rFonts w:ascii="Arial" w:hAnsi="Arial" w:cs="Arial"/>
+                <w:sz w:val="16"/>
+                <w:szCs w:val="16"/>
+              </w:rPr>
+            </w:pPr>
+          </w:p>
+        </w:tc>
+        <w:tc>
+          <w:tcPr>
+            <w:tcW w:w="762" w:type="pct"/>
             <w:vAlign w:val="center"/>
           </w:tcPr>
           <w:p>
@@ -1709,13 +1876,14 @@
         <w:tblLook w:val="04A0" w:firstRow="1" w:lastRow="0" w:firstColumn="1" w:lastColumn="0" w:noHBand="0" w:noVBand="1"/>
       </w:tblPr>
       <w:tblGrid>
-        <w:gridCol w:w="1706"/>
-        <w:gridCol w:w="1831"/>
-        <w:gridCol w:w="1133"/>
-        <w:gridCol w:w="1098"/>
-        <w:gridCol w:w="1098"/>
-        <w:gridCol w:w="1098"/>
-        <w:gridCol w:w="1098"/>
+        <w:gridCol w:w="1121"/>
+        <w:gridCol w:w="2138"/>
+        <w:gridCol w:w="991"/>
+        <w:gridCol w:w="962"/>
+        <w:gridCol w:w="962"/>
+        <w:gridCol w:w="962"/>
+        <w:gridCol w:w="962"/>
+        <w:gridCol w:w="964"/>
       </w:tblGrid>
       <w:tr>
         <w:trPr>
@@ -1724,7 +1892,7 @@
         <w:tc>
           <w:tcPr>
             <w:tcW w:w="5000" w:type="pct"/>
-            <w:gridSpan w:val="7"/>
+            <w:gridSpan w:val="8"/>
             <w:vAlign w:val="center"/>
           </w:tcPr>
           <w:p>
@@ -1752,7 +1920,7 @@
         </w:trPr>
         <w:tc>
           <w:tcPr>
-            <w:tcW w:w="941" w:type="pct"/>
+            <w:tcW w:w="618" w:type="pct"/>
             <w:vAlign w:val="center"/>
           </w:tcPr>
           <w:p>
@@ -1779,7 +1947,7 @@
         </w:tc>
         <w:tc>
           <w:tcPr>
-            <w:tcW w:w="1010" w:type="pct"/>
+            <w:tcW w:w="1179" w:type="pct"/>
             <w:vAlign w:val="center"/>
           </w:tcPr>
           <w:p>
@@ -1806,7 +1974,7 @@
         </w:tc>
         <w:tc>
           <w:tcPr>
-            <w:tcW w:w="625" w:type="pct"/>
+            <w:tcW w:w="547" w:type="pct"/>
             <w:vAlign w:val="center"/>
           </w:tcPr>
           <w:p>
@@ -1833,7 +2001,7 @@
         </w:tc>
         <w:tc>
           <w:tcPr>
-            <w:tcW w:w="606" w:type="pct"/>
+            <w:tcW w:w="531" w:type="pct"/>
             <w:vAlign w:val="center"/>
           </w:tcPr>
           <w:p>
@@ -1895,7 +2063,7 @@
         </w:tc>
         <w:tc>
           <w:tcPr>
-            <w:tcW w:w="606" w:type="pct"/>
+            <w:tcW w:w="531" w:type="pct"/>
             <w:vAlign w:val="center"/>
           </w:tcPr>
           <w:p>
@@ -1957,7 +2125,7 @@
         </w:tc>
         <w:tc>
           <w:tcPr>
-            <w:tcW w:w="606" w:type="pct"/>
+            <w:tcW w:w="531" w:type="pct"/>
             <w:vAlign w:val="center"/>
           </w:tcPr>
           <w:p>
@@ -2019,7 +2187,7 @@
         </w:tc>
         <w:tc>
           <w:tcPr>
-            <w:tcW w:w="606" w:type="pct"/>
+            <w:tcW w:w="531" w:type="pct"/>
             <w:vAlign w:val="center"/>
           </w:tcPr>
           <w:p>
@@ -2079,6 +2247,68 @@
             </m:oMathPara>
           </w:p>
         </w:tc>
+        <w:tc>
+          <w:tcPr>
+            <w:tcW w:w="531" w:type="pct"/>
+            <w:vAlign w:val="center"/>
+          </w:tcPr>
+          <w:p>
+            <w:pPr>
+              <w:jc w:val="center"/>
+              <w:rPr>
+                <w:rFonts w:ascii="Arial" w:eastAsia="Aptos" w:hAnsi="Arial" w:cs="Arial"/>
+                <w:b/>
+                <w:bCs/>
+                <w:sz w:val="16"/>
+                <w:szCs w:val="16"/>
+              </w:rPr>
+            </w:pPr>
+            <m:oMathPara>
+              <m:oMath>
+                <m:sSub>
+                  <m:sSubPr>
+                    <m:ctrlPr>
+                      <w:rPr>
+                        <w:rFonts w:ascii="Cambria Math" w:hAnsi="Cambria Math" w:cs="Arial"/>
+                        <w:b/>
+                        <w:bCs/>
+                        <w:i/>
+                        <w:sz w:val="16"/>
+                        <w:szCs w:val="16"/>
+                      </w:rPr>
+                    </m:ctrlPr>
+                  </m:sSubPr>
+                  <m:e>
+                    <m:r>
+                      <m:rPr>
+                        <m:sty m:val="bi"/>
+                      </m:rPr>
+                      <w:rPr>
+                        <w:rFonts w:ascii="Cambria Math" w:hAnsi="Cambria Math" w:cs="Arial"/>
+                        <w:sz w:val="16"/>
+                        <w:szCs w:val="16"/>
+                      </w:rPr>
+                      <m:t>L</m:t>
+                    </m:r>
+                  </m:e>
+                  <m:sub>
+                    <m:r>
+                      <m:rPr>
+                        <m:sty m:val="bi"/>
+                      </m:rPr>
+                      <w:rPr>
+                        <w:rFonts w:ascii="Cambria Math" w:hAnsi="Cambria Math" w:cs="Arial"/>
+                        <w:sz w:val="16"/>
+                        <w:szCs w:val="16"/>
+                      </w:rPr>
+                      <m:t>Ceq</m:t>
+                    </m:r>
+                  </m:sub>
+                </m:sSub>
+              </m:oMath>
+            </m:oMathPara>
+          </w:p>
+        </w:tc>
       </w:tr>
       <w:tr>
         <w:trPr>
@@ -2086,110 +2316,180 @@
         </w:trPr>
         <w:tc>
           <w:tcPr>
-            <w:tcW w:w="941" w:type="pct"/>
-            <w:vAlign w:val="center"/>
-          </w:tcPr>
-          <w:p>
-            <w:pPr>
-              <w:rPr>
-                <w:rFonts w:ascii="Arial" w:hAnsi="Arial" w:cs="Arial"/>
-                <w:sz w:val="16"/>
-                <w:szCs w:val="16"/>
-              </w:rPr>
-            </w:pPr>
-            <w:r>
-              <w:rPr>
-                <w:rFonts w:ascii="Arial" w:hAnsi="Arial" w:cs="Arial"/>
-                <w:sz w:val="16"/>
-                <w:szCs w:val="16"/>
-              </w:rPr>
-              <w:t>{%tr for i in werte.details %}</w:t>
-            </w:r>
-          </w:p>
-        </w:tc>
-        <w:tc>
-          <w:tcPr>
-            <w:tcW w:w="1010" w:type="pct"/>
-            <w:vAlign w:val="center"/>
-          </w:tcPr>
-          <w:p>
-            <w:pPr>
-              <w:jc w:val="center"/>
-              <w:rPr>
-                <w:rFonts w:ascii="Arial" w:hAnsi="Arial" w:cs="Arial"/>
-                <w:sz w:val="16"/>
-                <w:szCs w:val="16"/>
-              </w:rPr>
-            </w:pPr>
-          </w:p>
-        </w:tc>
-        <w:tc>
-          <w:tcPr>
-            <w:tcW w:w="625" w:type="pct"/>
-            <w:vAlign w:val="center"/>
-          </w:tcPr>
-          <w:p>
-            <w:pPr>
-              <w:jc w:val="center"/>
-              <w:rPr>
-                <w:rFonts w:ascii="Arial" w:hAnsi="Arial" w:cs="Arial"/>
-                <w:sz w:val="16"/>
-                <w:szCs w:val="16"/>
-              </w:rPr>
-            </w:pPr>
-          </w:p>
-        </w:tc>
-        <w:tc>
-          <w:tcPr>
-            <w:tcW w:w="606" w:type="pct"/>
-            <w:vAlign w:val="center"/>
-          </w:tcPr>
-          <w:p>
-            <w:pPr>
-              <w:jc w:val="center"/>
-              <w:rPr>
-                <w:rFonts w:ascii="Arial" w:hAnsi="Arial" w:cs="Arial"/>
-                <w:sz w:val="16"/>
-                <w:szCs w:val="16"/>
-              </w:rPr>
-            </w:pPr>
-          </w:p>
-        </w:tc>
-        <w:tc>
-          <w:tcPr>
-            <w:tcW w:w="606" w:type="pct"/>
-            <w:vAlign w:val="center"/>
-          </w:tcPr>
-          <w:p>
-            <w:pPr>
-              <w:jc w:val="center"/>
-              <w:rPr>
-                <w:rFonts w:ascii="Arial" w:hAnsi="Arial" w:cs="Arial"/>
-                <w:sz w:val="16"/>
-                <w:szCs w:val="16"/>
-              </w:rPr>
-            </w:pPr>
-          </w:p>
-        </w:tc>
-        <w:tc>
-          <w:tcPr>
-            <w:tcW w:w="606" w:type="pct"/>
-            <w:vAlign w:val="center"/>
-          </w:tcPr>
-          <w:p>
-            <w:pPr>
-              <w:jc w:val="center"/>
-              <w:rPr>
-                <w:rFonts w:ascii="Arial" w:hAnsi="Arial" w:cs="Arial"/>
-                <w:sz w:val="16"/>
-                <w:szCs w:val="16"/>
-              </w:rPr>
-            </w:pPr>
-          </w:p>
-        </w:tc>
-        <w:tc>
-          <w:tcPr>
-            <w:tcW w:w="606" w:type="pct"/>
+            <w:tcW w:w="618" w:type="pct"/>
+            <w:vAlign w:val="center"/>
+          </w:tcPr>
+          <w:p>
+            <w:pPr>
+              <w:rPr>
+                <w:rFonts w:ascii="Arial" w:hAnsi="Arial" w:cs="Arial"/>
+                <w:sz w:val="16"/>
+                <w:szCs w:val="16"/>
+              </w:rPr>
+            </w:pPr>
+            <w:r>
+              <w:rPr>
+                <w:rFonts w:ascii="Arial" w:hAnsi="Arial" w:cs="Arial"/>
+                <w:sz w:val="16"/>
+                <w:szCs w:val="16"/>
+              </w:rPr>
+              <w:t>{%</w:t>
+            </w:r>
+            <w:proofErr w:type="spellStart"/>
+            <w:r>
+              <w:rPr>
+                <w:rFonts w:ascii="Arial" w:hAnsi="Arial" w:cs="Arial"/>
+                <w:sz w:val="16"/>
+                <w:szCs w:val="16"/>
+              </w:rPr>
+              <w:t>tr</w:t>
+            </w:r>
+            <w:proofErr w:type="spellEnd"/>
+            <w:r>
+              <w:rPr>
+                <w:rFonts w:ascii="Arial" w:hAnsi="Arial" w:cs="Arial"/>
+                <w:sz w:val="16"/>
+                <w:szCs w:val="16"/>
+              </w:rPr>
+              <w:t xml:space="preserve"> </w:t>
+            </w:r>
+            <w:proofErr w:type="spellStart"/>
+            <w:r>
+              <w:rPr>
+                <w:rFonts w:ascii="Arial" w:hAnsi="Arial" w:cs="Arial"/>
+                <w:sz w:val="16"/>
+                <w:szCs w:val="16"/>
+              </w:rPr>
+              <w:t>for</w:t>
+            </w:r>
+            <w:proofErr w:type="spellEnd"/>
+            <w:r>
+              <w:rPr>
+                <w:rFonts w:ascii="Arial" w:hAnsi="Arial" w:cs="Arial"/>
+                <w:sz w:val="16"/>
+                <w:szCs w:val="16"/>
+              </w:rPr>
+              <w:t xml:space="preserve"> i in </w:t>
+            </w:r>
+            <w:proofErr w:type="spellStart"/>
+            <w:r>
+              <w:rPr>
+                <w:rFonts w:ascii="Arial" w:hAnsi="Arial" w:cs="Arial"/>
+                <w:sz w:val="16"/>
+                <w:szCs w:val="16"/>
+              </w:rPr>
+              <w:t>werte.details</w:t>
+            </w:r>
+            <w:proofErr w:type="spellEnd"/>
+            <w:r>
+              <w:rPr>
+                <w:rFonts w:ascii="Arial" w:hAnsi="Arial" w:cs="Arial"/>
+                <w:sz w:val="16"/>
+                <w:szCs w:val="16"/>
+              </w:rPr>
+              <w:t xml:space="preserve"> %}</w:t>
+            </w:r>
+          </w:p>
+        </w:tc>
+        <w:tc>
+          <w:tcPr>
+            <w:tcW w:w="1179" w:type="pct"/>
+            <w:vAlign w:val="center"/>
+          </w:tcPr>
+          <w:p>
+            <w:pPr>
+              <w:jc w:val="center"/>
+              <w:rPr>
+                <w:rFonts w:ascii="Arial" w:hAnsi="Arial" w:cs="Arial"/>
+                <w:sz w:val="16"/>
+                <w:szCs w:val="16"/>
+              </w:rPr>
+            </w:pPr>
+          </w:p>
+        </w:tc>
+        <w:tc>
+          <w:tcPr>
+            <w:tcW w:w="547" w:type="pct"/>
+            <w:vAlign w:val="center"/>
+          </w:tcPr>
+          <w:p>
+            <w:pPr>
+              <w:jc w:val="center"/>
+              <w:rPr>
+                <w:rFonts w:ascii="Arial" w:hAnsi="Arial" w:cs="Arial"/>
+                <w:sz w:val="16"/>
+                <w:szCs w:val="16"/>
+              </w:rPr>
+            </w:pPr>
+          </w:p>
+        </w:tc>
+        <w:tc>
+          <w:tcPr>
+            <w:tcW w:w="531" w:type="pct"/>
+            <w:vAlign w:val="center"/>
+          </w:tcPr>
+          <w:p>
+            <w:pPr>
+              <w:jc w:val="center"/>
+              <w:rPr>
+                <w:rFonts w:ascii="Arial" w:hAnsi="Arial" w:cs="Arial"/>
+                <w:sz w:val="16"/>
+                <w:szCs w:val="16"/>
+              </w:rPr>
+            </w:pPr>
+          </w:p>
+        </w:tc>
+        <w:tc>
+          <w:tcPr>
+            <w:tcW w:w="531" w:type="pct"/>
+            <w:vAlign w:val="center"/>
+          </w:tcPr>
+          <w:p>
+            <w:pPr>
+              <w:jc w:val="center"/>
+              <w:rPr>
+                <w:rFonts w:ascii="Arial" w:hAnsi="Arial" w:cs="Arial"/>
+                <w:sz w:val="16"/>
+                <w:szCs w:val="16"/>
+              </w:rPr>
+            </w:pPr>
+          </w:p>
+        </w:tc>
+        <w:tc>
+          <w:tcPr>
+            <w:tcW w:w="531" w:type="pct"/>
+            <w:vAlign w:val="center"/>
+          </w:tcPr>
+          <w:p>
+            <w:pPr>
+              <w:jc w:val="center"/>
+              <w:rPr>
+                <w:rFonts w:ascii="Arial" w:hAnsi="Arial" w:cs="Arial"/>
+                <w:sz w:val="16"/>
+                <w:szCs w:val="16"/>
+              </w:rPr>
+            </w:pPr>
+          </w:p>
+        </w:tc>
+        <w:tc>
+          <w:tcPr>
+            <w:tcW w:w="531" w:type="pct"/>
+            <w:vAlign w:val="center"/>
+          </w:tcPr>
+          <w:p>
+            <w:pPr>
+              <w:jc w:val="center"/>
+              <w:rPr>
+                <w:rFonts w:ascii="Arial" w:hAnsi="Arial" w:cs="Arial"/>
+                <w:sz w:val="16"/>
+                <w:szCs w:val="16"/>
+              </w:rPr>
+            </w:pPr>
+          </w:p>
+        </w:tc>
+        <w:tc>
+          <w:tcPr>
+            <w:tcW w:w="531" w:type="pct"/>
             <w:vAlign w:val="center"/>
           </w:tcPr>
           <w:p>
@@ -2210,186 +2510,388 @@
         </w:trPr>
         <w:tc>
           <w:tcPr>
-            <w:tcW w:w="941" w:type="pct"/>
-            <w:vAlign w:val="center"/>
-          </w:tcPr>
-          <w:p>
-            <w:pPr>
-              <w:rPr>
-                <w:rFonts w:ascii="Arial" w:hAnsi="Arial" w:cs="Arial"/>
-                <w:sz w:val="16"/>
-                <w:szCs w:val="16"/>
-              </w:rPr>
-            </w:pPr>
-            <w:r>
-              <w:rPr>
-                <w:rFonts w:ascii="Arial" w:hAnsi="Arial" w:cs="Arial"/>
-                <w:sz w:val="16"/>
-                <w:szCs w:val="16"/>
-              </w:rPr>
-              <w:t>{{ i.Marker }}</w:t>
-            </w:r>
-          </w:p>
-        </w:tc>
-        <w:tc>
-          <w:tcPr>
-            <w:tcW w:w="1010" w:type="pct"/>
-            <w:vAlign w:val="center"/>
-          </w:tcPr>
-          <w:p>
-            <w:pPr>
-              <w:jc w:val="center"/>
-              <w:rPr>
-                <w:rFonts w:ascii="Arial" w:hAnsi="Arial" w:cs="Arial"/>
-                <w:sz w:val="16"/>
-                <w:szCs w:val="16"/>
-              </w:rPr>
-            </w:pPr>
-            <w:r>
-              <w:rPr>
-                <w:rFonts w:ascii="Arial" w:hAnsi="Arial" w:cs="Arial"/>
-                <w:sz w:val="16"/>
-                <w:szCs w:val="16"/>
-              </w:rPr>
-              <w:t>{{ i.Startzeit }}</w:t>
-            </w:r>
-          </w:p>
-          <w:p>
-            <w:pPr>
-              <w:jc w:val="center"/>
-              <w:rPr>
-                <w:rFonts w:ascii="Arial" w:hAnsi="Arial" w:cs="Arial"/>
-                <w:sz w:val="16"/>
-                <w:szCs w:val="16"/>
-              </w:rPr>
-            </w:pPr>
-            <w:r>
-              <w:rPr>
-                <w:rFonts w:ascii="Arial" w:hAnsi="Arial" w:cs="Arial"/>
-                <w:sz w:val="16"/>
-                <w:szCs w:val="16"/>
-              </w:rPr>
-              <w:t>{{ i.Endzeitpunkt }}</w:t>
-            </w:r>
-          </w:p>
-        </w:tc>
-        <w:tc>
-          <w:tcPr>
-            <w:tcW w:w="625" w:type="pct"/>
-            <w:vAlign w:val="center"/>
-          </w:tcPr>
-          <w:p>
-            <w:pPr>
-              <w:jc w:val="center"/>
-              <w:rPr>
-                <w:rFonts w:ascii="Arial" w:hAnsi="Arial" w:cs="Arial"/>
-                <w:sz w:val="16"/>
-                <w:szCs w:val="16"/>
-              </w:rPr>
-            </w:pPr>
-            <w:r>
-              <w:rPr>
-                <w:rFonts w:ascii="Arial" w:hAnsi="Arial" w:cs="Arial"/>
-                <w:sz w:val="16"/>
-                <w:szCs w:val="16"/>
-              </w:rPr>
-              <w:t>{{ i.Zeit }}</w:t>
-            </w:r>
-          </w:p>
-        </w:tc>
-        <w:tc>
-          <w:tcPr>
-            <w:tcW w:w="606" w:type="pct"/>
-            <w:vAlign w:val="center"/>
-          </w:tcPr>
-          <w:p>
-            <w:pPr>
-              <w:jc w:val="center"/>
-              <w:rPr>
-                <w:rFonts w:ascii="Arial" w:hAnsi="Arial" w:cs="Arial"/>
-                <w:sz w:val="16"/>
-                <w:szCs w:val="16"/>
-              </w:rPr>
-            </w:pPr>
-            <w:r>
-              <w:rPr>
-                <w:rFonts w:ascii="Arial" w:hAnsi="Arial" w:cs="Arial"/>
-                <w:sz w:val="16"/>
-                <w:szCs w:val="16"/>
-              </w:rPr>
-              <w:t>{{ i.tLAeq }}</w:t>
-            </w:r>
-          </w:p>
-        </w:tc>
-        <w:tc>
-          <w:tcPr>
-            <w:tcW w:w="606" w:type="pct"/>
-            <w:vAlign w:val="center"/>
-          </w:tcPr>
-          <w:p>
-            <w:pPr>
-              <w:jc w:val="center"/>
-              <w:rPr>
-                <w:rFonts w:ascii="Arial" w:hAnsi="Arial" w:cs="Arial"/>
-                <w:sz w:val="16"/>
-                <w:szCs w:val="16"/>
-              </w:rPr>
-            </w:pPr>
-            <w:r>
-              <w:rPr>
-                <w:rFonts w:ascii="Arial" w:hAnsi="Arial" w:cs="Arial"/>
-                <w:sz w:val="16"/>
-                <w:szCs w:val="16"/>
-              </w:rPr>
-              <w:t>{{ i.tLAFTeq }}</w:t>
-            </w:r>
-          </w:p>
-        </w:tc>
-        <w:tc>
-          <w:tcPr>
-            <w:tcW w:w="606" w:type="pct"/>
-            <w:vAlign w:val="center"/>
-          </w:tcPr>
-          <w:p>
-            <w:pPr>
-              <w:jc w:val="center"/>
-              <w:rPr>
-                <w:rFonts w:ascii="Arial" w:hAnsi="Arial" w:cs="Arial"/>
-                <w:sz w:val="16"/>
-                <w:szCs w:val="16"/>
-              </w:rPr>
-            </w:pPr>
-            <w:r>
-              <w:rPr>
-                <w:rFonts w:ascii="Arial" w:hAnsi="Arial" w:cs="Arial"/>
-                <w:sz w:val="16"/>
-                <w:szCs w:val="16"/>
-              </w:rPr>
-              <w:t>{{ i.tLAFmax }}</w:t>
-            </w:r>
-          </w:p>
-        </w:tc>
-        <w:tc>
-          <w:tcPr>
-            <w:tcW w:w="606" w:type="pct"/>
-            <w:vAlign w:val="center"/>
-          </w:tcPr>
-          <w:p>
-            <w:pPr>
-              <w:jc w:val="center"/>
-              <w:rPr>
-                <w:rFonts w:ascii="Arial" w:hAnsi="Arial" w:cs="Arial"/>
-                <w:sz w:val="16"/>
-                <w:szCs w:val="16"/>
-              </w:rPr>
-            </w:pPr>
-            <w:r>
-              <w:rPr>
-                <w:rFonts w:ascii="Arial" w:hAnsi="Arial" w:cs="Arial"/>
-                <w:sz w:val="16"/>
-                <w:szCs w:val="16"/>
-              </w:rPr>
-              <w:t>{{ i.tK_I }}</w:t>
+            <w:tcW w:w="618" w:type="pct"/>
+            <w:vAlign w:val="center"/>
+          </w:tcPr>
+          <w:p>
+            <w:pPr>
+              <w:rPr>
+                <w:rFonts w:ascii="Arial" w:hAnsi="Arial" w:cs="Arial"/>
+                <w:sz w:val="16"/>
+                <w:szCs w:val="16"/>
+              </w:rPr>
+            </w:pPr>
+            <w:r>
+              <w:rPr>
+                <w:rFonts w:ascii="Arial" w:hAnsi="Arial" w:cs="Arial"/>
+                <w:sz w:val="16"/>
+                <w:szCs w:val="16"/>
+              </w:rPr>
+              <w:t xml:space="preserve">{{ </w:t>
+            </w:r>
+            <w:proofErr w:type="spellStart"/>
+            <w:r>
+              <w:rPr>
+                <w:rFonts w:ascii="Arial" w:hAnsi="Arial" w:cs="Arial"/>
+                <w:sz w:val="16"/>
+                <w:szCs w:val="16"/>
+              </w:rPr>
+              <w:t>i.Marker</w:t>
+            </w:r>
+            <w:proofErr w:type="spellEnd"/>
+            <w:r>
+              <w:rPr>
+                <w:rFonts w:ascii="Arial" w:hAnsi="Arial" w:cs="Arial"/>
+                <w:sz w:val="16"/>
+                <w:szCs w:val="16"/>
+              </w:rPr>
+              <w:t xml:space="preserve"> }}</w:t>
+            </w:r>
+          </w:p>
+        </w:tc>
+        <w:tc>
+          <w:tcPr>
+            <w:tcW w:w="1179" w:type="pct"/>
+            <w:vAlign w:val="center"/>
+          </w:tcPr>
+          <w:p>
+            <w:pPr>
+              <w:jc w:val="center"/>
+              <w:rPr>
+                <w:rFonts w:ascii="Arial" w:hAnsi="Arial" w:cs="Arial"/>
+                <w:sz w:val="16"/>
+                <w:szCs w:val="16"/>
+              </w:rPr>
+            </w:pPr>
+            <w:r>
+              <w:rPr>
+                <w:rFonts w:ascii="Arial" w:hAnsi="Arial" w:cs="Arial"/>
+                <w:sz w:val="16"/>
+                <w:szCs w:val="16"/>
+              </w:rPr>
+              <w:t xml:space="preserve">{{ </w:t>
+            </w:r>
+            <w:proofErr w:type="spellStart"/>
+            <w:r>
+              <w:rPr>
+                <w:rFonts w:ascii="Arial" w:hAnsi="Arial" w:cs="Arial"/>
+                <w:sz w:val="16"/>
+                <w:szCs w:val="16"/>
+              </w:rPr>
+              <w:t>i.Startzeit</w:t>
+            </w:r>
+            <w:proofErr w:type="spellEnd"/>
+            <w:r>
+              <w:rPr>
+                <w:rFonts w:ascii="Arial" w:hAnsi="Arial" w:cs="Arial"/>
+                <w:sz w:val="16"/>
+                <w:szCs w:val="16"/>
+              </w:rPr>
+              <w:t xml:space="preserve"> }}</w:t>
+            </w:r>
+          </w:p>
+          <w:p>
+            <w:pPr>
+              <w:jc w:val="center"/>
+              <w:rPr>
+                <w:rFonts w:ascii="Arial" w:hAnsi="Arial" w:cs="Arial"/>
+                <w:sz w:val="16"/>
+                <w:szCs w:val="16"/>
+              </w:rPr>
+            </w:pPr>
+            <w:r>
+              <w:rPr>
+                <w:rFonts w:ascii="Arial" w:hAnsi="Arial" w:cs="Arial"/>
+                <w:sz w:val="16"/>
+                <w:szCs w:val="16"/>
+              </w:rPr>
+              <w:t xml:space="preserve">{{ </w:t>
+            </w:r>
+            <w:proofErr w:type="spellStart"/>
+            <w:r>
+              <w:rPr>
+                <w:rFonts w:ascii="Arial" w:hAnsi="Arial" w:cs="Arial"/>
+                <w:sz w:val="16"/>
+                <w:szCs w:val="16"/>
+              </w:rPr>
+              <w:t>i.Endzeit</w:t>
+            </w:r>
+            <w:proofErr w:type="spellEnd"/>
+            <w:r>
+              <w:rPr>
+                <w:rFonts w:ascii="Arial" w:hAnsi="Arial" w:cs="Arial"/>
+                <w:sz w:val="16"/>
+                <w:szCs w:val="16"/>
+              </w:rPr>
+              <w:t>}}</w:t>
+            </w:r>
+          </w:p>
+        </w:tc>
+        <w:tc>
+          <w:tcPr>
+            <w:tcW w:w="547" w:type="pct"/>
+            <w:vAlign w:val="center"/>
+          </w:tcPr>
+          <w:p>
+            <w:pPr>
+              <w:jc w:val="center"/>
+              <w:rPr>
+                <w:rFonts w:ascii="Arial" w:hAnsi="Arial" w:cs="Arial"/>
+                <w:sz w:val="16"/>
+                <w:szCs w:val="16"/>
+              </w:rPr>
+            </w:pPr>
+            <w:r>
+              <w:rPr>
+                <w:rFonts w:ascii="Arial" w:hAnsi="Arial" w:cs="Arial"/>
+                <w:sz w:val="16"/>
+                <w:szCs w:val="16"/>
+              </w:rPr>
+              <w:t xml:space="preserve">{{ </w:t>
+            </w:r>
+            <w:proofErr w:type="spellStart"/>
+            <w:r>
+              <w:rPr>
+                <w:rFonts w:ascii="Arial" w:hAnsi="Arial" w:cs="Arial"/>
+                <w:sz w:val="16"/>
+                <w:szCs w:val="16"/>
+              </w:rPr>
+              <w:t>i.Zeit</w:t>
+            </w:r>
+            <w:proofErr w:type="spellEnd"/>
+            <w:r>
+              <w:rPr>
+                <w:rFonts w:ascii="Arial" w:hAnsi="Arial" w:cs="Arial"/>
+                <w:sz w:val="16"/>
+                <w:szCs w:val="16"/>
+              </w:rPr>
+              <w:t xml:space="preserve"> }}</w:t>
+            </w:r>
+          </w:p>
+        </w:tc>
+        <w:tc>
+          <w:tcPr>
+            <w:tcW w:w="531" w:type="pct"/>
+            <w:vAlign w:val="center"/>
+          </w:tcPr>
+          <w:p>
+            <w:pPr>
+              <w:jc w:val="center"/>
+              <w:rPr>
+                <w:rFonts w:ascii="Arial" w:hAnsi="Arial" w:cs="Arial"/>
+                <w:sz w:val="16"/>
+                <w:szCs w:val="16"/>
+              </w:rPr>
+            </w:pPr>
+            <w:r>
+              <w:rPr>
+                <w:rFonts w:ascii="Arial" w:hAnsi="Arial" w:cs="Arial"/>
+                <w:sz w:val="16"/>
+                <w:szCs w:val="16"/>
+              </w:rPr>
+              <w:t xml:space="preserve">{{ </w:t>
+            </w:r>
+            <w:proofErr w:type="spellStart"/>
+            <w:r>
+              <w:rPr>
+                <w:rFonts w:ascii="Arial" w:hAnsi="Arial" w:cs="Arial"/>
+                <w:sz w:val="16"/>
+                <w:szCs w:val="16"/>
+              </w:rPr>
+              <w:t>i.tLAeq</w:t>
+            </w:r>
+            <w:proofErr w:type="spellEnd"/>
+            <w:r>
+              <w:rPr>
+                <w:rFonts w:ascii="Arial" w:hAnsi="Arial" w:cs="Arial"/>
+                <w:sz w:val="16"/>
+                <w:szCs w:val="16"/>
+              </w:rPr>
+              <w:t xml:space="preserve"> }}</w:t>
+            </w:r>
+          </w:p>
+        </w:tc>
+        <w:tc>
+          <w:tcPr>
+            <w:tcW w:w="531" w:type="pct"/>
+            <w:vAlign w:val="center"/>
+          </w:tcPr>
+          <w:p>
+            <w:pPr>
+              <w:jc w:val="center"/>
+              <w:rPr>
+                <w:rFonts w:ascii="Arial" w:hAnsi="Arial" w:cs="Arial"/>
+                <w:sz w:val="16"/>
+                <w:szCs w:val="16"/>
+              </w:rPr>
+            </w:pPr>
+            <w:r>
+              <w:rPr>
+                <w:rFonts w:ascii="Arial" w:hAnsi="Arial" w:cs="Arial"/>
+                <w:sz w:val="16"/>
+                <w:szCs w:val="16"/>
+              </w:rPr>
+              <w:t xml:space="preserve">{{ </w:t>
+            </w:r>
+            <w:proofErr w:type="spellStart"/>
+            <w:r>
+              <w:rPr>
+                <w:rFonts w:ascii="Arial" w:hAnsi="Arial" w:cs="Arial"/>
+                <w:sz w:val="16"/>
+                <w:szCs w:val="16"/>
+              </w:rPr>
+              <w:t>i.tLAFTeq</w:t>
+            </w:r>
+            <w:proofErr w:type="spellEnd"/>
+            <w:r>
+              <w:rPr>
+                <w:rFonts w:ascii="Arial" w:hAnsi="Arial" w:cs="Arial"/>
+                <w:sz w:val="16"/>
+                <w:szCs w:val="16"/>
+              </w:rPr>
+              <w:t xml:space="preserve"> }}</w:t>
+            </w:r>
+          </w:p>
+        </w:tc>
+        <w:tc>
+          <w:tcPr>
+            <w:tcW w:w="531" w:type="pct"/>
+            <w:vAlign w:val="center"/>
+          </w:tcPr>
+          <w:p>
+            <w:pPr>
+              <w:jc w:val="center"/>
+              <w:rPr>
+                <w:rFonts w:ascii="Arial" w:hAnsi="Arial" w:cs="Arial"/>
+                <w:sz w:val="16"/>
+                <w:szCs w:val="16"/>
+              </w:rPr>
+            </w:pPr>
+            <w:r>
+              <w:rPr>
+                <w:rFonts w:ascii="Arial" w:hAnsi="Arial" w:cs="Arial"/>
+                <w:sz w:val="16"/>
+                <w:szCs w:val="16"/>
+              </w:rPr>
+              <w:t xml:space="preserve">{{ </w:t>
+            </w:r>
+            <w:proofErr w:type="spellStart"/>
+            <w:r>
+              <w:rPr>
+                <w:rFonts w:ascii="Arial" w:hAnsi="Arial" w:cs="Arial"/>
+                <w:sz w:val="16"/>
+                <w:szCs w:val="16"/>
+              </w:rPr>
+              <w:t>i.tLAFmax</w:t>
+            </w:r>
+            <w:proofErr w:type="spellEnd"/>
+            <w:r>
+              <w:rPr>
+                <w:rFonts w:ascii="Arial" w:hAnsi="Arial" w:cs="Arial"/>
+                <w:sz w:val="16"/>
+                <w:szCs w:val="16"/>
+              </w:rPr>
+              <w:t xml:space="preserve"> }}</w:t>
+            </w:r>
+          </w:p>
+        </w:tc>
+        <w:tc>
+          <w:tcPr>
+            <w:tcW w:w="531" w:type="pct"/>
+            <w:vAlign w:val="center"/>
+          </w:tcPr>
+          <w:p>
+            <w:pPr>
+              <w:jc w:val="center"/>
+              <w:rPr>
+                <w:rFonts w:ascii="Arial" w:hAnsi="Arial" w:cs="Arial"/>
+                <w:sz w:val="16"/>
+                <w:szCs w:val="16"/>
+              </w:rPr>
+            </w:pPr>
+            <w:r>
+              <w:rPr>
+                <w:rFonts w:ascii="Arial" w:hAnsi="Arial" w:cs="Arial"/>
+                <w:sz w:val="16"/>
+                <w:szCs w:val="16"/>
+              </w:rPr>
+              <w:t xml:space="preserve">{{ </w:t>
+            </w:r>
+            <w:proofErr w:type="spellStart"/>
+            <w:r>
+              <w:rPr>
+                <w:rFonts w:ascii="Arial" w:hAnsi="Arial" w:cs="Arial"/>
+                <w:sz w:val="16"/>
+                <w:szCs w:val="16"/>
+              </w:rPr>
+              <w:t>i.tK_I</w:t>
+            </w:r>
+            <w:proofErr w:type="spellEnd"/>
+            <w:r>
+              <w:rPr>
+                <w:rFonts w:ascii="Arial" w:hAnsi="Arial" w:cs="Arial"/>
+                <w:sz w:val="16"/>
+                <w:szCs w:val="16"/>
+              </w:rPr>
+              <w:t xml:space="preserve"> }}</w:t>
+            </w:r>
+          </w:p>
+        </w:tc>
+        <w:tc>
+          <w:tcPr>
+            <w:tcW w:w="531" w:type="pct"/>
+            <w:vAlign w:val="center"/>
+          </w:tcPr>
+          <w:p>
+            <w:pPr>
+              <w:jc w:val="center"/>
+              <w:rPr>
+                <w:rFonts w:ascii="Arial" w:hAnsi="Arial" w:cs="Arial"/>
+                <w:sz w:val="16"/>
+                <w:szCs w:val="16"/>
+              </w:rPr>
+            </w:pPr>
+            <w:r>
+              <w:rPr>
+                <w:rFonts w:ascii="Arial" w:hAnsi="Arial" w:cs="Arial"/>
+                <w:sz w:val="16"/>
+                <w:szCs w:val="16"/>
+              </w:rPr>
+              <w:t xml:space="preserve">{{ </w:t>
+            </w:r>
+            <w:proofErr w:type="spellStart"/>
+            <w:r>
+              <w:rPr>
+                <w:rFonts w:ascii="Arial" w:hAnsi="Arial" w:cs="Arial"/>
+                <w:sz w:val="16"/>
+                <w:szCs w:val="16"/>
+              </w:rPr>
+              <w:t>i.tL</w:t>
+            </w:r>
+            <w:r>
+              <w:rPr>
+                <w:rFonts w:ascii="Arial" w:hAnsi="Arial" w:cs="Arial"/>
+                <w:sz w:val="16"/>
+                <w:szCs w:val="16"/>
+              </w:rPr>
+              <w:t>C</w:t>
+            </w:r>
+            <w:r>
+              <w:rPr>
+                <w:rFonts w:ascii="Arial" w:hAnsi="Arial" w:cs="Arial"/>
+                <w:sz w:val="16"/>
+                <w:szCs w:val="16"/>
+              </w:rPr>
+              <w:t>eq</w:t>
+            </w:r>
+            <w:proofErr w:type="spellEnd"/>
+            <w:r>
+              <w:rPr>
+                <w:rFonts w:ascii="Arial" w:hAnsi="Arial" w:cs="Arial"/>
+                <w:sz w:val="16"/>
+                <w:szCs w:val="16"/>
+              </w:rPr>
+              <w:t xml:space="preserve"> }}</w:t>
             </w:r>
           </w:p>
         </w:tc>
@@ -2400,7 +2902,7 @@
         </w:trPr>
         <w:tc>
           <w:tcPr>
-            <w:tcW w:w="941" w:type="pct"/>
+            <w:tcW w:w="618" w:type="pct"/>
             <w:vAlign w:val="center"/>
           </w:tcPr>
           <w:p>
@@ -2440,93 +2942,127 @@
                 <w:sz w:val="16"/>
                 <w:szCs w:val="16"/>
               </w:rPr>
-              <w:t>{%tr endfor %}</w:t>
-            </w:r>
-          </w:p>
-        </w:tc>
-        <w:tc>
-          <w:tcPr>
-            <w:tcW w:w="1010" w:type="pct"/>
-            <w:vAlign w:val="center"/>
-          </w:tcPr>
-          <w:p>
-            <w:pPr>
-              <w:jc w:val="center"/>
-              <w:rPr>
-                <w:rFonts w:ascii="Arial" w:hAnsi="Arial" w:cs="Arial"/>
-                <w:sz w:val="16"/>
-                <w:szCs w:val="16"/>
-              </w:rPr>
-            </w:pPr>
-          </w:p>
-        </w:tc>
-        <w:tc>
-          <w:tcPr>
-            <w:tcW w:w="625" w:type="pct"/>
-            <w:vAlign w:val="center"/>
-          </w:tcPr>
-          <w:p>
-            <w:pPr>
-              <w:jc w:val="center"/>
-              <w:rPr>
-                <w:rFonts w:ascii="Arial" w:hAnsi="Arial" w:cs="Arial"/>
-                <w:sz w:val="16"/>
-                <w:szCs w:val="16"/>
-              </w:rPr>
-            </w:pPr>
-          </w:p>
-        </w:tc>
-        <w:tc>
-          <w:tcPr>
-            <w:tcW w:w="606" w:type="pct"/>
-            <w:vAlign w:val="center"/>
-          </w:tcPr>
-          <w:p>
-            <w:pPr>
-              <w:jc w:val="center"/>
-              <w:rPr>
-                <w:rFonts w:ascii="Arial" w:hAnsi="Arial" w:cs="Arial"/>
-                <w:sz w:val="16"/>
-                <w:szCs w:val="16"/>
-              </w:rPr>
-            </w:pPr>
-          </w:p>
-        </w:tc>
-        <w:tc>
-          <w:tcPr>
-            <w:tcW w:w="606" w:type="pct"/>
-            <w:vAlign w:val="center"/>
-          </w:tcPr>
-          <w:p>
-            <w:pPr>
-              <w:jc w:val="center"/>
-              <w:rPr>
-                <w:rFonts w:ascii="Arial" w:hAnsi="Arial" w:cs="Arial"/>
-                <w:sz w:val="16"/>
-                <w:szCs w:val="16"/>
-              </w:rPr>
-            </w:pPr>
-          </w:p>
-        </w:tc>
-        <w:tc>
-          <w:tcPr>
-            <w:tcW w:w="606" w:type="pct"/>
-            <w:vAlign w:val="center"/>
-          </w:tcPr>
-          <w:p>
-            <w:pPr>
-              <w:jc w:val="center"/>
-              <w:rPr>
-                <w:rFonts w:ascii="Arial" w:hAnsi="Arial" w:cs="Arial"/>
-                <w:sz w:val="16"/>
-                <w:szCs w:val="16"/>
-              </w:rPr>
-            </w:pPr>
-          </w:p>
-        </w:tc>
-        <w:tc>
-          <w:tcPr>
-            <w:tcW w:w="606" w:type="pct"/>
+              <w:t>{%</w:t>
+            </w:r>
+            <w:proofErr w:type="spellStart"/>
+            <w:r>
+              <w:rPr>
+                <w:rFonts w:ascii="Arial" w:hAnsi="Arial" w:cs="Arial"/>
+                <w:sz w:val="16"/>
+                <w:szCs w:val="16"/>
+              </w:rPr>
+              <w:t>tr</w:t>
+            </w:r>
+            <w:proofErr w:type="spellEnd"/>
+            <w:r>
+              <w:rPr>
+                <w:rFonts w:ascii="Arial" w:hAnsi="Arial" w:cs="Arial"/>
+                <w:sz w:val="16"/>
+                <w:szCs w:val="16"/>
+              </w:rPr>
+              <w:t xml:space="preserve"> endfor %}</w:t>
+            </w:r>
+          </w:p>
+        </w:tc>
+        <w:tc>
+          <w:tcPr>
+            <w:tcW w:w="1179" w:type="pct"/>
+            <w:vAlign w:val="center"/>
+          </w:tcPr>
+          <w:p>
+            <w:pPr>
+              <w:jc w:val="center"/>
+              <w:rPr>
+                <w:rFonts w:ascii="Arial" w:hAnsi="Arial" w:cs="Arial"/>
+                <w:sz w:val="16"/>
+                <w:szCs w:val="16"/>
+              </w:rPr>
+            </w:pPr>
+          </w:p>
+        </w:tc>
+        <w:tc>
+          <w:tcPr>
+            <w:tcW w:w="547" w:type="pct"/>
+            <w:vAlign w:val="center"/>
+          </w:tcPr>
+          <w:p>
+            <w:pPr>
+              <w:jc w:val="center"/>
+              <w:rPr>
+                <w:rFonts w:ascii="Arial" w:hAnsi="Arial" w:cs="Arial"/>
+                <w:sz w:val="16"/>
+                <w:szCs w:val="16"/>
+              </w:rPr>
+            </w:pPr>
+          </w:p>
+        </w:tc>
+        <w:tc>
+          <w:tcPr>
+            <w:tcW w:w="531" w:type="pct"/>
+            <w:vAlign w:val="center"/>
+          </w:tcPr>
+          <w:p>
+            <w:pPr>
+              <w:jc w:val="center"/>
+              <w:rPr>
+                <w:rFonts w:ascii="Arial" w:hAnsi="Arial" w:cs="Arial"/>
+                <w:sz w:val="16"/>
+                <w:szCs w:val="16"/>
+              </w:rPr>
+            </w:pPr>
+          </w:p>
+        </w:tc>
+        <w:tc>
+          <w:tcPr>
+            <w:tcW w:w="531" w:type="pct"/>
+            <w:vAlign w:val="center"/>
+          </w:tcPr>
+          <w:p>
+            <w:pPr>
+              <w:jc w:val="center"/>
+              <w:rPr>
+                <w:rFonts w:ascii="Arial" w:hAnsi="Arial" w:cs="Arial"/>
+                <w:sz w:val="16"/>
+                <w:szCs w:val="16"/>
+              </w:rPr>
+            </w:pPr>
+          </w:p>
+        </w:tc>
+        <w:tc>
+          <w:tcPr>
+            <w:tcW w:w="531" w:type="pct"/>
+            <w:vAlign w:val="center"/>
+          </w:tcPr>
+          <w:p>
+            <w:pPr>
+              <w:jc w:val="center"/>
+              <w:rPr>
+                <w:rFonts w:ascii="Arial" w:hAnsi="Arial" w:cs="Arial"/>
+                <w:sz w:val="16"/>
+                <w:szCs w:val="16"/>
+              </w:rPr>
+            </w:pPr>
+          </w:p>
+        </w:tc>
+        <w:tc>
+          <w:tcPr>
+            <w:tcW w:w="531" w:type="pct"/>
+            <w:vAlign w:val="center"/>
+          </w:tcPr>
+          <w:p>
+            <w:pPr>
+              <w:jc w:val="center"/>
+              <w:rPr>
+                <w:rFonts w:ascii="Arial" w:hAnsi="Arial" w:cs="Arial"/>
+                <w:sz w:val="16"/>
+                <w:szCs w:val="16"/>
+              </w:rPr>
+            </w:pPr>
+          </w:p>
+        </w:tc>
+        <w:tc>
+          <w:tcPr>
+            <w:tcW w:w="531" w:type="pct"/>
             <w:vAlign w:val="center"/>
           </w:tcPr>
           <w:p>
@@ -2561,211 +3097,6 @@
           <w:szCs w:val="20"/>
         </w:rPr>
       </w:pPr>
-      <w:r>
-        <w:rPr>
-          <w:rFonts w:ascii="Arial" w:hAnsi="Arial" w:cs="Arial"/>
-          <w:sz w:val="20"/>
-          <w:szCs w:val="20"/>
-        </w:rPr>
-        <w:br w:type="page"/>
-      </w:r>
-    </w:p>
-    <w:tbl>
-      <w:tblPr>
-        <w:tblStyle w:val="Tabellenraster"/>
-        <w:tblW w:w="0" w:type="auto"/>
-        <w:tblLook w:val="04A0" w:firstRow="1" w:lastRow="0" w:firstColumn="1" w:lastColumn="0" w:noHBand="0" w:noVBand="1"/>
-      </w:tblPr>
-      <w:tblGrid>
-        <w:gridCol w:w="9062"/>
-      </w:tblGrid>
-      <w:tr>
-        <w:tc>
-          <w:tcPr>
-            <w:tcW w:w="9062" w:type="dxa"/>
-          </w:tcPr>
-          <w:p>
-            <w:pPr>
-              <w:spacing w:before="120" w:after="120"/>
-              <w:rPr>
-                <w:rFonts w:ascii="Arial" w:hAnsi="Arial" w:cs="Arial"/>
-                <w:b/>
-                <w:bCs/>
-                <w:sz w:val="20"/>
-                <w:szCs w:val="20"/>
-              </w:rPr>
-            </w:pPr>
-            <w:r>
-              <w:rPr>
-                <w:rFonts w:ascii="Arial" w:hAnsi="Arial" w:cs="Arial"/>
-                <w:b/>
-                <w:bCs/>
-                <w:sz w:val="20"/>
-                <w:szCs w:val="20"/>
-              </w:rPr>
-              <w:lastRenderedPageBreak/>
-              <w:t xml:space="preserve">{{ </w:t>
-            </w:r>
-            <w:r>
-              <w:rPr>
-                <w:rFonts w:ascii="Arial" w:hAnsi="Arial" w:cs="Arial"/>
-                <w:b/>
-                <w:bCs/>
-                <w:sz w:val="20"/>
-                <w:szCs w:val="20"/>
-              </w:rPr>
-              <w:t>t</w:t>
-            </w:r>
-            <w:r>
-              <w:rPr>
-                <w:rFonts w:ascii="Arial" w:hAnsi="Arial" w:cs="Arial"/>
-                <w:b/>
-                <w:bCs/>
-                <w:sz w:val="20"/>
-                <w:szCs w:val="20"/>
-              </w:rPr>
-              <w:t>itel }}</w:t>
-            </w:r>
-          </w:p>
-          <w:p>
-            <w:pPr>
-              <w:spacing w:before="120" w:after="120"/>
-              <w:rPr>
-                <w:rFonts w:ascii="Arial" w:hAnsi="Arial" w:cs="Arial"/>
-                <w:sz w:val="20"/>
-                <w:szCs w:val="20"/>
-              </w:rPr>
-            </w:pPr>
-          </w:p>
-        </w:tc>
-      </w:tr>
-      <w:tr>
-        <w:tc>
-          <w:tcPr>
-            <w:tcW w:w="9062" w:type="dxa"/>
-          </w:tcPr>
-          <w:p>
-            <w:pPr>
-              <w:spacing w:before="120" w:after="120"/>
-              <w:rPr>
-                <w:rFonts w:ascii="Arial" w:hAnsi="Arial" w:cs="Arial"/>
-                <w:sz w:val="20"/>
-                <w:szCs w:val="20"/>
-              </w:rPr>
-            </w:pPr>
-            <w:r>
-              <w:rPr>
-                <w:rFonts w:ascii="Arial" w:hAnsi="Arial" w:cs="Arial"/>
-                <w:sz w:val="20"/>
-                <w:szCs w:val="20"/>
-              </w:rPr>
-              <w:t xml:space="preserve">{{ </w:t>
-            </w:r>
-            <w:r>
-              <w:rPr>
-                <w:rFonts w:ascii="Arial" w:hAnsi="Arial" w:cs="Arial"/>
-                <w:sz w:val="20"/>
-                <w:szCs w:val="20"/>
-              </w:rPr>
-              <w:t>t</w:t>
-            </w:r>
-            <w:r>
-              <w:rPr>
-                <w:rFonts w:ascii="Arial" w:hAnsi="Arial" w:cs="Arial"/>
-                <w:sz w:val="20"/>
-                <w:szCs w:val="20"/>
-              </w:rPr>
-              <w:t>hema }}</w:t>
-            </w:r>
-          </w:p>
-        </w:tc>
-      </w:tr>
-      <w:tr>
-        <w:tc>
-          <w:tcPr>
-            <w:tcW w:w="9062" w:type="dxa"/>
-          </w:tcPr>
-          <w:p>
-            <w:pPr>
-              <w:spacing w:before="120" w:after="120"/>
-              <w:rPr>
-                <w:rFonts w:ascii="Arial" w:hAnsi="Arial" w:cs="Arial"/>
-                <w:sz w:val="16"/>
-                <w:szCs w:val="16"/>
-              </w:rPr>
-            </w:pPr>
-            <w:r>
-              <w:rPr>
-                <w:rFonts w:ascii="Arial" w:hAnsi="Arial" w:cs="Arial"/>
-                <w:sz w:val="16"/>
-                <w:szCs w:val="16"/>
-              </w:rPr>
-              <w:t>Darstellung der Spektren</w:t>
-            </w:r>
-          </w:p>
-        </w:tc>
-      </w:tr>
-    </w:tbl>
-    <w:p>
-      <w:pPr>
-        <w:rPr>
-          <w:rFonts w:ascii="Arial" w:hAnsi="Arial" w:cs="Arial"/>
-          <w:sz w:val="20"/>
-          <w:szCs w:val="20"/>
-        </w:rPr>
-      </w:pPr>
-    </w:p>
-    <w:p>
-      <w:pPr>
-        <w:rPr>
-          <w:rFonts w:ascii="Arial" w:hAnsi="Arial" w:cs="Arial"/>
-          <w:sz w:val="20"/>
-          <w:szCs w:val="20"/>
-        </w:rPr>
-      </w:pPr>
-      <w:r>
-        <w:rPr>
-          <w:rFonts w:ascii="Arial" w:hAnsi="Arial" w:cs="Arial"/>
-          <w:sz w:val="20"/>
-          <w:szCs w:val="20"/>
-        </w:rPr>
-        <w:t>{% for item in</w:t>
-      </w:r>
-      <w:r>
-        <w:rPr>
-          <w:rFonts w:ascii="Arial" w:hAnsi="Arial" w:cs="Arial"/>
-          <w:sz w:val="20"/>
-          <w:szCs w:val="20"/>
-        </w:rPr>
-        <w:t xml:space="preserve"> spektren%}Spektrum zu Marker </w:t>
-      </w:r>
-      <w:r>
-        <w:rPr>
-          <w:rFonts w:ascii="Arial" w:hAnsi="Arial" w:cs="Arial"/>
-          <w:i/>
-          <w:iCs/>
-          <w:sz w:val="20"/>
-          <w:szCs w:val="20"/>
-        </w:rPr>
-        <w:t>{{ item.name }}</w:t>
-      </w:r>
-    </w:p>
-    <w:p>
-      <w:pPr>
-        <w:rPr>
-          <w:rFonts w:ascii="Arial" w:hAnsi="Arial" w:cs="Arial"/>
-          <w:sz w:val="20"/>
-          <w:szCs w:val="20"/>
-        </w:rPr>
-      </w:pPr>
-      <w:r>
-        <w:rPr>
-          <w:rFonts w:ascii="Arial" w:hAnsi="Arial" w:cs="Arial"/>
-          <w:sz w:val="20"/>
-          <w:szCs w:val="20"/>
-        </w:rPr>
-        <w:t>{{ item.bild }}{% endfor %}</w:t>
-      </w:r>
     </w:p>
     <w:sectPr>
       <w:pgSz w:w="11906" w:h="16838"/>
@@ -2778,7 +3109,7 @@
 </file>
 
 <file path=word/endnotes.xml><?xml version="1.0" encoding="utf-8"?>
-<w:endnotes xmlns:wpc="http://schemas.microsoft.com/office/word/2010/wordprocessingCanvas" xmlns:cx="http://schemas.microsoft.com/office/drawing/2014/chartex" xmlns:cx1="http://schemas.microsoft.com/office/drawing/2015/9/8/chartex" xmlns:cx2="http://schemas.microsoft.com/office/drawing/2015/10/21/chartex" xmlns:cx3="http://schemas.microsoft.com/office/drawing/2016/5/9/chartex" xmlns:cx4="http://schemas.microsoft.com/office/drawing/2016/5/10/chartex" xmlns:cx5="http://schemas.microsoft.com/office/drawing/2016/5/11/chartex" xmlns:cx6="http://schemas.microsoft.com/office/drawing/2016/5/12/chartex" xmlns:cx7="http://schemas.microsoft.com/office/drawing/2016/5/13/chartex" xmlns:cx8="http://schemas.microsoft.com/office/drawing/2016/5/14/chartex" xmlns:mc="http://schemas.openxmlformats.org/markup-compatibility/2006" xmlns:aink="http://schemas.microsoft.com/office/drawing/2016/ink" xmlns:am3d="http://schemas.microsoft.com/office/drawing/2017/model3d" xmlns:o="urn:schemas-microsoft-com:office:office" xmlns:oel="http://schemas.microsoft.com/office/2019/extlst" xmlns:r="http://schemas.openxmlformats.org/officeDocument/2006/relationships" xmlns:m="http://schemas.openxmlformats.org/officeDocument/2006/math" xmlns:v="urn:schemas-microsoft-com:vml" xmlns:wp14="http://schemas.microsoft.com/office/word/2010/wordprocessingDrawing" xmlns:wp="http://schemas.openxmlformats.org/drawingml/2006/wordprocessingDrawing" xmlns:w10="urn:schemas-microsoft-com:office:word" xmlns:w="http://schemas.openxmlformats.org/wordprocessingml/2006/main" xmlns:w14="http://schemas.microsoft.com/office/word/2010/wordml" xmlns:w15="http://schemas.microsoft.com/office/word/2012/wordml" xmlns:w16cex="http://schemas.microsoft.com/office/word/2018/wordml/cex" xmlns:w16cid="http://schemas.microsoft.com/office/word/2016/wordml/cid" xmlns:w16="http://schemas.microsoft.com/office/word/2018/wordml" xmlns:w16du="http://schemas.microsoft.com/office/word/2023/wordml/word16du" xmlns:w16sdtdh="http://schemas.microsoft.com/office/word/2020/wordml/sdtdatahash" xmlns:w16se="http://schemas.microsoft.com/office/word/2015/wordml/symex" xmlns:wpg="http://schemas.microsoft.com/office/word/2010/wordprocessingGroup" xmlns:wpi="http://schemas.microsoft.com/office/word/2010/wordprocessingInk" xmlns:wne="http://schemas.microsoft.com/office/word/2006/wordml" xmlns:wps="http://schemas.microsoft.com/office/word/2010/wordprocessingShape" mc:Ignorable="w14 w15 w16se w16cid w16 w16cex w16sdtdh w16du wp14">
+<w:endnotes xmlns:wpc="http://schemas.microsoft.com/office/word/2010/wordprocessingCanvas" xmlns:cx="http://schemas.microsoft.com/office/drawing/2014/chartex" xmlns:cx1="http://schemas.microsoft.com/office/drawing/2015/9/8/chartex" xmlns:cx2="http://schemas.microsoft.com/office/drawing/2015/10/21/chartex" xmlns:cx3="http://schemas.microsoft.com/office/drawing/2016/5/9/chartex" xmlns:cx4="http://schemas.microsoft.com/office/drawing/2016/5/10/chartex" xmlns:cx5="http://schemas.microsoft.com/office/drawing/2016/5/11/chartex" xmlns:cx6="http://schemas.microsoft.com/office/drawing/2016/5/12/chartex" xmlns:cx7="http://schemas.microsoft.com/office/drawing/2016/5/13/chartex" xmlns:cx8="http://schemas.microsoft.com/office/drawing/2016/5/14/chartex" xmlns:mc="http://schemas.openxmlformats.org/markup-compatibility/2006" xmlns:aink="http://schemas.microsoft.com/office/drawing/2016/ink" xmlns:am3d="http://schemas.microsoft.com/office/drawing/2017/model3d" xmlns:o="urn:schemas-microsoft-com:office:office" xmlns:oel="http://schemas.microsoft.com/office/2019/extlst" xmlns:r="http://schemas.openxmlformats.org/officeDocument/2006/relationships" xmlns:m="http://schemas.openxmlformats.org/officeDocument/2006/math" xmlns:v="urn:schemas-microsoft-com:vml" xmlns:wp14="http://schemas.microsoft.com/office/word/2010/wordprocessingDrawing" xmlns:wp="http://schemas.openxmlformats.org/drawingml/2006/wordprocessingDrawing" xmlns:w10="urn:schemas-microsoft-com:office:word" xmlns:w="http://schemas.openxmlformats.org/wordprocessingml/2006/main" xmlns:w14="http://schemas.microsoft.com/office/word/2010/wordml" xmlns:w15="http://schemas.microsoft.com/office/word/2012/wordml" xmlns:w16cex="http://schemas.microsoft.com/office/word/2018/wordml/cex" xmlns:w16cid="http://schemas.microsoft.com/office/word/2016/wordml/cid" xmlns:w16="http://schemas.microsoft.com/office/word/2018/wordml" xmlns:w16du="http://schemas.microsoft.com/office/word/2023/wordml/word16du" xmlns:w16sdtdh="http://schemas.microsoft.com/office/word/2020/wordml/sdtdatahash" xmlns:w16sdtfl="http://schemas.microsoft.com/office/word/2024/wordml/sdtformatlock" xmlns:w16se="http://schemas.microsoft.com/office/word/2015/wordml/symex" xmlns:wpg="http://schemas.microsoft.com/office/word/2010/wordprocessingGroup" xmlns:wpi="http://schemas.microsoft.com/office/word/2010/wordprocessingInk" xmlns:wne="http://schemas.microsoft.com/office/word/2006/wordml" xmlns:wps="http://schemas.microsoft.com/office/word/2010/wordprocessingShape" mc:Ignorable="w14 w15 w16se w16cid w16 w16cex w16sdtdh w16sdtfl w16du wp14">
   <w:endnote w:type="separator" w:id="-1">
     <w:p>
       <w:pPr>
@@ -2803,7 +3134,7 @@
 </file>
 
 <file path=word/footnotes.xml><?xml version="1.0" encoding="utf-8"?>
-<w:footnotes xmlns:wpc="http://schemas.microsoft.com/office/word/2010/wordprocessingCanvas" xmlns:cx="http://schemas.microsoft.com/office/drawing/2014/chartex" xmlns:cx1="http://schemas.microsoft.com/office/drawing/2015/9/8/chartex" xmlns:cx2="http://schemas.microsoft.com/office/drawing/2015/10/21/chartex" xmlns:cx3="http://schemas.microsoft.com/office/drawing/2016/5/9/chartex" xmlns:cx4="http://schemas.microsoft.com/office/drawing/2016/5/10/chartex" xmlns:cx5="http://schemas.microsoft.com/office/drawing/2016/5/11/chartex" xmlns:cx6="http://schemas.microsoft.com/office/drawing/2016/5/12/chartex" xmlns:cx7="http://schemas.microsoft.com/office/drawing/2016/5/13/chartex" xmlns:cx8="http://schemas.microsoft.com/office/drawing/2016/5/14/chartex" xmlns:mc="http://schemas.openxmlformats.org/markup-compatibility/2006" xmlns:aink="http://schemas.microsoft.com/office/drawing/2016/ink" xmlns:am3d="http://schemas.microsoft.com/office/drawing/2017/model3d" xmlns:o="urn:schemas-microsoft-com:office:office" xmlns:oel="http://schemas.microsoft.com/office/2019/extlst" xmlns:r="http://schemas.openxmlformats.org/officeDocument/2006/relationships" xmlns:m="http://schemas.openxmlformats.org/officeDocument/2006/math" xmlns:v="urn:schemas-microsoft-com:vml" xmlns:wp14="http://schemas.microsoft.com/office/word/2010/wordprocessingDrawing" xmlns:wp="http://schemas.openxmlformats.org/drawingml/2006/wordprocessingDrawing" xmlns:w10="urn:schemas-microsoft-com:office:word" xmlns:w="http://schemas.openxmlformats.org/wordprocessingml/2006/main" xmlns:w14="http://schemas.microsoft.com/office/word/2010/wordml" xmlns:w15="http://schemas.microsoft.com/office/word/2012/wordml" xmlns:w16cex="http://schemas.microsoft.com/office/word/2018/wordml/cex" xmlns:w16cid="http://schemas.microsoft.com/office/word/2016/wordml/cid" xmlns:w16="http://schemas.microsoft.com/office/word/2018/wordml" xmlns:w16du="http://schemas.microsoft.com/office/word/2023/wordml/word16du" xmlns:w16sdtdh="http://schemas.microsoft.com/office/word/2020/wordml/sdtdatahash" xmlns:w16se="http://schemas.microsoft.com/office/word/2015/wordml/symex" xmlns:wpg="http://schemas.microsoft.com/office/word/2010/wordprocessingGroup" xmlns:wpi="http://schemas.microsoft.com/office/word/2010/wordprocessingInk" xmlns:wne="http://schemas.microsoft.com/office/word/2006/wordml" xmlns:wps="http://schemas.microsoft.com/office/word/2010/wordprocessingShape" mc:Ignorable="w14 w15 w16se w16cid w16 w16cex w16sdtdh w16du wp14">
+<w:footnotes xmlns:wpc="http://schemas.microsoft.com/office/word/2010/wordprocessingCanvas" xmlns:cx="http://schemas.microsoft.com/office/drawing/2014/chartex" xmlns:cx1="http://schemas.microsoft.com/office/drawing/2015/9/8/chartex" xmlns:cx2="http://schemas.microsoft.com/office/drawing/2015/10/21/chartex" xmlns:cx3="http://schemas.microsoft.com/office/drawing/2016/5/9/chartex" xmlns:cx4="http://schemas.microsoft.com/office/drawing/2016/5/10/chartex" xmlns:cx5="http://schemas.microsoft.com/office/drawing/2016/5/11/chartex" xmlns:cx6="http://schemas.microsoft.com/office/drawing/2016/5/12/chartex" xmlns:cx7="http://schemas.microsoft.com/office/drawing/2016/5/13/chartex" xmlns:cx8="http://schemas.microsoft.com/office/drawing/2016/5/14/chartex" xmlns:mc="http://schemas.openxmlformats.org/markup-compatibility/2006" xmlns:aink="http://schemas.microsoft.com/office/drawing/2016/ink" xmlns:am3d="http://schemas.microsoft.com/office/drawing/2017/model3d" xmlns:o="urn:schemas-microsoft-com:office:office" xmlns:oel="http://schemas.microsoft.com/office/2019/extlst" xmlns:r="http://schemas.openxmlformats.org/officeDocument/2006/relationships" xmlns:m="http://schemas.openxmlformats.org/officeDocument/2006/math" xmlns:v="urn:schemas-microsoft-com:vml" xmlns:wp14="http://schemas.microsoft.com/office/word/2010/wordprocessingDrawing" xmlns:wp="http://schemas.openxmlformats.org/drawingml/2006/wordprocessingDrawing" xmlns:w10="urn:schemas-microsoft-com:office:word" xmlns:w="http://schemas.openxmlformats.org/wordprocessingml/2006/main" xmlns:w14="http://schemas.microsoft.com/office/word/2010/wordml" xmlns:w15="http://schemas.microsoft.com/office/word/2012/wordml" xmlns:w16cex="http://schemas.microsoft.com/office/word/2018/wordml/cex" xmlns:w16cid="http://schemas.microsoft.com/office/word/2016/wordml/cid" xmlns:w16="http://schemas.microsoft.com/office/word/2018/wordml" xmlns:w16du="http://schemas.microsoft.com/office/word/2023/wordml/word16du" xmlns:w16sdtdh="http://schemas.microsoft.com/office/word/2020/wordml/sdtdatahash" xmlns:w16sdtfl="http://schemas.microsoft.com/office/word/2024/wordml/sdtformatlock" xmlns:w16se="http://schemas.microsoft.com/office/word/2015/wordml/symex" xmlns:wpg="http://schemas.microsoft.com/office/word/2010/wordprocessingGroup" xmlns:wpi="http://schemas.microsoft.com/office/word/2010/wordprocessingInk" xmlns:wne="http://schemas.microsoft.com/office/word/2006/wordml" xmlns:wps="http://schemas.microsoft.com/office/word/2010/wordprocessingShape" mc:Ignorable="w14 w15 w16se w16cid w16 w16cex w16sdtdh w16sdtfl w16du wp14">
   <w:footnote w:type="separator" w:id="-1">
     <w:p>
       <w:pPr>
@@ -2828,7 +3159,7 @@
 </file>
 
 <file path=word/styles.xml><?xml version="1.0" encoding="utf-8"?>
-<w:styles xmlns:mc="http://schemas.openxmlformats.org/markup-compatibility/2006" xmlns:r="http://schemas.openxmlformats.org/officeDocument/2006/relationships" xmlns:w="http://schemas.openxmlformats.org/wordprocessingml/2006/main" xmlns:w14="http://schemas.microsoft.com/office/word/2010/wordml" xmlns:w15="http://schemas.microsoft.com/office/word/2012/wordml" xmlns:w16cex="http://schemas.microsoft.com/office/word/2018/wordml/cex" xmlns:w16cid="http://schemas.microsoft.com/office/word/2016/wordml/cid" xmlns:w16="http://schemas.microsoft.com/office/word/2018/wordml" xmlns:w16du="http://schemas.microsoft.com/office/word/2023/wordml/word16du" xmlns:w16sdtdh="http://schemas.microsoft.com/office/word/2020/wordml/sdtdatahash" xmlns:w16se="http://schemas.microsoft.com/office/word/2015/wordml/symex" mc:Ignorable="w14 w15 w16se w16cid w16 w16cex w16sdtdh w16du">
+<w:styles xmlns:mc="http://schemas.openxmlformats.org/markup-compatibility/2006" xmlns:r="http://schemas.openxmlformats.org/officeDocument/2006/relationships" xmlns:w="http://schemas.openxmlformats.org/wordprocessingml/2006/main" xmlns:w14="http://schemas.microsoft.com/office/word/2010/wordml" xmlns:w15="http://schemas.microsoft.com/office/word/2012/wordml" xmlns:w16cex="http://schemas.microsoft.com/office/word/2018/wordml/cex" xmlns:w16cid="http://schemas.microsoft.com/office/word/2016/wordml/cid" xmlns:w16="http://schemas.microsoft.com/office/word/2018/wordml" xmlns:w16du="http://schemas.microsoft.com/office/word/2023/wordml/word16du" xmlns:w16sdtdh="http://schemas.microsoft.com/office/word/2020/wordml/sdtdatahash" xmlns:w16sdtfl="http://schemas.microsoft.com/office/word/2024/wordml/sdtformatlock" xmlns:w16se="http://schemas.microsoft.com/office/word/2015/wordml/symex" mc:Ignorable="w14 w15 w16se w16cid w16 w16cex w16sdtdh w16sdtfl w16du">
   <w:docDefaults>
     <w:rPrDefault>
       <w:rPr>

--- a/messergebnis_vorlage.docx
+++ b/messergebnis_vorlage.docx
@@ -37,7 +37,6 @@
               </w:rPr>
               <w:t xml:space="preserve">{{ </w:t>
             </w:r>
-            <w:proofErr w:type="spellStart"/>
             <w:r>
               <w:rPr>
                 <w:rFonts w:ascii="Arial" w:hAnsi="Arial" w:cs="Arial"/>
@@ -56,20 +55,26 @@
                 <w:sz w:val="20"/>
                 <w:szCs w:val="20"/>
               </w:rPr>
-              <w:t>itel</w:t>
-            </w:r>
-            <w:proofErr w:type="spellEnd"/>
-            <w:r>
-              <w:rPr>
-                <w:rFonts w:ascii="Arial" w:hAnsi="Arial" w:cs="Arial"/>
-                <w:b/>
-                <w:bCs/>
+              <w:t>itel }}</w:t>
+            </w:r>
+          </w:p>
+          <w:p>
+            <w:pPr>
+              <w:spacing w:before="120" w:after="120"/>
+              <w:rPr>
+                <w:rFonts w:ascii="Arial" w:hAnsi="Arial" w:cs="Arial"/>
                 <w:sz w:val="20"/>
                 <w:szCs w:val="20"/>
               </w:rPr>
-              <w:t xml:space="preserve"> }}</w:t>
-            </w:r>
-          </w:p>
+            </w:pPr>
+          </w:p>
+        </w:tc>
+      </w:tr>
+      <w:tr>
+        <w:tc>
+          <w:tcPr>
+            <w:tcW w:w="9062" w:type="dxa"/>
+          </w:tcPr>
           <w:p>
             <w:pPr>
               <w:spacing w:before="120" w:after="120"/>
@@ -79,6 +84,30 @@
                 <w:szCs w:val="20"/>
               </w:rPr>
             </w:pPr>
+            <w:r>
+              <w:rPr>
+                <w:rFonts w:ascii="Arial" w:hAnsi="Arial" w:cs="Arial"/>
+                <w:sz w:val="20"/>
+                <w:szCs w:val="20"/>
+              </w:rPr>
+              <w:t xml:space="preserve">{{ </w:t>
+            </w:r>
+            <w:r>
+              <w:rPr>
+                <w:rFonts w:ascii="Arial" w:hAnsi="Arial" w:cs="Arial"/>
+                <w:sz w:val="20"/>
+                <w:szCs w:val="20"/>
+              </w:rPr>
+              <w:t>t</w:t>
+            </w:r>
+            <w:r>
+              <w:rPr>
+                <w:rFonts w:ascii="Arial" w:hAnsi="Arial" w:cs="Arial"/>
+                <w:sz w:val="20"/>
+                <w:szCs w:val="20"/>
+              </w:rPr>
+              <w:t>hema }}</w:t>
+            </w:r>
           </w:p>
         </w:tc>
       </w:tr>
@@ -92,68 +121,92 @@
               <w:spacing w:before="120" w:after="120"/>
               <w:rPr>
                 <w:rFonts w:ascii="Arial" w:hAnsi="Arial" w:cs="Arial"/>
-                <w:sz w:val="20"/>
-                <w:szCs w:val="20"/>
-              </w:rPr>
-            </w:pPr>
-            <w:r>
-              <w:rPr>
-                <w:rFonts w:ascii="Arial" w:hAnsi="Arial" w:cs="Arial"/>
-                <w:sz w:val="20"/>
-                <w:szCs w:val="20"/>
-              </w:rPr>
-              <w:t xml:space="preserve">{{ </w:t>
-            </w:r>
-            <w:proofErr w:type="spellStart"/>
-            <w:r>
-              <w:rPr>
-                <w:rFonts w:ascii="Arial" w:hAnsi="Arial" w:cs="Arial"/>
-                <w:sz w:val="20"/>
-                <w:szCs w:val="20"/>
-              </w:rPr>
-              <w:t>t</w:t>
-            </w:r>
-            <w:r>
-              <w:rPr>
-                <w:rFonts w:ascii="Arial" w:hAnsi="Arial" w:cs="Arial"/>
-                <w:sz w:val="20"/>
-                <w:szCs w:val="20"/>
-              </w:rPr>
-              <w:t>hema</w:t>
-            </w:r>
-            <w:proofErr w:type="spellEnd"/>
-            <w:r>
-              <w:rPr>
-                <w:rFonts w:ascii="Arial" w:hAnsi="Arial" w:cs="Arial"/>
-                <w:sz w:val="20"/>
-                <w:szCs w:val="20"/>
-              </w:rPr>
-              <w:t xml:space="preserve"> }}</w:t>
+                <w:sz w:val="16"/>
+                <w:szCs w:val="16"/>
+              </w:rPr>
+            </w:pPr>
+            <w:r>
+              <w:rPr>
+                <w:rFonts w:ascii="Arial" w:hAnsi="Arial" w:cs="Arial"/>
+                <w:sz w:val="16"/>
+                <w:szCs w:val="16"/>
+              </w:rPr>
+              <w:t>Allgemeine Informationen zur Messung</w:t>
+            </w:r>
+          </w:p>
+        </w:tc>
+      </w:tr>
+    </w:tbl>
+    <w:p>
+      <w:pPr>
+        <w:rPr>
+          <w:rFonts w:ascii="Arial" w:hAnsi="Arial" w:cs="Arial"/>
+          <w:sz w:val="20"/>
+          <w:szCs w:val="20"/>
+        </w:rPr>
+      </w:pPr>
+    </w:p>
+    <w:tbl>
+      <w:tblPr>
+        <w:tblStyle w:val="Tabellenraster"/>
+        <w:tblW w:w="0" w:type="auto"/>
+        <w:tblLook w:val="04A0" w:firstRow="1" w:lastRow="0" w:firstColumn="1" w:lastColumn="0" w:noHBand="0" w:noVBand="1"/>
+      </w:tblPr>
+      <w:tblGrid>
+        <w:gridCol w:w="9062"/>
+      </w:tblGrid>
+      <w:tr>
+        <w:trPr>
+          <w:trHeight w:val="340"/>
+        </w:trPr>
+        <w:tc>
+          <w:tcPr>
+            <w:tcW w:w="9062" w:type="dxa"/>
+            <w:vAlign w:val="center"/>
+          </w:tcPr>
+          <w:p>
+            <w:pPr>
+              <w:rPr>
+                <w:rFonts w:ascii="Arial" w:hAnsi="Arial" w:cs="Arial"/>
+                <w:sz w:val="16"/>
+                <w:szCs w:val="16"/>
+              </w:rPr>
+            </w:pPr>
+            <w:r>
+              <w:rPr>
+                <w:rFonts w:ascii="Arial" w:hAnsi="Arial" w:cs="Arial"/>
+                <w:sz w:val="16"/>
+                <w:szCs w:val="16"/>
+              </w:rPr>
+              <w:t>Beschreibung</w:t>
             </w:r>
           </w:p>
         </w:tc>
       </w:tr>
       <w:tr>
+        <w:trPr>
+          <w:trHeight w:val="340"/>
+        </w:trPr>
         <w:tc>
           <w:tcPr>
             <w:tcW w:w="9062" w:type="dxa"/>
-          </w:tcPr>
-          <w:p>
-            <w:pPr>
-              <w:spacing w:before="120" w:after="120"/>
-              <w:rPr>
-                <w:rFonts w:ascii="Arial" w:hAnsi="Arial" w:cs="Arial"/>
-                <w:sz w:val="16"/>
-                <w:szCs w:val="16"/>
-              </w:rPr>
-            </w:pPr>
-            <w:r>
-              <w:rPr>
-                <w:rFonts w:ascii="Arial" w:hAnsi="Arial" w:cs="Arial"/>
-                <w:sz w:val="16"/>
-                <w:szCs w:val="16"/>
-              </w:rPr>
-              <w:t>Allgemeine Informationen zur Messung</w:t>
+            <w:vAlign w:val="center"/>
+          </w:tcPr>
+          <w:p>
+            <w:pPr>
+              <w:rPr>
+                <w:rFonts w:ascii="Arial" w:hAnsi="Arial" w:cs="Arial"/>
+                <w:sz w:val="16"/>
+                <w:szCs w:val="16"/>
+              </w:rPr>
+            </w:pPr>
+            <w:r>
+              <w:rPr>
+                <w:rFonts w:ascii="Arial" w:hAnsi="Arial" w:cs="Arial"/>
+                <w:sz w:val="16"/>
+                <w:szCs w:val="16"/>
+              </w:rPr>
+              <w:t>{{ beschreibung }}</w:t>
             </w:r>
           </w:p>
         </w:tc>
@@ -253,25 +306,7 @@
                 <w:sz w:val="16"/>
                 <w:szCs w:val="16"/>
               </w:rPr>
-              <w:t xml:space="preserve">{{ </w:t>
-            </w:r>
-            <w:proofErr w:type="spellStart"/>
-            <w:r>
-              <w:rPr>
-                <w:rFonts w:ascii="Arial" w:hAnsi="Arial" w:cs="Arial"/>
-                <w:sz w:val="16"/>
-                <w:szCs w:val="16"/>
-              </w:rPr>
-              <w:t>startzeit</w:t>
-            </w:r>
-            <w:proofErr w:type="spellEnd"/>
-            <w:r>
-              <w:rPr>
-                <w:rFonts w:ascii="Arial" w:hAnsi="Arial" w:cs="Arial"/>
-                <w:sz w:val="16"/>
-                <w:szCs w:val="16"/>
-              </w:rPr>
-              <w:t xml:space="preserve"> }}</w:t>
+              <w:t>{{ startzeit }}</w:t>
             </w:r>
           </w:p>
         </w:tc>
@@ -322,25 +357,7 @@
                 <w:sz w:val="16"/>
                 <w:szCs w:val="16"/>
               </w:rPr>
-              <w:t xml:space="preserve">{{ </w:t>
-            </w:r>
-            <w:proofErr w:type="spellStart"/>
-            <w:r>
-              <w:rPr>
-                <w:rFonts w:ascii="Arial" w:hAnsi="Arial" w:cs="Arial"/>
-                <w:sz w:val="16"/>
-                <w:szCs w:val="16"/>
-              </w:rPr>
-              <w:t>endzeit</w:t>
-            </w:r>
-            <w:proofErr w:type="spellEnd"/>
-            <w:r>
-              <w:rPr>
-                <w:rFonts w:ascii="Arial" w:hAnsi="Arial" w:cs="Arial"/>
-                <w:sz w:val="16"/>
-                <w:szCs w:val="16"/>
-              </w:rPr>
-              <w:t xml:space="preserve"> }}</w:t>
+              <w:t>{{ endzeit }}</w:t>
             </w:r>
           </w:p>
         </w:tc>
@@ -385,7 +402,6 @@
                 <w:szCs w:val="16"/>
               </w:rPr>
             </w:pPr>
-            <w:proofErr w:type="spellStart"/>
             <w:r>
               <w:rPr>
                 <w:rFonts w:ascii="Arial" w:hAnsi="Arial" w:cs="Arial"/>
@@ -394,7 +410,6 @@
               </w:rPr>
               <w:t>Norsonic</w:t>
             </w:r>
-            <w:proofErr w:type="spellEnd"/>
           </w:p>
         </w:tc>
       </w:tr>
@@ -466,7 +481,6 @@
                 <w:szCs w:val="16"/>
               </w:rPr>
             </w:pPr>
-            <w:proofErr w:type="spellStart"/>
             <w:r>
               <w:rPr>
                 <w:rFonts w:ascii="Arial" w:hAnsi="Arial" w:cs="Arial"/>
@@ -475,7 +489,6 @@
               </w:rPr>
               <w:t>Protokollierintervall</w:t>
             </w:r>
-            <w:proofErr w:type="spellEnd"/>
           </w:p>
         </w:tc>
         <w:tc>
@@ -651,7 +664,6 @@
         </w:rPr>
         <w:t xml:space="preserve">{{ </w:t>
       </w:r>
-      <w:proofErr w:type="spellStart"/>
       <w:r>
         <w:rPr>
           <w:rFonts w:ascii="Arial" w:hAnsi="Arial" w:cs="Arial"/>
@@ -666,16 +678,7 @@
           <w:sz w:val="20"/>
           <w:szCs w:val="20"/>
         </w:rPr>
-        <w:t>egelzeit</w:t>
-      </w:r>
-      <w:proofErr w:type="spellEnd"/>
-      <w:r>
-        <w:rPr>
-          <w:rFonts w:ascii="Arial" w:hAnsi="Arial" w:cs="Arial"/>
-          <w:sz w:val="20"/>
-          <w:szCs w:val="20"/>
-        </w:rPr>
-        <w:t xml:space="preserve"> }}</w:t>
+        <w:t>egelzeit }}</w:t>
       </w:r>
     </w:p>
     <w:p>
@@ -758,7 +761,6 @@
               <w:lastRenderedPageBreak/>
               <w:t xml:space="preserve">{{ </w:t>
             </w:r>
-            <w:proofErr w:type="spellStart"/>
             <w:r>
               <w:rPr>
                 <w:rFonts w:ascii="Arial" w:hAnsi="Arial" w:cs="Arial"/>
@@ -777,20 +779,26 @@
                 <w:sz w:val="20"/>
                 <w:szCs w:val="20"/>
               </w:rPr>
-              <w:t>itel</w:t>
-            </w:r>
-            <w:proofErr w:type="spellEnd"/>
-            <w:r>
-              <w:rPr>
-                <w:rFonts w:ascii="Arial" w:hAnsi="Arial" w:cs="Arial"/>
-                <w:b/>
-                <w:bCs/>
+              <w:t>itel }}</w:t>
+            </w:r>
+          </w:p>
+          <w:p>
+            <w:pPr>
+              <w:spacing w:before="120" w:after="120"/>
+              <w:rPr>
+                <w:rFonts w:ascii="Arial" w:hAnsi="Arial" w:cs="Arial"/>
                 <w:sz w:val="20"/>
                 <w:szCs w:val="20"/>
               </w:rPr>
-              <w:t xml:space="preserve"> }}</w:t>
-            </w:r>
-          </w:p>
+            </w:pPr>
+          </w:p>
+        </w:tc>
+      </w:tr>
+      <w:tr>
+        <w:tc>
+          <w:tcPr>
+            <w:tcW w:w="9062" w:type="dxa"/>
+          </w:tcPr>
           <w:p>
             <w:pPr>
               <w:spacing w:before="120" w:after="120"/>
@@ -800,56 +808,29 @@
                 <w:szCs w:val="20"/>
               </w:rPr>
             </w:pPr>
-          </w:p>
-        </w:tc>
-      </w:tr>
-      <w:tr>
-        <w:tc>
-          <w:tcPr>
-            <w:tcW w:w="9062" w:type="dxa"/>
-          </w:tcPr>
-          <w:p>
-            <w:pPr>
-              <w:spacing w:before="120" w:after="120"/>
+            <w:r>
               <w:rPr>
                 <w:rFonts w:ascii="Arial" w:hAnsi="Arial" w:cs="Arial"/>
                 <w:sz w:val="20"/>
                 <w:szCs w:val="20"/>
               </w:rPr>
-            </w:pPr>
+              <w:t xml:space="preserve">{{ </w:t>
+            </w:r>
             <w:r>
               <w:rPr>
                 <w:rFonts w:ascii="Arial" w:hAnsi="Arial" w:cs="Arial"/>
                 <w:sz w:val="20"/>
                 <w:szCs w:val="20"/>
               </w:rPr>
-              <w:t xml:space="preserve">{{ </w:t>
-            </w:r>
-            <w:proofErr w:type="spellStart"/>
+              <w:t>t</w:t>
+            </w:r>
             <w:r>
               <w:rPr>
                 <w:rFonts w:ascii="Arial" w:hAnsi="Arial" w:cs="Arial"/>
                 <w:sz w:val="20"/>
                 <w:szCs w:val="20"/>
               </w:rPr>
-              <w:t>t</w:t>
-            </w:r>
-            <w:r>
-              <w:rPr>
-                <w:rFonts w:ascii="Arial" w:hAnsi="Arial" w:cs="Arial"/>
-                <w:sz w:val="20"/>
-                <w:szCs w:val="20"/>
-              </w:rPr>
-              <w:t>hema</w:t>
-            </w:r>
-            <w:proofErr w:type="spellEnd"/>
-            <w:r>
-              <w:rPr>
-                <w:rFonts w:ascii="Arial" w:hAnsi="Arial" w:cs="Arial"/>
-                <w:sz w:val="20"/>
-                <w:szCs w:val="20"/>
-              </w:rPr>
-              <w:t xml:space="preserve"> }}</w:t>
+              <w:t>hema }}</w:t>
             </w:r>
           </w:p>
         </w:tc>
@@ -1297,61 +1278,7 @@
                 <w:sz w:val="16"/>
                 <w:szCs w:val="16"/>
               </w:rPr>
-              <w:t>{%</w:t>
-            </w:r>
-            <w:proofErr w:type="spellStart"/>
-            <w:r>
-              <w:rPr>
-                <w:rFonts w:ascii="Arial" w:hAnsi="Arial" w:cs="Arial"/>
-                <w:sz w:val="16"/>
-                <w:szCs w:val="16"/>
-              </w:rPr>
-              <w:t>tr</w:t>
-            </w:r>
-            <w:proofErr w:type="spellEnd"/>
-            <w:r>
-              <w:rPr>
-                <w:rFonts w:ascii="Arial" w:hAnsi="Arial" w:cs="Arial"/>
-                <w:sz w:val="16"/>
-                <w:szCs w:val="16"/>
-              </w:rPr>
-              <w:t xml:space="preserve"> </w:t>
-            </w:r>
-            <w:proofErr w:type="spellStart"/>
-            <w:r>
-              <w:rPr>
-                <w:rFonts w:ascii="Arial" w:hAnsi="Arial" w:cs="Arial"/>
-                <w:sz w:val="16"/>
-                <w:szCs w:val="16"/>
-              </w:rPr>
-              <w:t>for</w:t>
-            </w:r>
-            <w:proofErr w:type="spellEnd"/>
-            <w:r>
-              <w:rPr>
-                <w:rFonts w:ascii="Arial" w:hAnsi="Arial" w:cs="Arial"/>
-                <w:sz w:val="16"/>
-                <w:szCs w:val="16"/>
-              </w:rPr>
-              <w:t xml:space="preserve"> i in </w:t>
-            </w:r>
-            <w:proofErr w:type="spellStart"/>
-            <w:r>
-              <w:rPr>
-                <w:rFonts w:ascii="Arial" w:hAnsi="Arial" w:cs="Arial"/>
-                <w:sz w:val="16"/>
-                <w:szCs w:val="16"/>
-              </w:rPr>
-              <w:t>werte.summe</w:t>
-            </w:r>
-            <w:proofErr w:type="spellEnd"/>
-            <w:r>
-              <w:rPr>
-                <w:rFonts w:ascii="Arial" w:hAnsi="Arial" w:cs="Arial"/>
-                <w:sz w:val="16"/>
-                <w:szCs w:val="16"/>
-              </w:rPr>
-              <w:t xml:space="preserve"> %}</w:t>
+              <w:t>{%tr for i in werte.summe %}</w:t>
             </w:r>
           </w:p>
         </w:tc>
@@ -1459,25 +1386,7 @@
                 <w:sz w:val="16"/>
                 <w:szCs w:val="16"/>
               </w:rPr>
-              <w:t xml:space="preserve">{{ </w:t>
-            </w:r>
-            <w:proofErr w:type="spellStart"/>
-            <w:r>
-              <w:rPr>
-                <w:rFonts w:ascii="Arial" w:hAnsi="Arial" w:cs="Arial"/>
-                <w:sz w:val="16"/>
-                <w:szCs w:val="16"/>
-              </w:rPr>
-              <w:t>i.Marker</w:t>
-            </w:r>
-            <w:proofErr w:type="spellEnd"/>
-            <w:r>
-              <w:rPr>
-                <w:rFonts w:ascii="Arial" w:hAnsi="Arial" w:cs="Arial"/>
-                <w:sz w:val="16"/>
-                <w:szCs w:val="16"/>
-              </w:rPr>
-              <w:t xml:space="preserve"> }}</w:t>
+              <w:t>{{ i.Marker }}</w:t>
             </w:r>
           </w:p>
         </w:tc>
@@ -1501,25 +1410,7 @@
                 <w:sz w:val="16"/>
                 <w:szCs w:val="16"/>
               </w:rPr>
-              <w:t xml:space="preserve">{{ </w:t>
-            </w:r>
-            <w:proofErr w:type="spellStart"/>
-            <w:r>
-              <w:rPr>
-                <w:rFonts w:ascii="Arial" w:hAnsi="Arial" w:cs="Arial"/>
-                <w:sz w:val="16"/>
-                <w:szCs w:val="16"/>
-              </w:rPr>
-              <w:t>i.tLAeq</w:t>
-            </w:r>
-            <w:proofErr w:type="spellEnd"/>
-            <w:r>
-              <w:rPr>
-                <w:rFonts w:ascii="Arial" w:hAnsi="Arial" w:cs="Arial"/>
-                <w:sz w:val="16"/>
-                <w:szCs w:val="16"/>
-              </w:rPr>
-              <w:t xml:space="preserve"> }}</w:t>
+              <w:t>{{ i.tLAeq }}</w:t>
             </w:r>
           </w:p>
         </w:tc>
@@ -1543,25 +1434,7 @@
                 <w:sz w:val="16"/>
                 <w:szCs w:val="16"/>
               </w:rPr>
-              <w:t xml:space="preserve">{{ </w:t>
-            </w:r>
-            <w:proofErr w:type="spellStart"/>
-            <w:r>
-              <w:rPr>
-                <w:rFonts w:ascii="Arial" w:hAnsi="Arial" w:cs="Arial"/>
-                <w:sz w:val="16"/>
-                <w:szCs w:val="16"/>
-              </w:rPr>
-              <w:t>i.tLAFTeq</w:t>
-            </w:r>
-            <w:proofErr w:type="spellEnd"/>
-            <w:r>
-              <w:rPr>
-                <w:rFonts w:ascii="Arial" w:hAnsi="Arial" w:cs="Arial"/>
-                <w:sz w:val="16"/>
-                <w:szCs w:val="16"/>
-              </w:rPr>
-              <w:t xml:space="preserve"> }}</w:t>
+              <w:t>{{ i.tLAFTeq }}</w:t>
             </w:r>
           </w:p>
         </w:tc>
@@ -1585,25 +1458,7 @@
                 <w:sz w:val="16"/>
                 <w:szCs w:val="16"/>
               </w:rPr>
-              <w:t xml:space="preserve">{{ </w:t>
-            </w:r>
-            <w:proofErr w:type="spellStart"/>
-            <w:r>
-              <w:rPr>
-                <w:rFonts w:ascii="Arial" w:hAnsi="Arial" w:cs="Arial"/>
-                <w:sz w:val="16"/>
-                <w:szCs w:val="16"/>
-              </w:rPr>
-              <w:t>i.tLAFmax</w:t>
-            </w:r>
-            <w:proofErr w:type="spellEnd"/>
-            <w:r>
-              <w:rPr>
-                <w:rFonts w:ascii="Arial" w:hAnsi="Arial" w:cs="Arial"/>
-                <w:sz w:val="16"/>
-                <w:szCs w:val="16"/>
-              </w:rPr>
-              <w:t xml:space="preserve"> }}</w:t>
+              <w:t>{{ i.tLAFmax }}</w:t>
             </w:r>
           </w:p>
         </w:tc>
@@ -1627,25 +1482,7 @@
                 <w:sz w:val="16"/>
                 <w:szCs w:val="16"/>
               </w:rPr>
-              <w:t xml:space="preserve">{{ </w:t>
-            </w:r>
-            <w:proofErr w:type="spellStart"/>
-            <w:r>
-              <w:rPr>
-                <w:rFonts w:ascii="Arial" w:hAnsi="Arial" w:cs="Arial"/>
-                <w:sz w:val="16"/>
-                <w:szCs w:val="16"/>
-              </w:rPr>
-              <w:t>i.tK_I</w:t>
-            </w:r>
-            <w:proofErr w:type="spellEnd"/>
-            <w:r>
-              <w:rPr>
-                <w:rFonts w:ascii="Arial" w:hAnsi="Arial" w:cs="Arial"/>
-                <w:sz w:val="16"/>
-                <w:szCs w:val="16"/>
-              </w:rPr>
-              <w:t xml:space="preserve"> }}</w:t>
+              <w:t>{{ i.tK_I }}</w:t>
             </w:r>
           </w:p>
         </w:tc>
@@ -1669,25 +1506,7 @@
                 <w:sz w:val="16"/>
                 <w:szCs w:val="16"/>
               </w:rPr>
-              <w:t xml:space="preserve">{{ </w:t>
-            </w:r>
-            <w:proofErr w:type="spellStart"/>
-            <w:r>
-              <w:rPr>
-                <w:rFonts w:ascii="Arial" w:hAnsi="Arial" w:cs="Arial"/>
-                <w:sz w:val="16"/>
-                <w:szCs w:val="16"/>
-              </w:rPr>
-              <w:t>i.tLCeq</w:t>
-            </w:r>
-            <w:proofErr w:type="spellEnd"/>
-            <w:r>
-              <w:rPr>
-                <w:rFonts w:ascii="Arial" w:hAnsi="Arial" w:cs="Arial"/>
-                <w:sz w:val="16"/>
-                <w:szCs w:val="16"/>
-              </w:rPr>
-              <w:t xml:space="preserve"> }}</w:t>
+              <w:t>{{ i.tLCeq }}</w:t>
             </w:r>
           </w:p>
         </w:tc>
@@ -1738,43 +1557,7 @@
                 <w:sz w:val="16"/>
                 <w:szCs w:val="16"/>
               </w:rPr>
-              <w:t>{%</w:t>
-            </w:r>
-            <w:proofErr w:type="spellStart"/>
-            <w:r>
-              <w:rPr>
-                <w:rFonts w:ascii="Arial" w:hAnsi="Arial" w:cs="Arial"/>
-                <w:sz w:val="16"/>
-                <w:szCs w:val="16"/>
-              </w:rPr>
-              <w:t>tr</w:t>
-            </w:r>
-            <w:proofErr w:type="spellEnd"/>
-            <w:r>
-              <w:rPr>
-                <w:rFonts w:ascii="Arial" w:hAnsi="Arial" w:cs="Arial"/>
-                <w:sz w:val="16"/>
-                <w:szCs w:val="16"/>
-              </w:rPr>
-              <w:t xml:space="preserve"> </w:t>
-            </w:r>
-            <w:proofErr w:type="spellStart"/>
-            <w:r>
-              <w:rPr>
-                <w:rFonts w:ascii="Arial" w:hAnsi="Arial" w:cs="Arial"/>
-                <w:sz w:val="16"/>
-                <w:szCs w:val="16"/>
-              </w:rPr>
-              <w:t>endfor</w:t>
-            </w:r>
-            <w:proofErr w:type="spellEnd"/>
-            <w:r>
-              <w:rPr>
-                <w:rFonts w:ascii="Arial" w:hAnsi="Arial" w:cs="Arial"/>
-                <w:sz w:val="16"/>
-                <w:szCs w:val="16"/>
-              </w:rPr>
-              <w:t xml:space="preserve"> %}</w:t>
+              <w:t>{%tr endfor %}</w:t>
             </w:r>
           </w:p>
         </w:tc>
@@ -2333,61 +2116,7 @@
                 <w:sz w:val="16"/>
                 <w:szCs w:val="16"/>
               </w:rPr>
-              <w:t>{%</w:t>
-            </w:r>
-            <w:proofErr w:type="spellStart"/>
-            <w:r>
-              <w:rPr>
-                <w:rFonts w:ascii="Arial" w:hAnsi="Arial" w:cs="Arial"/>
-                <w:sz w:val="16"/>
-                <w:szCs w:val="16"/>
-              </w:rPr>
-              <w:t>tr</w:t>
-            </w:r>
-            <w:proofErr w:type="spellEnd"/>
-            <w:r>
-              <w:rPr>
-                <w:rFonts w:ascii="Arial" w:hAnsi="Arial" w:cs="Arial"/>
-                <w:sz w:val="16"/>
-                <w:szCs w:val="16"/>
-              </w:rPr>
-              <w:t xml:space="preserve"> </w:t>
-            </w:r>
-            <w:proofErr w:type="spellStart"/>
-            <w:r>
-              <w:rPr>
-                <w:rFonts w:ascii="Arial" w:hAnsi="Arial" w:cs="Arial"/>
-                <w:sz w:val="16"/>
-                <w:szCs w:val="16"/>
-              </w:rPr>
-              <w:t>for</w:t>
-            </w:r>
-            <w:proofErr w:type="spellEnd"/>
-            <w:r>
-              <w:rPr>
-                <w:rFonts w:ascii="Arial" w:hAnsi="Arial" w:cs="Arial"/>
-                <w:sz w:val="16"/>
-                <w:szCs w:val="16"/>
-              </w:rPr>
-              <w:t xml:space="preserve"> i in </w:t>
-            </w:r>
-            <w:proofErr w:type="spellStart"/>
-            <w:r>
-              <w:rPr>
-                <w:rFonts w:ascii="Arial" w:hAnsi="Arial" w:cs="Arial"/>
-                <w:sz w:val="16"/>
-                <w:szCs w:val="16"/>
-              </w:rPr>
-              <w:t>werte.details</w:t>
-            </w:r>
-            <w:proofErr w:type="spellEnd"/>
-            <w:r>
-              <w:rPr>
-                <w:rFonts w:ascii="Arial" w:hAnsi="Arial" w:cs="Arial"/>
-                <w:sz w:val="16"/>
-                <w:szCs w:val="16"/>
-              </w:rPr>
-              <w:t xml:space="preserve"> %}</w:t>
+              <w:t>{%tr for i in werte.details %}</w:t>
             </w:r>
           </w:p>
         </w:tc>
@@ -2527,25 +2256,7 @@
                 <w:sz w:val="16"/>
                 <w:szCs w:val="16"/>
               </w:rPr>
-              <w:t xml:space="preserve">{{ </w:t>
-            </w:r>
-            <w:proofErr w:type="spellStart"/>
-            <w:r>
-              <w:rPr>
-                <w:rFonts w:ascii="Arial" w:hAnsi="Arial" w:cs="Arial"/>
-                <w:sz w:val="16"/>
-                <w:szCs w:val="16"/>
-              </w:rPr>
-              <w:t>i.Marker</w:t>
-            </w:r>
-            <w:proofErr w:type="spellEnd"/>
-            <w:r>
-              <w:rPr>
-                <w:rFonts w:ascii="Arial" w:hAnsi="Arial" w:cs="Arial"/>
-                <w:sz w:val="16"/>
-                <w:szCs w:val="16"/>
-              </w:rPr>
-              <w:t xml:space="preserve"> }}</w:t>
+              <w:t>{{ i.Marker }}</w:t>
             </w:r>
           </w:p>
         </w:tc>
@@ -2569,61 +2280,25 @@
                 <w:sz w:val="16"/>
                 <w:szCs w:val="16"/>
               </w:rPr>
-              <w:t xml:space="preserve">{{ </w:t>
-            </w:r>
-            <w:proofErr w:type="spellStart"/>
-            <w:r>
-              <w:rPr>
-                <w:rFonts w:ascii="Arial" w:hAnsi="Arial" w:cs="Arial"/>
-                <w:sz w:val="16"/>
-                <w:szCs w:val="16"/>
-              </w:rPr>
-              <w:t>i.Startzeit</w:t>
-            </w:r>
-            <w:proofErr w:type="spellEnd"/>
-            <w:r>
-              <w:rPr>
-                <w:rFonts w:ascii="Arial" w:hAnsi="Arial" w:cs="Arial"/>
-                <w:sz w:val="16"/>
-                <w:szCs w:val="16"/>
-              </w:rPr>
-              <w:t xml:space="preserve"> }}</w:t>
-            </w:r>
-          </w:p>
-          <w:p>
-            <w:pPr>
-              <w:jc w:val="center"/>
-              <w:rPr>
-                <w:rFonts w:ascii="Arial" w:hAnsi="Arial" w:cs="Arial"/>
-                <w:sz w:val="16"/>
-                <w:szCs w:val="16"/>
-              </w:rPr>
-            </w:pPr>
-            <w:r>
-              <w:rPr>
-                <w:rFonts w:ascii="Arial" w:hAnsi="Arial" w:cs="Arial"/>
-                <w:sz w:val="16"/>
-                <w:szCs w:val="16"/>
-              </w:rPr>
-              <w:t xml:space="preserve">{{ </w:t>
-            </w:r>
-            <w:proofErr w:type="spellStart"/>
-            <w:r>
-              <w:rPr>
-                <w:rFonts w:ascii="Arial" w:hAnsi="Arial" w:cs="Arial"/>
-                <w:sz w:val="16"/>
-                <w:szCs w:val="16"/>
-              </w:rPr>
-              <w:t>i.Endzeit</w:t>
-            </w:r>
-            <w:proofErr w:type="spellEnd"/>
-            <w:r>
-              <w:rPr>
-                <w:rFonts w:ascii="Arial" w:hAnsi="Arial" w:cs="Arial"/>
-                <w:sz w:val="16"/>
-                <w:szCs w:val="16"/>
-              </w:rPr>
-              <w:t>}}</w:t>
+              <w:t>{{ i.Startzeit }}</w:t>
+            </w:r>
+          </w:p>
+          <w:p>
+            <w:pPr>
+              <w:jc w:val="center"/>
+              <w:rPr>
+                <w:rFonts w:ascii="Arial" w:hAnsi="Arial" w:cs="Arial"/>
+                <w:sz w:val="16"/>
+                <w:szCs w:val="16"/>
+              </w:rPr>
+            </w:pPr>
+            <w:r>
+              <w:rPr>
+                <w:rFonts w:ascii="Arial" w:hAnsi="Arial" w:cs="Arial"/>
+                <w:sz w:val="16"/>
+                <w:szCs w:val="16"/>
+              </w:rPr>
+              <w:t>{{ i.Endzeit}}</w:t>
             </w:r>
           </w:p>
         </w:tc>
@@ -2647,25 +2322,7 @@
                 <w:sz w:val="16"/>
                 <w:szCs w:val="16"/>
               </w:rPr>
-              <w:t xml:space="preserve">{{ </w:t>
-            </w:r>
-            <w:proofErr w:type="spellStart"/>
-            <w:r>
-              <w:rPr>
-                <w:rFonts w:ascii="Arial" w:hAnsi="Arial" w:cs="Arial"/>
-                <w:sz w:val="16"/>
-                <w:szCs w:val="16"/>
-              </w:rPr>
-              <w:t>i.Zeit</w:t>
-            </w:r>
-            <w:proofErr w:type="spellEnd"/>
-            <w:r>
-              <w:rPr>
-                <w:rFonts w:ascii="Arial" w:hAnsi="Arial" w:cs="Arial"/>
-                <w:sz w:val="16"/>
-                <w:szCs w:val="16"/>
-              </w:rPr>
-              <w:t xml:space="preserve"> }}</w:t>
+              <w:t>{{ i.Zeit }}</w:t>
             </w:r>
           </w:p>
         </w:tc>
@@ -2689,25 +2346,7 @@
                 <w:sz w:val="16"/>
                 <w:szCs w:val="16"/>
               </w:rPr>
-              <w:t xml:space="preserve">{{ </w:t>
-            </w:r>
-            <w:proofErr w:type="spellStart"/>
-            <w:r>
-              <w:rPr>
-                <w:rFonts w:ascii="Arial" w:hAnsi="Arial" w:cs="Arial"/>
-                <w:sz w:val="16"/>
-                <w:szCs w:val="16"/>
-              </w:rPr>
-              <w:t>i.tLAeq</w:t>
-            </w:r>
-            <w:proofErr w:type="spellEnd"/>
-            <w:r>
-              <w:rPr>
-                <w:rFonts w:ascii="Arial" w:hAnsi="Arial" w:cs="Arial"/>
-                <w:sz w:val="16"/>
-                <w:szCs w:val="16"/>
-              </w:rPr>
-              <w:t xml:space="preserve"> }}</w:t>
+              <w:t>{{ i.tLAeq }}</w:t>
             </w:r>
           </w:p>
         </w:tc>
@@ -2731,25 +2370,7 @@
                 <w:sz w:val="16"/>
                 <w:szCs w:val="16"/>
               </w:rPr>
-              <w:t xml:space="preserve">{{ </w:t>
-            </w:r>
-            <w:proofErr w:type="spellStart"/>
-            <w:r>
-              <w:rPr>
-                <w:rFonts w:ascii="Arial" w:hAnsi="Arial" w:cs="Arial"/>
-                <w:sz w:val="16"/>
-                <w:szCs w:val="16"/>
-              </w:rPr>
-              <w:t>i.tLAFTeq</w:t>
-            </w:r>
-            <w:proofErr w:type="spellEnd"/>
-            <w:r>
-              <w:rPr>
-                <w:rFonts w:ascii="Arial" w:hAnsi="Arial" w:cs="Arial"/>
-                <w:sz w:val="16"/>
-                <w:szCs w:val="16"/>
-              </w:rPr>
-              <w:t xml:space="preserve"> }}</w:t>
+              <w:t>{{ i.tLAFTeq }}</w:t>
             </w:r>
           </w:p>
         </w:tc>
@@ -2773,25 +2394,7 @@
                 <w:sz w:val="16"/>
                 <w:szCs w:val="16"/>
               </w:rPr>
-              <w:t xml:space="preserve">{{ </w:t>
-            </w:r>
-            <w:proofErr w:type="spellStart"/>
-            <w:r>
-              <w:rPr>
-                <w:rFonts w:ascii="Arial" w:hAnsi="Arial" w:cs="Arial"/>
-                <w:sz w:val="16"/>
-                <w:szCs w:val="16"/>
-              </w:rPr>
-              <w:t>i.tLAFmax</w:t>
-            </w:r>
-            <w:proofErr w:type="spellEnd"/>
-            <w:r>
-              <w:rPr>
-                <w:rFonts w:ascii="Arial" w:hAnsi="Arial" w:cs="Arial"/>
-                <w:sz w:val="16"/>
-                <w:szCs w:val="16"/>
-              </w:rPr>
-              <w:t xml:space="preserve"> }}</w:t>
+              <w:t>{{ i.tLAFmax }}</w:t>
             </w:r>
           </w:p>
         </w:tc>
@@ -2815,25 +2418,7 @@
                 <w:sz w:val="16"/>
                 <w:szCs w:val="16"/>
               </w:rPr>
-              <w:t xml:space="preserve">{{ </w:t>
-            </w:r>
-            <w:proofErr w:type="spellStart"/>
-            <w:r>
-              <w:rPr>
-                <w:rFonts w:ascii="Arial" w:hAnsi="Arial" w:cs="Arial"/>
-                <w:sz w:val="16"/>
-                <w:szCs w:val="16"/>
-              </w:rPr>
-              <w:t>i.tK_I</w:t>
-            </w:r>
-            <w:proofErr w:type="spellEnd"/>
-            <w:r>
-              <w:rPr>
-                <w:rFonts w:ascii="Arial" w:hAnsi="Arial" w:cs="Arial"/>
-                <w:sz w:val="16"/>
-                <w:szCs w:val="16"/>
-              </w:rPr>
-              <w:t xml:space="preserve"> }}</w:t>
+              <w:t>{{ i.tK_I }}</w:t>
             </w:r>
           </w:p>
         </w:tc>
@@ -2857,16 +2442,7 @@
                 <w:sz w:val="16"/>
                 <w:szCs w:val="16"/>
               </w:rPr>
-              <w:t xml:space="preserve">{{ </w:t>
-            </w:r>
-            <w:proofErr w:type="spellStart"/>
-            <w:r>
-              <w:rPr>
-                <w:rFonts w:ascii="Arial" w:hAnsi="Arial" w:cs="Arial"/>
-                <w:sz w:val="16"/>
-                <w:szCs w:val="16"/>
-              </w:rPr>
-              <w:t>i.tL</w:t>
+              <w:t>{{ i.tL</w:t>
             </w:r>
             <w:r>
               <w:rPr>
@@ -2882,16 +2458,7 @@
                 <w:sz w:val="16"/>
                 <w:szCs w:val="16"/>
               </w:rPr>
-              <w:t>eq</w:t>
-            </w:r>
-            <w:proofErr w:type="spellEnd"/>
-            <w:r>
-              <w:rPr>
-                <w:rFonts w:ascii="Arial" w:hAnsi="Arial" w:cs="Arial"/>
-                <w:sz w:val="16"/>
-                <w:szCs w:val="16"/>
-              </w:rPr>
-              <w:t xml:space="preserve"> }}</w:t>
+              <w:t>eq }}</w:t>
             </w:r>
           </w:p>
         </w:tc>
@@ -2942,25 +2509,7 @@
                 <w:sz w:val="16"/>
                 <w:szCs w:val="16"/>
               </w:rPr>
-              <w:t>{%</w:t>
-            </w:r>
-            <w:proofErr w:type="spellStart"/>
-            <w:r>
-              <w:rPr>
-                <w:rFonts w:ascii="Arial" w:hAnsi="Arial" w:cs="Arial"/>
-                <w:sz w:val="16"/>
-                <w:szCs w:val="16"/>
-              </w:rPr>
-              <w:t>tr</w:t>
-            </w:r>
-            <w:proofErr w:type="spellEnd"/>
-            <w:r>
-              <w:rPr>
-                <w:rFonts w:ascii="Arial" w:hAnsi="Arial" w:cs="Arial"/>
-                <w:sz w:val="16"/>
-                <w:szCs w:val="16"/>
-              </w:rPr>
-              <w:t xml:space="preserve"> endfor %}</w:t>
+              <w:t>{%tr endfor %}</w:t>
             </w:r>
           </w:p>
         </w:tc>

--- a/messergebnis_vorlage.docx
+++ b/messergebnis_vorlage.docx
@@ -37,6 +37,7 @@
               </w:rPr>
               <w:t xml:space="preserve">{{ </w:t>
             </w:r>
+            <w:proofErr w:type="spellStart"/>
             <w:r>
               <w:rPr>
                 <w:rFonts w:ascii="Arial" w:hAnsi="Arial" w:cs="Arial"/>
@@ -55,17 +56,28 @@
                 <w:sz w:val="20"/>
                 <w:szCs w:val="20"/>
               </w:rPr>
-              <w:t>itel }}</w:t>
-            </w:r>
-          </w:p>
-          <w:p>
-            <w:pPr>
-              <w:spacing w:before="120" w:after="120"/>
-              <w:rPr>
-                <w:rFonts w:ascii="Arial" w:hAnsi="Arial" w:cs="Arial"/>
+              <w:t>itel</w:t>
+            </w:r>
+            <w:proofErr w:type="spellEnd"/>
+            <w:r>
+              <w:rPr>
+                <w:rFonts w:ascii="Arial" w:hAnsi="Arial" w:cs="Arial"/>
+                <w:b/>
+                <w:bCs/>
                 <w:sz w:val="20"/>
                 <w:szCs w:val="20"/>
               </w:rPr>
+              <w:t xml:space="preserve"> }}</w:t>
+            </w:r>
+          </w:p>
+          <w:p>
+            <w:pPr>
+              <w:spacing w:before="120" w:after="120"/>
+              <w:rPr>
+                <w:rFonts w:ascii="Arial" w:hAnsi="Arial" w:cs="Arial"/>
+                <w:sz w:val="20"/>
+                <w:szCs w:val="20"/>
+              </w:rPr>
             </w:pPr>
           </w:p>
         </w:tc>
@@ -92,6 +104,7 @@
               </w:rPr>
               <w:t xml:space="preserve">{{ </w:t>
             </w:r>
+            <w:proofErr w:type="spellStart"/>
             <w:r>
               <w:rPr>
                 <w:rFonts w:ascii="Arial" w:hAnsi="Arial" w:cs="Arial"/>
@@ -106,7 +119,16 @@
                 <w:sz w:val="20"/>
                 <w:szCs w:val="20"/>
               </w:rPr>
-              <w:t>hema }}</w:t>
+              <w:t>hema</w:t>
+            </w:r>
+            <w:proofErr w:type="spellEnd"/>
+            <w:r>
+              <w:rPr>
+                <w:rFonts w:ascii="Arial" w:hAnsi="Arial" w:cs="Arial"/>
+                <w:sz w:val="20"/>
+                <w:szCs w:val="20"/>
+              </w:rPr>
+              <w:t xml:space="preserve"> }}</w:t>
             </w:r>
           </w:p>
         </w:tc>
@@ -206,7 +228,25 @@
                 <w:sz w:val="16"/>
                 <w:szCs w:val="16"/>
               </w:rPr>
-              <w:t>{{ beschreibung }}</w:t>
+              <w:t xml:space="preserve">{{ </w:t>
+            </w:r>
+            <w:proofErr w:type="spellStart"/>
+            <w:r>
+              <w:rPr>
+                <w:rFonts w:ascii="Arial" w:hAnsi="Arial" w:cs="Arial"/>
+                <w:sz w:val="16"/>
+                <w:szCs w:val="16"/>
+              </w:rPr>
+              <w:t>beschreibung</w:t>
+            </w:r>
+            <w:proofErr w:type="spellEnd"/>
+            <w:r>
+              <w:rPr>
+                <w:rFonts w:ascii="Arial" w:hAnsi="Arial" w:cs="Arial"/>
+                <w:sz w:val="16"/>
+                <w:szCs w:val="16"/>
+              </w:rPr>
+              <w:t xml:space="preserve"> }}</w:t>
             </w:r>
           </w:p>
         </w:tc>
@@ -306,7 +346,25 @@
                 <w:sz w:val="16"/>
                 <w:szCs w:val="16"/>
               </w:rPr>
-              <w:t>{{ startzeit }}</w:t>
+              <w:t xml:space="preserve">{{ </w:t>
+            </w:r>
+            <w:proofErr w:type="spellStart"/>
+            <w:r>
+              <w:rPr>
+                <w:rFonts w:ascii="Arial" w:hAnsi="Arial" w:cs="Arial"/>
+                <w:sz w:val="16"/>
+                <w:szCs w:val="16"/>
+              </w:rPr>
+              <w:t>startzeit</w:t>
+            </w:r>
+            <w:proofErr w:type="spellEnd"/>
+            <w:r>
+              <w:rPr>
+                <w:rFonts w:ascii="Arial" w:hAnsi="Arial" w:cs="Arial"/>
+                <w:sz w:val="16"/>
+                <w:szCs w:val="16"/>
+              </w:rPr>
+              <w:t xml:space="preserve"> }}</w:t>
             </w:r>
           </w:p>
         </w:tc>
@@ -357,7 +415,25 @@
                 <w:sz w:val="16"/>
                 <w:szCs w:val="16"/>
               </w:rPr>
-              <w:t>{{ endzeit }}</w:t>
+              <w:t xml:space="preserve">{{ </w:t>
+            </w:r>
+            <w:proofErr w:type="spellStart"/>
+            <w:r>
+              <w:rPr>
+                <w:rFonts w:ascii="Arial" w:hAnsi="Arial" w:cs="Arial"/>
+                <w:sz w:val="16"/>
+                <w:szCs w:val="16"/>
+              </w:rPr>
+              <w:t>endzeit</w:t>
+            </w:r>
+            <w:proofErr w:type="spellEnd"/>
+            <w:r>
+              <w:rPr>
+                <w:rFonts w:ascii="Arial" w:hAnsi="Arial" w:cs="Arial"/>
+                <w:sz w:val="16"/>
+                <w:szCs w:val="16"/>
+              </w:rPr>
+              <w:t xml:space="preserve"> }}</w:t>
             </w:r>
           </w:p>
         </w:tc>
@@ -402,6 +478,7 @@
                 <w:szCs w:val="16"/>
               </w:rPr>
             </w:pPr>
+            <w:proofErr w:type="spellStart"/>
             <w:r>
               <w:rPr>
                 <w:rFonts w:ascii="Arial" w:hAnsi="Arial" w:cs="Arial"/>
@@ -410,6 +487,7 @@
               </w:rPr>
               <w:t>Norsonic</w:t>
             </w:r>
+            <w:proofErr w:type="spellEnd"/>
           </w:p>
         </w:tc>
       </w:tr>
@@ -481,6 +559,7 @@
                 <w:szCs w:val="16"/>
               </w:rPr>
             </w:pPr>
+            <w:proofErr w:type="spellStart"/>
             <w:r>
               <w:rPr>
                 <w:rFonts w:ascii="Arial" w:hAnsi="Arial" w:cs="Arial"/>
@@ -489,6 +568,7 @@
               </w:rPr>
               <w:t>Protokollierintervall</w:t>
             </w:r>
+            <w:proofErr w:type="spellEnd"/>
           </w:p>
         </w:tc>
         <w:tc>
@@ -664,6 +744,7 @@
         </w:rPr>
         <w:t xml:space="preserve">{{ </w:t>
       </w:r>
+      <w:proofErr w:type="spellStart"/>
       <w:r>
         <w:rPr>
           <w:rFonts w:ascii="Arial" w:hAnsi="Arial" w:cs="Arial"/>
@@ -678,7 +759,16 @@
           <w:sz w:val="20"/>
           <w:szCs w:val="20"/>
         </w:rPr>
-        <w:t>egelzeit }}</w:t>
+        <w:t>egelzeit</w:t>
+      </w:r>
+      <w:proofErr w:type="spellEnd"/>
+      <w:r>
+        <w:rPr>
+          <w:rFonts w:ascii="Arial" w:hAnsi="Arial" w:cs="Arial"/>
+          <w:sz w:val="20"/>
+          <w:szCs w:val="20"/>
+        </w:rPr>
+        <w:t xml:space="preserve"> }}</w:t>
       </w:r>
     </w:p>
     <w:p>
@@ -761,6 +851,7 @@
               <w:lastRenderedPageBreak/>
               <w:t xml:space="preserve">{{ </w:t>
             </w:r>
+            <w:proofErr w:type="spellStart"/>
             <w:r>
               <w:rPr>
                 <w:rFonts w:ascii="Arial" w:hAnsi="Arial" w:cs="Arial"/>
@@ -779,17 +870,28 @@
                 <w:sz w:val="20"/>
                 <w:szCs w:val="20"/>
               </w:rPr>
-              <w:t>itel }}</w:t>
-            </w:r>
-          </w:p>
-          <w:p>
-            <w:pPr>
-              <w:spacing w:before="120" w:after="120"/>
-              <w:rPr>
-                <w:rFonts w:ascii="Arial" w:hAnsi="Arial" w:cs="Arial"/>
+              <w:t>itel</w:t>
+            </w:r>
+            <w:proofErr w:type="spellEnd"/>
+            <w:r>
+              <w:rPr>
+                <w:rFonts w:ascii="Arial" w:hAnsi="Arial" w:cs="Arial"/>
+                <w:b/>
+                <w:bCs/>
                 <w:sz w:val="20"/>
                 <w:szCs w:val="20"/>
               </w:rPr>
+              <w:t xml:space="preserve"> }}</w:t>
+            </w:r>
+          </w:p>
+          <w:p>
+            <w:pPr>
+              <w:spacing w:before="120" w:after="120"/>
+              <w:rPr>
+                <w:rFonts w:ascii="Arial" w:hAnsi="Arial" w:cs="Arial"/>
+                <w:sz w:val="20"/>
+                <w:szCs w:val="20"/>
+              </w:rPr>
             </w:pPr>
           </w:p>
         </w:tc>
@@ -816,6 +918,7 @@
               </w:rPr>
               <w:t xml:space="preserve">{{ </w:t>
             </w:r>
+            <w:proofErr w:type="spellStart"/>
             <w:r>
               <w:rPr>
                 <w:rFonts w:ascii="Arial" w:hAnsi="Arial" w:cs="Arial"/>
@@ -830,7 +933,16 @@
                 <w:sz w:val="20"/>
                 <w:szCs w:val="20"/>
               </w:rPr>
-              <w:t>hema }}</w:t>
+              <w:t>hema</w:t>
+            </w:r>
+            <w:proofErr w:type="spellEnd"/>
+            <w:r>
+              <w:rPr>
+                <w:rFonts w:ascii="Arial" w:hAnsi="Arial" w:cs="Arial"/>
+                <w:sz w:val="20"/>
+                <w:szCs w:val="20"/>
+              </w:rPr>
+              <w:t xml:space="preserve"> }}</w:t>
             </w:r>
           </w:p>
         </w:tc>
@@ -877,12 +989,13 @@
         <w:tblLook w:val="04A0" w:firstRow="1" w:lastRow="0" w:firstColumn="1" w:lastColumn="0" w:noHBand="0" w:noVBand="1"/>
       </w:tblPr>
       <w:tblGrid>
-        <w:gridCol w:w="2149"/>
-        <w:gridCol w:w="1383"/>
-        <w:gridCol w:w="1383"/>
-        <w:gridCol w:w="1383"/>
-        <w:gridCol w:w="1383"/>
-        <w:gridCol w:w="1381"/>
+        <w:gridCol w:w="1860"/>
+        <w:gridCol w:w="1200"/>
+        <w:gridCol w:w="1200"/>
+        <w:gridCol w:w="1200"/>
+        <w:gridCol w:w="1200"/>
+        <w:gridCol w:w="1202"/>
+        <w:gridCol w:w="1200"/>
       </w:tblGrid>
       <w:tr>
         <w:trPr>
@@ -891,7 +1004,7 @@
         <w:tc>
           <w:tcPr>
             <w:tcW w:w="5000" w:type="pct"/>
-            <w:gridSpan w:val="6"/>
+            <w:gridSpan w:val="7"/>
             <w:vAlign w:val="center"/>
           </w:tcPr>
           <w:p>
@@ -919,7 +1032,7 @@
         </w:trPr>
         <w:tc>
           <w:tcPr>
-            <w:tcW w:w="1186" w:type="pct"/>
+            <w:tcW w:w="1027" w:type="pct"/>
             <w:vAlign w:val="center"/>
           </w:tcPr>
           <w:p>
@@ -946,7 +1059,7 @@
         </w:tc>
         <w:tc>
           <w:tcPr>
-            <w:tcW w:w="763" w:type="pct"/>
+            <w:tcW w:w="662" w:type="pct"/>
             <w:vAlign w:val="center"/>
           </w:tcPr>
           <w:p>
@@ -1008,7 +1121,7 @@
         </w:tc>
         <w:tc>
           <w:tcPr>
-            <w:tcW w:w="763" w:type="pct"/>
+            <w:tcW w:w="662" w:type="pct"/>
             <w:vAlign w:val="center"/>
           </w:tcPr>
           <w:p>
@@ -1070,7 +1183,7 @@
         </w:tc>
         <w:tc>
           <w:tcPr>
-            <w:tcW w:w="763" w:type="pct"/>
+            <w:tcW w:w="662" w:type="pct"/>
             <w:vAlign w:val="center"/>
           </w:tcPr>
           <w:p>
@@ -1132,7 +1245,7 @@
         </w:tc>
         <w:tc>
           <w:tcPr>
-            <w:tcW w:w="763" w:type="pct"/>
+            <w:tcW w:w="662" w:type="pct"/>
             <w:vAlign w:val="center"/>
           </w:tcPr>
           <w:p>
@@ -1194,7 +1307,7 @@
         </w:tc>
         <w:tc>
           <w:tcPr>
-            <w:tcW w:w="762" w:type="pct"/>
+            <w:tcW w:w="663" w:type="pct"/>
             <w:vAlign w:val="center"/>
           </w:tcPr>
           <w:p>
@@ -1254,6 +1367,79 @@
             </m:oMathPara>
           </w:p>
         </w:tc>
+        <w:tc>
+          <w:tcPr>
+            <w:tcW w:w="661" w:type="pct"/>
+            <w:vAlign w:val="center"/>
+          </w:tcPr>
+          <w:p>
+            <w:pPr>
+              <w:jc w:val="center"/>
+              <w:rPr>
+                <w:rFonts w:ascii="Aptos" w:eastAsia="Aptos" w:hAnsi="Aptos" w:cs="Arial"/>
+                <w:b/>
+                <w:bCs/>
+                <w:sz w:val="16"/>
+                <w:szCs w:val="16"/>
+              </w:rPr>
+            </w:pPr>
+            <m:oMathPara>
+              <m:oMath>
+                <m:sSub>
+                  <m:sSubPr>
+                    <m:ctrlPr>
+                      <w:rPr>
+                        <w:rFonts w:ascii="Cambria Math" w:hAnsi="Cambria Math" w:cs="Arial"/>
+                        <w:b/>
+                        <w:bCs/>
+                        <w:i/>
+                        <w:sz w:val="16"/>
+                        <w:szCs w:val="16"/>
+                      </w:rPr>
+                    </m:ctrlPr>
+                  </m:sSubPr>
+                  <m:e>
+                    <m:r>
+                      <m:rPr>
+                        <m:sty m:val="bi"/>
+                      </m:rPr>
+                      <w:rPr>
+                        <w:rFonts w:ascii="Cambria Math" w:hAnsi="Cambria Math" w:cs="Arial"/>
+                        <w:sz w:val="16"/>
+                        <w:szCs w:val="16"/>
+                      </w:rPr>
+                      <m:t>L</m:t>
+                    </m:r>
+                  </m:e>
+                  <m:sub>
+                    <m:r>
+                      <m:rPr>
+                        <m:sty m:val="bi"/>
+                      </m:rPr>
+                      <w:rPr>
+                        <w:rFonts w:ascii="Cambria Math" w:hAnsi="Cambria Math" w:cs="Arial"/>
+                        <w:sz w:val="16"/>
+                        <w:szCs w:val="16"/>
+                      </w:rPr>
+                      <m:t>A</m:t>
+                    </m:r>
+                    <m:r>
+                      <m:rPr>
+                        <m:sty m:val="bi"/>
+                      </m:rPr>
+                      <w:rPr>
+                        <w:rFonts w:ascii="Cambria Math" w:hAnsi="Cambria Math" w:cs="Arial"/>
+                        <w:sz w:val="16"/>
+                        <w:szCs w:val="16"/>
+                      </w:rPr>
+                      <m:t>eq,95</m:t>
+                    </m:r>
+                  </m:sub>
+                </m:sSub>
+              </m:oMath>
+            </m:oMathPara>
+          </w:p>
+        </w:tc>
       </w:tr>
       <w:tr>
         <w:trPr>
@@ -1261,94 +1447,164 @@
         </w:trPr>
         <w:tc>
           <w:tcPr>
-            <w:tcW w:w="1186" w:type="pct"/>
-            <w:vAlign w:val="center"/>
-          </w:tcPr>
-          <w:p>
-            <w:pPr>
-              <w:rPr>
-                <w:rFonts w:ascii="Arial" w:hAnsi="Arial" w:cs="Arial"/>
-                <w:sz w:val="16"/>
-                <w:szCs w:val="16"/>
-              </w:rPr>
-            </w:pPr>
-            <w:r>
-              <w:rPr>
-                <w:rFonts w:ascii="Arial" w:hAnsi="Arial" w:cs="Arial"/>
-                <w:sz w:val="16"/>
-                <w:szCs w:val="16"/>
-              </w:rPr>
-              <w:t>{%tr for i in werte.summe %}</w:t>
-            </w:r>
-          </w:p>
-        </w:tc>
-        <w:tc>
-          <w:tcPr>
-            <w:tcW w:w="763" w:type="pct"/>
-            <w:vAlign w:val="center"/>
-          </w:tcPr>
-          <w:p>
-            <w:pPr>
-              <w:jc w:val="center"/>
-              <w:rPr>
-                <w:rFonts w:ascii="Arial" w:hAnsi="Arial" w:cs="Arial"/>
-                <w:sz w:val="16"/>
-                <w:szCs w:val="16"/>
-              </w:rPr>
-            </w:pPr>
-          </w:p>
-        </w:tc>
-        <w:tc>
-          <w:tcPr>
-            <w:tcW w:w="763" w:type="pct"/>
-            <w:vAlign w:val="center"/>
-          </w:tcPr>
-          <w:p>
-            <w:pPr>
-              <w:jc w:val="center"/>
-              <w:rPr>
-                <w:rFonts w:ascii="Arial" w:hAnsi="Arial" w:cs="Arial"/>
-                <w:sz w:val="16"/>
-                <w:szCs w:val="16"/>
-              </w:rPr>
-            </w:pPr>
-          </w:p>
-        </w:tc>
-        <w:tc>
-          <w:tcPr>
-            <w:tcW w:w="763" w:type="pct"/>
-            <w:vAlign w:val="center"/>
-          </w:tcPr>
-          <w:p>
-            <w:pPr>
-              <w:jc w:val="center"/>
-              <w:rPr>
-                <w:rFonts w:ascii="Arial" w:hAnsi="Arial" w:cs="Arial"/>
-                <w:sz w:val="16"/>
-                <w:szCs w:val="16"/>
-              </w:rPr>
-            </w:pPr>
-          </w:p>
-        </w:tc>
-        <w:tc>
-          <w:tcPr>
-            <w:tcW w:w="763" w:type="pct"/>
-            <w:vAlign w:val="center"/>
-          </w:tcPr>
-          <w:p>
-            <w:pPr>
-              <w:jc w:val="center"/>
-              <w:rPr>
-                <w:rFonts w:ascii="Arial" w:hAnsi="Arial" w:cs="Arial"/>
-                <w:sz w:val="16"/>
-                <w:szCs w:val="16"/>
-              </w:rPr>
-            </w:pPr>
-          </w:p>
-        </w:tc>
-        <w:tc>
-          <w:tcPr>
-            <w:tcW w:w="762" w:type="pct"/>
+            <w:tcW w:w="1027" w:type="pct"/>
+            <w:vAlign w:val="center"/>
+          </w:tcPr>
+          <w:p>
+            <w:pPr>
+              <w:rPr>
+                <w:rFonts w:ascii="Arial" w:hAnsi="Arial" w:cs="Arial"/>
+                <w:sz w:val="16"/>
+                <w:szCs w:val="16"/>
+              </w:rPr>
+            </w:pPr>
+            <w:r>
+              <w:rPr>
+                <w:rFonts w:ascii="Arial" w:hAnsi="Arial" w:cs="Arial"/>
+                <w:sz w:val="16"/>
+                <w:szCs w:val="16"/>
+              </w:rPr>
+              <w:t>{%</w:t>
+            </w:r>
+            <w:proofErr w:type="spellStart"/>
+            <w:r>
+              <w:rPr>
+                <w:rFonts w:ascii="Arial" w:hAnsi="Arial" w:cs="Arial"/>
+                <w:sz w:val="16"/>
+                <w:szCs w:val="16"/>
+              </w:rPr>
+              <w:t>tr</w:t>
+            </w:r>
+            <w:proofErr w:type="spellEnd"/>
+            <w:r>
+              <w:rPr>
+                <w:rFonts w:ascii="Arial" w:hAnsi="Arial" w:cs="Arial"/>
+                <w:sz w:val="16"/>
+                <w:szCs w:val="16"/>
+              </w:rPr>
+              <w:t xml:space="preserve"> </w:t>
+            </w:r>
+            <w:proofErr w:type="spellStart"/>
+            <w:r>
+              <w:rPr>
+                <w:rFonts w:ascii="Arial" w:hAnsi="Arial" w:cs="Arial"/>
+                <w:sz w:val="16"/>
+                <w:szCs w:val="16"/>
+              </w:rPr>
+              <w:t>for</w:t>
+            </w:r>
+            <w:proofErr w:type="spellEnd"/>
+            <w:r>
+              <w:rPr>
+                <w:rFonts w:ascii="Arial" w:hAnsi="Arial" w:cs="Arial"/>
+                <w:sz w:val="16"/>
+                <w:szCs w:val="16"/>
+              </w:rPr>
+              <w:t xml:space="preserve"> i in </w:t>
+            </w:r>
+            <w:proofErr w:type="spellStart"/>
+            <w:r>
+              <w:rPr>
+                <w:rFonts w:ascii="Arial" w:hAnsi="Arial" w:cs="Arial"/>
+                <w:sz w:val="16"/>
+                <w:szCs w:val="16"/>
+              </w:rPr>
+              <w:t>werte.summe</w:t>
+            </w:r>
+            <w:proofErr w:type="spellEnd"/>
+            <w:r>
+              <w:rPr>
+                <w:rFonts w:ascii="Arial" w:hAnsi="Arial" w:cs="Arial"/>
+                <w:sz w:val="16"/>
+                <w:szCs w:val="16"/>
+              </w:rPr>
+              <w:t xml:space="preserve"> %}</w:t>
+            </w:r>
+          </w:p>
+        </w:tc>
+        <w:tc>
+          <w:tcPr>
+            <w:tcW w:w="662" w:type="pct"/>
+            <w:vAlign w:val="center"/>
+          </w:tcPr>
+          <w:p>
+            <w:pPr>
+              <w:jc w:val="center"/>
+              <w:rPr>
+                <w:rFonts w:ascii="Arial" w:hAnsi="Arial" w:cs="Arial"/>
+                <w:sz w:val="16"/>
+                <w:szCs w:val="16"/>
+              </w:rPr>
+            </w:pPr>
+          </w:p>
+        </w:tc>
+        <w:tc>
+          <w:tcPr>
+            <w:tcW w:w="662" w:type="pct"/>
+            <w:vAlign w:val="center"/>
+          </w:tcPr>
+          <w:p>
+            <w:pPr>
+              <w:jc w:val="center"/>
+              <w:rPr>
+                <w:rFonts w:ascii="Arial" w:hAnsi="Arial" w:cs="Arial"/>
+                <w:sz w:val="16"/>
+                <w:szCs w:val="16"/>
+              </w:rPr>
+            </w:pPr>
+          </w:p>
+        </w:tc>
+        <w:tc>
+          <w:tcPr>
+            <w:tcW w:w="662" w:type="pct"/>
+            <w:vAlign w:val="center"/>
+          </w:tcPr>
+          <w:p>
+            <w:pPr>
+              <w:jc w:val="center"/>
+              <w:rPr>
+                <w:rFonts w:ascii="Arial" w:hAnsi="Arial" w:cs="Arial"/>
+                <w:sz w:val="16"/>
+                <w:szCs w:val="16"/>
+              </w:rPr>
+            </w:pPr>
+          </w:p>
+        </w:tc>
+        <w:tc>
+          <w:tcPr>
+            <w:tcW w:w="662" w:type="pct"/>
+            <w:vAlign w:val="center"/>
+          </w:tcPr>
+          <w:p>
+            <w:pPr>
+              <w:jc w:val="center"/>
+              <w:rPr>
+                <w:rFonts w:ascii="Arial" w:hAnsi="Arial" w:cs="Arial"/>
+                <w:sz w:val="16"/>
+                <w:szCs w:val="16"/>
+              </w:rPr>
+            </w:pPr>
+          </w:p>
+        </w:tc>
+        <w:tc>
+          <w:tcPr>
+            <w:tcW w:w="663" w:type="pct"/>
+            <w:vAlign w:val="center"/>
+          </w:tcPr>
+          <w:p>
+            <w:pPr>
+              <w:jc w:val="center"/>
+              <w:rPr>
+                <w:rFonts w:ascii="Arial" w:hAnsi="Arial" w:cs="Arial"/>
+                <w:sz w:val="16"/>
+                <w:szCs w:val="16"/>
+              </w:rPr>
+            </w:pPr>
+          </w:p>
+        </w:tc>
+        <w:tc>
+          <w:tcPr>
+            <w:tcW w:w="661" w:type="pct"/>
             <w:vAlign w:val="center"/>
           </w:tcPr>
           <w:p>
@@ -1369,144 +1625,292 @@
         </w:trPr>
         <w:tc>
           <w:tcPr>
-            <w:tcW w:w="1186" w:type="pct"/>
-            <w:vAlign w:val="center"/>
-          </w:tcPr>
-          <w:p>
-            <w:pPr>
-              <w:rPr>
-                <w:rFonts w:ascii="Arial" w:hAnsi="Arial" w:cs="Arial"/>
-                <w:sz w:val="16"/>
-                <w:szCs w:val="16"/>
-              </w:rPr>
-            </w:pPr>
-            <w:r>
-              <w:rPr>
-                <w:rFonts w:ascii="Arial" w:hAnsi="Arial" w:cs="Arial"/>
-                <w:sz w:val="16"/>
-                <w:szCs w:val="16"/>
-              </w:rPr>
-              <w:t>{{ i.Marker }}</w:t>
-            </w:r>
-          </w:p>
-        </w:tc>
-        <w:tc>
-          <w:tcPr>
-            <w:tcW w:w="763" w:type="pct"/>
-            <w:vAlign w:val="center"/>
-          </w:tcPr>
-          <w:p>
-            <w:pPr>
-              <w:jc w:val="center"/>
-              <w:rPr>
-                <w:rFonts w:ascii="Arial" w:hAnsi="Arial" w:cs="Arial"/>
-                <w:sz w:val="16"/>
-                <w:szCs w:val="16"/>
-              </w:rPr>
-            </w:pPr>
-            <w:r>
-              <w:rPr>
-                <w:rFonts w:ascii="Arial" w:hAnsi="Arial" w:cs="Arial"/>
-                <w:sz w:val="16"/>
-                <w:szCs w:val="16"/>
-              </w:rPr>
-              <w:t>{{ i.tLAeq }}</w:t>
-            </w:r>
-          </w:p>
-        </w:tc>
-        <w:tc>
-          <w:tcPr>
-            <w:tcW w:w="763" w:type="pct"/>
-            <w:vAlign w:val="center"/>
-          </w:tcPr>
-          <w:p>
-            <w:pPr>
-              <w:jc w:val="center"/>
-              <w:rPr>
-                <w:rFonts w:ascii="Arial" w:hAnsi="Arial" w:cs="Arial"/>
-                <w:sz w:val="16"/>
-                <w:szCs w:val="16"/>
-              </w:rPr>
-            </w:pPr>
-            <w:r>
-              <w:rPr>
-                <w:rFonts w:ascii="Arial" w:hAnsi="Arial" w:cs="Arial"/>
-                <w:sz w:val="16"/>
-                <w:szCs w:val="16"/>
-              </w:rPr>
-              <w:t>{{ i.tLAFTeq }}</w:t>
-            </w:r>
-          </w:p>
-        </w:tc>
-        <w:tc>
-          <w:tcPr>
-            <w:tcW w:w="763" w:type="pct"/>
-            <w:vAlign w:val="center"/>
-          </w:tcPr>
-          <w:p>
-            <w:pPr>
-              <w:jc w:val="center"/>
-              <w:rPr>
-                <w:rFonts w:ascii="Arial" w:hAnsi="Arial" w:cs="Arial"/>
-                <w:sz w:val="16"/>
-                <w:szCs w:val="16"/>
-              </w:rPr>
-            </w:pPr>
-            <w:r>
-              <w:rPr>
-                <w:rFonts w:ascii="Arial" w:hAnsi="Arial" w:cs="Arial"/>
-                <w:sz w:val="16"/>
-                <w:szCs w:val="16"/>
-              </w:rPr>
-              <w:t>{{ i.tLAFmax }}</w:t>
-            </w:r>
-          </w:p>
-        </w:tc>
-        <w:tc>
-          <w:tcPr>
-            <w:tcW w:w="763" w:type="pct"/>
-            <w:vAlign w:val="center"/>
-          </w:tcPr>
-          <w:p>
-            <w:pPr>
-              <w:jc w:val="center"/>
-              <w:rPr>
-                <w:rFonts w:ascii="Arial" w:hAnsi="Arial" w:cs="Arial"/>
-                <w:sz w:val="16"/>
-                <w:szCs w:val="16"/>
-              </w:rPr>
-            </w:pPr>
-            <w:r>
-              <w:rPr>
-                <w:rFonts w:ascii="Arial" w:hAnsi="Arial" w:cs="Arial"/>
-                <w:sz w:val="16"/>
-                <w:szCs w:val="16"/>
-              </w:rPr>
-              <w:t>{{ i.tK_I }}</w:t>
-            </w:r>
-          </w:p>
-        </w:tc>
-        <w:tc>
-          <w:tcPr>
-            <w:tcW w:w="762" w:type="pct"/>
-            <w:vAlign w:val="center"/>
-          </w:tcPr>
-          <w:p>
-            <w:pPr>
-              <w:jc w:val="center"/>
-              <w:rPr>
-                <w:rFonts w:ascii="Arial" w:hAnsi="Arial" w:cs="Arial"/>
-                <w:sz w:val="16"/>
-                <w:szCs w:val="16"/>
-              </w:rPr>
-            </w:pPr>
-            <w:r>
-              <w:rPr>
-                <w:rFonts w:ascii="Arial" w:hAnsi="Arial" w:cs="Arial"/>
-                <w:sz w:val="16"/>
-                <w:szCs w:val="16"/>
-              </w:rPr>
-              <w:t>{{ i.tLCeq }}</w:t>
+            <w:tcW w:w="1027" w:type="pct"/>
+            <w:vAlign w:val="center"/>
+          </w:tcPr>
+          <w:p>
+            <w:pPr>
+              <w:rPr>
+                <w:rFonts w:ascii="Arial" w:hAnsi="Arial" w:cs="Arial"/>
+                <w:sz w:val="16"/>
+                <w:szCs w:val="16"/>
+              </w:rPr>
+            </w:pPr>
+            <w:r>
+              <w:rPr>
+                <w:rFonts w:ascii="Arial" w:hAnsi="Arial" w:cs="Arial"/>
+                <w:sz w:val="16"/>
+                <w:szCs w:val="16"/>
+              </w:rPr>
+              <w:t xml:space="preserve">{{ </w:t>
+            </w:r>
+            <w:proofErr w:type="spellStart"/>
+            <w:r>
+              <w:rPr>
+                <w:rFonts w:ascii="Arial" w:hAnsi="Arial" w:cs="Arial"/>
+                <w:sz w:val="16"/>
+                <w:szCs w:val="16"/>
+              </w:rPr>
+              <w:t>i.Marker</w:t>
+            </w:r>
+            <w:proofErr w:type="spellEnd"/>
+            <w:r>
+              <w:rPr>
+                <w:rFonts w:ascii="Arial" w:hAnsi="Arial" w:cs="Arial"/>
+                <w:sz w:val="16"/>
+                <w:szCs w:val="16"/>
+              </w:rPr>
+              <w:t xml:space="preserve"> }}</w:t>
+            </w:r>
+          </w:p>
+        </w:tc>
+        <w:tc>
+          <w:tcPr>
+            <w:tcW w:w="662" w:type="pct"/>
+            <w:vAlign w:val="center"/>
+          </w:tcPr>
+          <w:p>
+            <w:pPr>
+              <w:jc w:val="center"/>
+              <w:rPr>
+                <w:rFonts w:ascii="Arial" w:hAnsi="Arial" w:cs="Arial"/>
+                <w:sz w:val="16"/>
+                <w:szCs w:val="16"/>
+              </w:rPr>
+            </w:pPr>
+            <w:r>
+              <w:rPr>
+                <w:rFonts w:ascii="Arial" w:hAnsi="Arial" w:cs="Arial"/>
+                <w:sz w:val="16"/>
+                <w:szCs w:val="16"/>
+              </w:rPr>
+              <w:t xml:space="preserve">{{ </w:t>
+            </w:r>
+            <w:proofErr w:type="spellStart"/>
+            <w:r>
+              <w:rPr>
+                <w:rFonts w:ascii="Arial" w:hAnsi="Arial" w:cs="Arial"/>
+                <w:sz w:val="16"/>
+                <w:szCs w:val="16"/>
+              </w:rPr>
+              <w:t>i.tLAeq</w:t>
+            </w:r>
+            <w:proofErr w:type="spellEnd"/>
+            <w:r>
+              <w:rPr>
+                <w:rFonts w:ascii="Arial" w:hAnsi="Arial" w:cs="Arial"/>
+                <w:sz w:val="16"/>
+                <w:szCs w:val="16"/>
+              </w:rPr>
+              <w:t xml:space="preserve"> }}</w:t>
+            </w:r>
+          </w:p>
+        </w:tc>
+        <w:tc>
+          <w:tcPr>
+            <w:tcW w:w="662" w:type="pct"/>
+            <w:vAlign w:val="center"/>
+          </w:tcPr>
+          <w:p>
+            <w:pPr>
+              <w:jc w:val="center"/>
+              <w:rPr>
+                <w:rFonts w:ascii="Arial" w:hAnsi="Arial" w:cs="Arial"/>
+                <w:sz w:val="16"/>
+                <w:szCs w:val="16"/>
+              </w:rPr>
+            </w:pPr>
+            <w:r>
+              <w:rPr>
+                <w:rFonts w:ascii="Arial" w:hAnsi="Arial" w:cs="Arial"/>
+                <w:sz w:val="16"/>
+                <w:szCs w:val="16"/>
+              </w:rPr>
+              <w:t xml:space="preserve">{{ </w:t>
+            </w:r>
+            <w:proofErr w:type="spellStart"/>
+            <w:r>
+              <w:rPr>
+                <w:rFonts w:ascii="Arial" w:hAnsi="Arial" w:cs="Arial"/>
+                <w:sz w:val="16"/>
+                <w:szCs w:val="16"/>
+              </w:rPr>
+              <w:t>i.tLAFTeq</w:t>
+            </w:r>
+            <w:proofErr w:type="spellEnd"/>
+            <w:r>
+              <w:rPr>
+                <w:rFonts w:ascii="Arial" w:hAnsi="Arial" w:cs="Arial"/>
+                <w:sz w:val="16"/>
+                <w:szCs w:val="16"/>
+              </w:rPr>
+              <w:t xml:space="preserve"> }}</w:t>
+            </w:r>
+          </w:p>
+        </w:tc>
+        <w:tc>
+          <w:tcPr>
+            <w:tcW w:w="662" w:type="pct"/>
+            <w:vAlign w:val="center"/>
+          </w:tcPr>
+          <w:p>
+            <w:pPr>
+              <w:jc w:val="center"/>
+              <w:rPr>
+                <w:rFonts w:ascii="Arial" w:hAnsi="Arial" w:cs="Arial"/>
+                <w:sz w:val="16"/>
+                <w:szCs w:val="16"/>
+              </w:rPr>
+            </w:pPr>
+            <w:r>
+              <w:rPr>
+                <w:rFonts w:ascii="Arial" w:hAnsi="Arial" w:cs="Arial"/>
+                <w:sz w:val="16"/>
+                <w:szCs w:val="16"/>
+              </w:rPr>
+              <w:t xml:space="preserve">{{ </w:t>
+            </w:r>
+            <w:proofErr w:type="spellStart"/>
+            <w:r>
+              <w:rPr>
+                <w:rFonts w:ascii="Arial" w:hAnsi="Arial" w:cs="Arial"/>
+                <w:sz w:val="16"/>
+                <w:szCs w:val="16"/>
+              </w:rPr>
+              <w:t>i.tLAFmax</w:t>
+            </w:r>
+            <w:proofErr w:type="spellEnd"/>
+            <w:r>
+              <w:rPr>
+                <w:rFonts w:ascii="Arial" w:hAnsi="Arial" w:cs="Arial"/>
+                <w:sz w:val="16"/>
+                <w:szCs w:val="16"/>
+              </w:rPr>
+              <w:t xml:space="preserve"> }}</w:t>
+            </w:r>
+          </w:p>
+        </w:tc>
+        <w:tc>
+          <w:tcPr>
+            <w:tcW w:w="662" w:type="pct"/>
+            <w:vAlign w:val="center"/>
+          </w:tcPr>
+          <w:p>
+            <w:pPr>
+              <w:jc w:val="center"/>
+              <w:rPr>
+                <w:rFonts w:ascii="Arial" w:hAnsi="Arial" w:cs="Arial"/>
+                <w:sz w:val="16"/>
+                <w:szCs w:val="16"/>
+              </w:rPr>
+            </w:pPr>
+            <w:r>
+              <w:rPr>
+                <w:rFonts w:ascii="Arial" w:hAnsi="Arial" w:cs="Arial"/>
+                <w:sz w:val="16"/>
+                <w:szCs w:val="16"/>
+              </w:rPr>
+              <w:t xml:space="preserve">{{ </w:t>
+            </w:r>
+            <w:proofErr w:type="spellStart"/>
+            <w:r>
+              <w:rPr>
+                <w:rFonts w:ascii="Arial" w:hAnsi="Arial" w:cs="Arial"/>
+                <w:sz w:val="16"/>
+                <w:szCs w:val="16"/>
+              </w:rPr>
+              <w:t>i.tK_I</w:t>
+            </w:r>
+            <w:proofErr w:type="spellEnd"/>
+            <w:r>
+              <w:rPr>
+                <w:rFonts w:ascii="Arial" w:hAnsi="Arial" w:cs="Arial"/>
+                <w:sz w:val="16"/>
+                <w:szCs w:val="16"/>
+              </w:rPr>
+              <w:t xml:space="preserve"> }}</w:t>
+            </w:r>
+          </w:p>
+        </w:tc>
+        <w:tc>
+          <w:tcPr>
+            <w:tcW w:w="663" w:type="pct"/>
+            <w:vAlign w:val="center"/>
+          </w:tcPr>
+          <w:p>
+            <w:pPr>
+              <w:jc w:val="center"/>
+              <w:rPr>
+                <w:rFonts w:ascii="Arial" w:hAnsi="Arial" w:cs="Arial"/>
+                <w:sz w:val="16"/>
+                <w:szCs w:val="16"/>
+              </w:rPr>
+            </w:pPr>
+            <w:r>
+              <w:rPr>
+                <w:rFonts w:ascii="Arial" w:hAnsi="Arial" w:cs="Arial"/>
+                <w:sz w:val="16"/>
+                <w:szCs w:val="16"/>
+              </w:rPr>
+              <w:t xml:space="preserve">{{ </w:t>
+            </w:r>
+            <w:proofErr w:type="spellStart"/>
+            <w:r>
+              <w:rPr>
+                <w:rFonts w:ascii="Arial" w:hAnsi="Arial" w:cs="Arial"/>
+                <w:sz w:val="16"/>
+                <w:szCs w:val="16"/>
+              </w:rPr>
+              <w:t>i.tLCeq</w:t>
+            </w:r>
+            <w:proofErr w:type="spellEnd"/>
+            <w:r>
+              <w:rPr>
+                <w:rFonts w:ascii="Arial" w:hAnsi="Arial" w:cs="Arial"/>
+                <w:sz w:val="16"/>
+                <w:szCs w:val="16"/>
+              </w:rPr>
+              <w:t xml:space="preserve"> }}</w:t>
+            </w:r>
+          </w:p>
+        </w:tc>
+        <w:tc>
+          <w:tcPr>
+            <w:tcW w:w="661" w:type="pct"/>
+            <w:vAlign w:val="center"/>
+          </w:tcPr>
+          <w:p>
+            <w:pPr>
+              <w:jc w:val="center"/>
+              <w:rPr>
+                <w:rFonts w:ascii="Arial" w:hAnsi="Arial" w:cs="Arial"/>
+                <w:sz w:val="16"/>
+                <w:szCs w:val="16"/>
+              </w:rPr>
+            </w:pPr>
+            <w:r>
+              <w:rPr>
+                <w:rFonts w:ascii="Arial" w:hAnsi="Arial" w:cs="Arial"/>
+                <w:sz w:val="16"/>
+                <w:szCs w:val="16"/>
+              </w:rPr>
+              <w:t>{{ i.t</w:t>
+            </w:r>
+            <w:r>
+              <w:rPr>
+                <w:rFonts w:ascii="Arial" w:hAnsi="Arial" w:cs="Arial"/>
+                <w:sz w:val="16"/>
+                <w:szCs w:val="16"/>
+              </w:rPr>
+              <w:t>LAeq_95</w:t>
+            </w:r>
+            <w:r>
+              <w:rPr>
+                <w:rFonts w:ascii="Arial" w:hAnsi="Arial" w:cs="Arial"/>
+                <w:sz w:val="16"/>
+                <w:szCs w:val="16"/>
+              </w:rPr>
+              <w:t xml:space="preserve"> }}</w:t>
             </w:r>
           </w:p>
         </w:tc>
@@ -1517,7 +1921,7 @@
         </w:trPr>
         <w:tc>
           <w:tcPr>
-            <w:tcW w:w="1186" w:type="pct"/>
+            <w:tcW w:w="1027" w:type="pct"/>
             <w:vAlign w:val="center"/>
           </w:tcPr>
           <w:p>
@@ -1557,77 +1961,129 @@
                 <w:sz w:val="16"/>
                 <w:szCs w:val="16"/>
               </w:rPr>
-              <w:t>{%tr endfor %}</w:t>
-            </w:r>
-          </w:p>
-        </w:tc>
-        <w:tc>
-          <w:tcPr>
-            <w:tcW w:w="763" w:type="pct"/>
-            <w:vAlign w:val="center"/>
-          </w:tcPr>
-          <w:p>
-            <w:pPr>
-              <w:jc w:val="center"/>
-              <w:rPr>
-                <w:rFonts w:ascii="Arial" w:hAnsi="Arial" w:cs="Arial"/>
-                <w:sz w:val="16"/>
-                <w:szCs w:val="16"/>
-              </w:rPr>
-            </w:pPr>
-          </w:p>
-        </w:tc>
-        <w:tc>
-          <w:tcPr>
-            <w:tcW w:w="763" w:type="pct"/>
-            <w:vAlign w:val="center"/>
-          </w:tcPr>
-          <w:p>
-            <w:pPr>
-              <w:jc w:val="center"/>
-              <w:rPr>
-                <w:rFonts w:ascii="Arial" w:hAnsi="Arial" w:cs="Arial"/>
-                <w:sz w:val="16"/>
-                <w:szCs w:val="16"/>
-              </w:rPr>
-            </w:pPr>
-          </w:p>
-        </w:tc>
-        <w:tc>
-          <w:tcPr>
-            <w:tcW w:w="763" w:type="pct"/>
-            <w:vAlign w:val="center"/>
-          </w:tcPr>
-          <w:p>
-            <w:pPr>
-              <w:jc w:val="center"/>
-              <w:rPr>
-                <w:rFonts w:ascii="Arial" w:hAnsi="Arial" w:cs="Arial"/>
-                <w:sz w:val="16"/>
-                <w:szCs w:val="16"/>
-              </w:rPr>
-            </w:pPr>
-          </w:p>
-        </w:tc>
-        <w:tc>
-          <w:tcPr>
-            <w:tcW w:w="763" w:type="pct"/>
-            <w:vAlign w:val="center"/>
-          </w:tcPr>
-          <w:p>
-            <w:pPr>
-              <w:jc w:val="center"/>
-              <w:rPr>
-                <w:rFonts w:ascii="Arial" w:hAnsi="Arial" w:cs="Arial"/>
-                <w:sz w:val="16"/>
-                <w:szCs w:val="16"/>
-              </w:rPr>
-            </w:pPr>
-          </w:p>
-        </w:tc>
-        <w:tc>
-          <w:tcPr>
-            <w:tcW w:w="762" w:type="pct"/>
+              <w:t>{%</w:t>
+            </w:r>
+            <w:proofErr w:type="spellStart"/>
+            <w:r>
+              <w:rPr>
+                <w:rFonts w:ascii="Arial" w:hAnsi="Arial" w:cs="Arial"/>
+                <w:sz w:val="16"/>
+                <w:szCs w:val="16"/>
+              </w:rPr>
+              <w:t>tr</w:t>
+            </w:r>
+            <w:proofErr w:type="spellEnd"/>
+            <w:r>
+              <w:rPr>
+                <w:rFonts w:ascii="Arial" w:hAnsi="Arial" w:cs="Arial"/>
+                <w:sz w:val="16"/>
+                <w:szCs w:val="16"/>
+              </w:rPr>
+              <w:t xml:space="preserve"> </w:t>
+            </w:r>
+            <w:proofErr w:type="spellStart"/>
+            <w:r>
+              <w:rPr>
+                <w:rFonts w:ascii="Arial" w:hAnsi="Arial" w:cs="Arial"/>
+                <w:sz w:val="16"/>
+                <w:szCs w:val="16"/>
+              </w:rPr>
+              <w:t>endfor</w:t>
+            </w:r>
+            <w:proofErr w:type="spellEnd"/>
+            <w:r>
+              <w:rPr>
+                <w:rFonts w:ascii="Arial" w:hAnsi="Arial" w:cs="Arial"/>
+                <w:sz w:val="16"/>
+                <w:szCs w:val="16"/>
+              </w:rPr>
+              <w:t xml:space="preserve"> %}</w:t>
+            </w:r>
+          </w:p>
+        </w:tc>
+        <w:tc>
+          <w:tcPr>
+            <w:tcW w:w="662" w:type="pct"/>
+            <w:vAlign w:val="center"/>
+          </w:tcPr>
+          <w:p>
+            <w:pPr>
+              <w:jc w:val="center"/>
+              <w:rPr>
+                <w:rFonts w:ascii="Arial" w:hAnsi="Arial" w:cs="Arial"/>
+                <w:sz w:val="16"/>
+                <w:szCs w:val="16"/>
+              </w:rPr>
+            </w:pPr>
+          </w:p>
+        </w:tc>
+        <w:tc>
+          <w:tcPr>
+            <w:tcW w:w="662" w:type="pct"/>
+            <w:vAlign w:val="center"/>
+          </w:tcPr>
+          <w:p>
+            <w:pPr>
+              <w:jc w:val="center"/>
+              <w:rPr>
+                <w:rFonts w:ascii="Arial" w:hAnsi="Arial" w:cs="Arial"/>
+                <w:sz w:val="16"/>
+                <w:szCs w:val="16"/>
+              </w:rPr>
+            </w:pPr>
+          </w:p>
+        </w:tc>
+        <w:tc>
+          <w:tcPr>
+            <w:tcW w:w="662" w:type="pct"/>
+            <w:vAlign w:val="center"/>
+          </w:tcPr>
+          <w:p>
+            <w:pPr>
+              <w:jc w:val="center"/>
+              <w:rPr>
+                <w:rFonts w:ascii="Arial" w:hAnsi="Arial" w:cs="Arial"/>
+                <w:sz w:val="16"/>
+                <w:szCs w:val="16"/>
+              </w:rPr>
+            </w:pPr>
+          </w:p>
+        </w:tc>
+        <w:tc>
+          <w:tcPr>
+            <w:tcW w:w="662" w:type="pct"/>
+            <w:vAlign w:val="center"/>
+          </w:tcPr>
+          <w:p>
+            <w:pPr>
+              <w:jc w:val="center"/>
+              <w:rPr>
+                <w:rFonts w:ascii="Arial" w:hAnsi="Arial" w:cs="Arial"/>
+                <w:sz w:val="16"/>
+                <w:szCs w:val="16"/>
+              </w:rPr>
+            </w:pPr>
+          </w:p>
+        </w:tc>
+        <w:tc>
+          <w:tcPr>
+            <w:tcW w:w="663" w:type="pct"/>
+            <w:vAlign w:val="center"/>
+          </w:tcPr>
+          <w:p>
+            <w:pPr>
+              <w:jc w:val="center"/>
+              <w:rPr>
+                <w:rFonts w:ascii="Arial" w:hAnsi="Arial" w:cs="Arial"/>
+                <w:sz w:val="16"/>
+                <w:szCs w:val="16"/>
+              </w:rPr>
+            </w:pPr>
+          </w:p>
+        </w:tc>
+        <w:tc>
+          <w:tcPr>
+            <w:tcW w:w="661" w:type="pct"/>
             <w:vAlign w:val="center"/>
           </w:tcPr>
           <w:p>
@@ -1659,14 +2115,14 @@
         <w:tblLook w:val="04A0" w:firstRow="1" w:lastRow="0" w:firstColumn="1" w:lastColumn="0" w:noHBand="0" w:noVBand="1"/>
       </w:tblPr>
       <w:tblGrid>
-        <w:gridCol w:w="1121"/>
-        <w:gridCol w:w="2138"/>
-        <w:gridCol w:w="991"/>
-        <w:gridCol w:w="962"/>
-        <w:gridCol w:w="962"/>
-        <w:gridCol w:w="962"/>
-        <w:gridCol w:w="962"/>
-        <w:gridCol w:w="964"/>
+        <w:gridCol w:w="1117"/>
+        <w:gridCol w:w="2134"/>
+        <w:gridCol w:w="989"/>
+        <w:gridCol w:w="960"/>
+        <w:gridCol w:w="960"/>
+        <w:gridCol w:w="960"/>
+        <w:gridCol w:w="960"/>
+        <w:gridCol w:w="982"/>
       </w:tblGrid>
       <w:tr>
         <w:trPr>
@@ -1735,6 +2191,7 @@
           </w:tcPr>
           <w:p>
             <w:pPr>
+              <w:jc w:val="center"/>
               <w:rPr>
                 <w:rFonts w:ascii="Arial" w:hAnsi="Arial" w:cs="Arial"/>
                 <w:b/>
@@ -1762,6 +2219,7 @@
           </w:tcPr>
           <w:p>
             <w:pPr>
+              <w:jc w:val="center"/>
               <w:rPr>
                 <w:rFonts w:ascii="Arial" w:hAnsi="Arial" w:cs="Arial"/>
                 <w:b/>
@@ -2009,7 +2467,7 @@
                         <w:sz w:val="16"/>
                         <w:szCs w:val="16"/>
                       </w:rPr>
-                      <m:t>K</m:t>
+                      <m:t>L</m:t>
                     </m:r>
                   </m:e>
                   <m:sub>
@@ -2022,7 +2480,7 @@
                         <w:sz w:val="16"/>
                         <w:szCs w:val="16"/>
                       </w:rPr>
-                      <m:t>I</m:t>
+                      <m:t>Ceq</m:t>
                     </m:r>
                   </m:sub>
                 </m:sSub>
@@ -2084,7 +2542,7 @@
                         <w:sz w:val="16"/>
                         <w:szCs w:val="16"/>
                       </w:rPr>
-                      <m:t>Ceq</m:t>
+                      <m:t>Aeq,95</m:t>
                     </m:r>
                   </m:sub>
                 </m:sSub>
@@ -2116,7 +2574,61 @@
                 <w:sz w:val="16"/>
                 <w:szCs w:val="16"/>
               </w:rPr>
-              <w:t>{%tr for i in werte.details %}</w:t>
+              <w:t>{%</w:t>
+            </w:r>
+            <w:proofErr w:type="spellStart"/>
+            <w:r>
+              <w:rPr>
+                <w:rFonts w:ascii="Arial" w:hAnsi="Arial" w:cs="Arial"/>
+                <w:sz w:val="16"/>
+                <w:szCs w:val="16"/>
+              </w:rPr>
+              <w:t>tr</w:t>
+            </w:r>
+            <w:proofErr w:type="spellEnd"/>
+            <w:r>
+              <w:rPr>
+                <w:rFonts w:ascii="Arial" w:hAnsi="Arial" w:cs="Arial"/>
+                <w:sz w:val="16"/>
+                <w:szCs w:val="16"/>
+              </w:rPr>
+              <w:t xml:space="preserve"> </w:t>
+            </w:r>
+            <w:proofErr w:type="spellStart"/>
+            <w:r>
+              <w:rPr>
+                <w:rFonts w:ascii="Arial" w:hAnsi="Arial" w:cs="Arial"/>
+                <w:sz w:val="16"/>
+                <w:szCs w:val="16"/>
+              </w:rPr>
+              <w:t>for</w:t>
+            </w:r>
+            <w:proofErr w:type="spellEnd"/>
+            <w:r>
+              <w:rPr>
+                <w:rFonts w:ascii="Arial" w:hAnsi="Arial" w:cs="Arial"/>
+                <w:sz w:val="16"/>
+                <w:szCs w:val="16"/>
+              </w:rPr>
+              <w:t xml:space="preserve"> i in </w:t>
+            </w:r>
+            <w:proofErr w:type="spellStart"/>
+            <w:r>
+              <w:rPr>
+                <w:rFonts w:ascii="Arial" w:hAnsi="Arial" w:cs="Arial"/>
+                <w:sz w:val="16"/>
+                <w:szCs w:val="16"/>
+              </w:rPr>
+              <w:t>werte.details</w:t>
+            </w:r>
+            <w:proofErr w:type="spellEnd"/>
+            <w:r>
+              <w:rPr>
+                <w:rFonts w:ascii="Arial" w:hAnsi="Arial" w:cs="Arial"/>
+                <w:sz w:val="16"/>
+                <w:szCs w:val="16"/>
+              </w:rPr>
+              <w:t xml:space="preserve"> %}</w:t>
             </w:r>
           </w:p>
         </w:tc>
@@ -2256,7 +2768,25 @@
                 <w:sz w:val="16"/>
                 <w:szCs w:val="16"/>
               </w:rPr>
-              <w:t>{{ i.Marker }}</w:t>
+              <w:t xml:space="preserve">{{ </w:t>
+            </w:r>
+            <w:proofErr w:type="spellStart"/>
+            <w:r>
+              <w:rPr>
+                <w:rFonts w:ascii="Arial" w:hAnsi="Arial" w:cs="Arial"/>
+                <w:sz w:val="16"/>
+                <w:szCs w:val="16"/>
+              </w:rPr>
+              <w:t>i.Marker</w:t>
+            </w:r>
+            <w:proofErr w:type="spellEnd"/>
+            <w:r>
+              <w:rPr>
+                <w:rFonts w:ascii="Arial" w:hAnsi="Arial" w:cs="Arial"/>
+                <w:sz w:val="16"/>
+                <w:szCs w:val="16"/>
+              </w:rPr>
+              <w:t xml:space="preserve"> }}</w:t>
             </w:r>
           </w:p>
         </w:tc>
@@ -2280,25 +2810,61 @@
                 <w:sz w:val="16"/>
                 <w:szCs w:val="16"/>
               </w:rPr>
-              <w:t>{{ i.Startzeit }}</w:t>
-            </w:r>
-          </w:p>
-          <w:p>
-            <w:pPr>
-              <w:jc w:val="center"/>
-              <w:rPr>
-                <w:rFonts w:ascii="Arial" w:hAnsi="Arial" w:cs="Arial"/>
-                <w:sz w:val="16"/>
-                <w:szCs w:val="16"/>
-              </w:rPr>
-            </w:pPr>
-            <w:r>
-              <w:rPr>
-                <w:rFonts w:ascii="Arial" w:hAnsi="Arial" w:cs="Arial"/>
-                <w:sz w:val="16"/>
-                <w:szCs w:val="16"/>
-              </w:rPr>
-              <w:t>{{ i.Endzeit}}</w:t>
+              <w:t xml:space="preserve">{{ </w:t>
+            </w:r>
+            <w:proofErr w:type="spellStart"/>
+            <w:r>
+              <w:rPr>
+                <w:rFonts w:ascii="Arial" w:hAnsi="Arial" w:cs="Arial"/>
+                <w:sz w:val="16"/>
+                <w:szCs w:val="16"/>
+              </w:rPr>
+              <w:t>i.Startzeit</w:t>
+            </w:r>
+            <w:proofErr w:type="spellEnd"/>
+            <w:r>
+              <w:rPr>
+                <w:rFonts w:ascii="Arial" w:hAnsi="Arial" w:cs="Arial"/>
+                <w:sz w:val="16"/>
+                <w:szCs w:val="16"/>
+              </w:rPr>
+              <w:t xml:space="preserve"> }}</w:t>
+            </w:r>
+          </w:p>
+          <w:p>
+            <w:pPr>
+              <w:jc w:val="center"/>
+              <w:rPr>
+                <w:rFonts w:ascii="Arial" w:hAnsi="Arial" w:cs="Arial"/>
+                <w:sz w:val="16"/>
+                <w:szCs w:val="16"/>
+              </w:rPr>
+            </w:pPr>
+            <w:r>
+              <w:rPr>
+                <w:rFonts w:ascii="Arial" w:hAnsi="Arial" w:cs="Arial"/>
+                <w:sz w:val="16"/>
+                <w:szCs w:val="16"/>
+              </w:rPr>
+              <w:t xml:space="preserve">{{ </w:t>
+            </w:r>
+            <w:proofErr w:type="spellStart"/>
+            <w:r>
+              <w:rPr>
+                <w:rFonts w:ascii="Arial" w:hAnsi="Arial" w:cs="Arial"/>
+                <w:sz w:val="16"/>
+                <w:szCs w:val="16"/>
+              </w:rPr>
+              <w:t>i.Endzeit</w:t>
+            </w:r>
+            <w:proofErr w:type="spellEnd"/>
+            <w:r>
+              <w:rPr>
+                <w:rFonts w:ascii="Arial" w:hAnsi="Arial" w:cs="Arial"/>
+                <w:sz w:val="16"/>
+                <w:szCs w:val="16"/>
+              </w:rPr>
+              <w:t>}}</w:t>
             </w:r>
           </w:p>
         </w:tc>
@@ -2322,7 +2888,25 @@
                 <w:sz w:val="16"/>
                 <w:szCs w:val="16"/>
               </w:rPr>
-              <w:t>{{ i.Zeit }}</w:t>
+              <w:t xml:space="preserve">{{ </w:t>
+            </w:r>
+            <w:proofErr w:type="spellStart"/>
+            <w:r>
+              <w:rPr>
+                <w:rFonts w:ascii="Arial" w:hAnsi="Arial" w:cs="Arial"/>
+                <w:sz w:val="16"/>
+                <w:szCs w:val="16"/>
+              </w:rPr>
+              <w:t>i.Zeit</w:t>
+            </w:r>
+            <w:proofErr w:type="spellEnd"/>
+            <w:r>
+              <w:rPr>
+                <w:rFonts w:ascii="Arial" w:hAnsi="Arial" w:cs="Arial"/>
+                <w:sz w:val="16"/>
+                <w:szCs w:val="16"/>
+              </w:rPr>
+              <w:t xml:space="preserve"> }}</w:t>
             </w:r>
           </w:p>
         </w:tc>
@@ -2346,7 +2930,25 @@
                 <w:sz w:val="16"/>
                 <w:szCs w:val="16"/>
               </w:rPr>
-              <w:t>{{ i.tLAeq }}</w:t>
+              <w:t xml:space="preserve">{{ </w:t>
+            </w:r>
+            <w:proofErr w:type="spellStart"/>
+            <w:r>
+              <w:rPr>
+                <w:rFonts w:ascii="Arial" w:hAnsi="Arial" w:cs="Arial"/>
+                <w:sz w:val="16"/>
+                <w:szCs w:val="16"/>
+              </w:rPr>
+              <w:t>i.tLAeq</w:t>
+            </w:r>
+            <w:proofErr w:type="spellEnd"/>
+            <w:r>
+              <w:rPr>
+                <w:rFonts w:ascii="Arial" w:hAnsi="Arial" w:cs="Arial"/>
+                <w:sz w:val="16"/>
+                <w:szCs w:val="16"/>
+              </w:rPr>
+              <w:t xml:space="preserve"> }}</w:t>
             </w:r>
           </w:p>
         </w:tc>
@@ -2370,7 +2972,25 @@
                 <w:sz w:val="16"/>
                 <w:szCs w:val="16"/>
               </w:rPr>
-              <w:t>{{ i.tLAFTeq }}</w:t>
+              <w:t xml:space="preserve">{{ </w:t>
+            </w:r>
+            <w:proofErr w:type="spellStart"/>
+            <w:r>
+              <w:rPr>
+                <w:rFonts w:ascii="Arial" w:hAnsi="Arial" w:cs="Arial"/>
+                <w:sz w:val="16"/>
+                <w:szCs w:val="16"/>
+              </w:rPr>
+              <w:t>i.tLAFTeq</w:t>
+            </w:r>
+            <w:proofErr w:type="spellEnd"/>
+            <w:r>
+              <w:rPr>
+                <w:rFonts w:ascii="Arial" w:hAnsi="Arial" w:cs="Arial"/>
+                <w:sz w:val="16"/>
+                <w:szCs w:val="16"/>
+              </w:rPr>
+              <w:t xml:space="preserve"> }}</w:t>
             </w:r>
           </w:p>
         </w:tc>
@@ -2394,7 +3014,25 @@
                 <w:sz w:val="16"/>
                 <w:szCs w:val="16"/>
               </w:rPr>
-              <w:t>{{ i.tLAFmax }}</w:t>
+              <w:t xml:space="preserve">{{ </w:t>
+            </w:r>
+            <w:proofErr w:type="spellStart"/>
+            <w:r>
+              <w:rPr>
+                <w:rFonts w:ascii="Arial" w:hAnsi="Arial" w:cs="Arial"/>
+                <w:sz w:val="16"/>
+                <w:szCs w:val="16"/>
+              </w:rPr>
+              <w:t>i.tLAFmax</w:t>
+            </w:r>
+            <w:proofErr w:type="spellEnd"/>
+            <w:r>
+              <w:rPr>
+                <w:rFonts w:ascii="Arial" w:hAnsi="Arial" w:cs="Arial"/>
+                <w:sz w:val="16"/>
+                <w:szCs w:val="16"/>
+              </w:rPr>
+              <w:t xml:space="preserve"> }}</w:t>
             </w:r>
           </w:p>
         </w:tc>
@@ -2418,7 +3056,41 @@
                 <w:sz w:val="16"/>
                 <w:szCs w:val="16"/>
               </w:rPr>
-              <w:t>{{ i.tK_I }}</w:t>
+              <w:t xml:space="preserve">{{ </w:t>
+            </w:r>
+            <w:proofErr w:type="spellStart"/>
+            <w:r>
+              <w:rPr>
+                <w:rFonts w:ascii="Arial" w:hAnsi="Arial" w:cs="Arial"/>
+                <w:sz w:val="16"/>
+                <w:szCs w:val="16"/>
+              </w:rPr>
+              <w:t>i.tL</w:t>
+            </w:r>
+            <w:r>
+              <w:rPr>
+                <w:rFonts w:ascii="Arial" w:hAnsi="Arial" w:cs="Arial"/>
+                <w:sz w:val="16"/>
+                <w:szCs w:val="16"/>
+              </w:rPr>
+              <w:t>C</w:t>
+            </w:r>
+            <w:r>
+              <w:rPr>
+                <w:rFonts w:ascii="Arial" w:hAnsi="Arial" w:cs="Arial"/>
+                <w:sz w:val="16"/>
+                <w:szCs w:val="16"/>
+              </w:rPr>
+              <w:t>eq</w:t>
+            </w:r>
+            <w:proofErr w:type="spellEnd"/>
+            <w:r>
+              <w:rPr>
+                <w:rFonts w:ascii="Arial" w:hAnsi="Arial" w:cs="Arial"/>
+                <w:sz w:val="16"/>
+                <w:szCs w:val="16"/>
+              </w:rPr>
+              <w:t xml:space="preserve"> }}</w:t>
             </w:r>
           </w:p>
         </w:tc>
@@ -2442,23 +3114,7 @@
                 <w:sz w:val="16"/>
                 <w:szCs w:val="16"/>
               </w:rPr>
-              <w:t>{{ i.tL</w:t>
-            </w:r>
-            <w:r>
-              <w:rPr>
-                <w:rFonts w:ascii="Arial" w:hAnsi="Arial" w:cs="Arial"/>
-                <w:sz w:val="16"/>
-                <w:szCs w:val="16"/>
-              </w:rPr>
-              <w:t>C</w:t>
-            </w:r>
-            <w:r>
-              <w:rPr>
-                <w:rFonts w:ascii="Arial" w:hAnsi="Arial" w:cs="Arial"/>
-                <w:sz w:val="16"/>
-                <w:szCs w:val="16"/>
-              </w:rPr>
-              <w:t>eq }}</w:t>
+              <w:t>{{ i.tLAeq_95 }}</w:t>
             </w:r>
           </w:p>
         </w:tc>
@@ -2509,7 +3165,43 @@
                 <w:sz w:val="16"/>
                 <w:szCs w:val="16"/>
               </w:rPr>
-              <w:t>{%tr endfor %}</w:t>
+              <w:t>{%</w:t>
+            </w:r>
+            <w:proofErr w:type="spellStart"/>
+            <w:r>
+              <w:rPr>
+                <w:rFonts w:ascii="Arial" w:hAnsi="Arial" w:cs="Arial"/>
+                <w:sz w:val="16"/>
+                <w:szCs w:val="16"/>
+              </w:rPr>
+              <w:t>tr</w:t>
+            </w:r>
+            <w:proofErr w:type="spellEnd"/>
+            <w:r>
+              <w:rPr>
+                <w:rFonts w:ascii="Arial" w:hAnsi="Arial" w:cs="Arial"/>
+                <w:sz w:val="16"/>
+                <w:szCs w:val="16"/>
+              </w:rPr>
+              <w:t xml:space="preserve"> </w:t>
+            </w:r>
+            <w:proofErr w:type="spellStart"/>
+            <w:r>
+              <w:rPr>
+                <w:rFonts w:ascii="Arial" w:hAnsi="Arial" w:cs="Arial"/>
+                <w:sz w:val="16"/>
+                <w:szCs w:val="16"/>
+              </w:rPr>
+              <w:t>endfor</w:t>
+            </w:r>
+            <w:proofErr w:type="spellEnd"/>
+            <w:r>
+              <w:rPr>
+                <w:rFonts w:ascii="Arial" w:hAnsi="Arial" w:cs="Arial"/>
+                <w:sz w:val="16"/>
+                <w:szCs w:val="16"/>
+              </w:rPr>
+              <w:t xml:space="preserve"> %}</w:t>
             </w:r>
           </w:p>
         </w:tc>

--- a/messergebnis_vorlage.docx
+++ b/messergebnis_vorlage.docx
@@ -260,6 +260,1285 @@
           <w:szCs w:val="20"/>
         </w:rPr>
       </w:pPr>
+    </w:p>
+    <w:p>
+      <w:pPr>
+        <w:rPr>
+          <w:rFonts w:ascii="Arial" w:hAnsi="Arial" w:cs="Arial"/>
+          <w:b/>
+          <w:bCs/>
+          <w:sz w:val="20"/>
+          <w:szCs w:val="20"/>
+        </w:rPr>
+      </w:pPr>
+      <w:r>
+        <w:rPr>
+          <w:rFonts w:ascii="Arial" w:hAnsi="Arial" w:cs="Arial"/>
+          <w:bCs/>
+          <w:sz w:val="20"/>
+          <w:szCs w:val="20"/>
+        </w:rPr>
+        <w:t xml:space="preserve">{%p if mehrere %}</w:t>
+      </w:r>
+    </w:p>
+    <w:p>
+      <w:pPr>
+        <w:rPr>
+          <w:rFonts w:ascii="Arial" w:hAnsi="Arial" w:cs="Arial"/>
+          <w:b/>
+          <w:bCs/>
+          <w:sz w:val="20"/>
+          <w:szCs w:val="20"/>
+        </w:rPr>
+      </w:pPr>
+      <w:r>
+        <w:rPr>
+          <w:rFonts w:ascii="Arial" w:hAnsi="Arial" w:cs="Arial"/>
+          <w:b/>
+          <w:bCs/>
+          <w:sz w:val="20"/>
+          <w:szCs w:val="20"/>
+        </w:rPr>
+        <w:t xml:space="preserve">Maßgebliche Werte (Ergebnis)</w:t>
+      </w:r>
+    </w:p>
+    <w:p>
+      <w:pPr>
+        <w:rPr>
+          <w:rFonts w:ascii="Arial" w:hAnsi="Arial" w:cs="Arial"/>
+          <w:b/>
+          <w:bCs/>
+          <w:sz w:val="20"/>
+          <w:szCs w:val="20"/>
+        </w:rPr>
+      </w:pPr>
+      <w:r>
+        <w:rPr>
+          <w:rFonts w:ascii="Arial" w:hAnsi="Arial" w:cs="Arial"/>
+          <w:bCs/>
+          <w:sz w:val="20"/>
+          <w:szCs w:val="20"/>
+        </w:rPr>
+        <w:t xml:space="preserve">{{ ergebnis.hinweis }}</w:t>
+      </w:r>
+    </w:p>
+    <w:p>
+      <w:pPr>
+        <w:rPr>
+          <w:rFonts w:ascii="Arial" w:hAnsi="Arial" w:cs="Arial"/>
+          <w:b/>
+          <w:bCs/>
+          <w:sz w:val="20"/>
+          <w:szCs w:val="20"/>
+        </w:rPr>
+      </w:pPr>
+      <w:r>
+        <w:rPr>
+          <w:rFonts w:ascii="Arial" w:hAnsi="Arial" w:cs="Arial"/>
+          <w:bCs/>
+          <w:sz w:val="20"/>
+          <w:szCs w:val="20"/>
+        </w:rPr>
+        <w:t xml:space="preserve">{%p set werte = ergebnis %}</w:t>
+      </w:r>
+    </w:p>
+    <w:tbl>
+      <w:tblPr>
+        <w:tblStyle w:val="Tabellenraster"/>
+        <w:tblW w:w="5000" w:type="pct"/>
+        <w:tblLook w:val="04A0" w:firstRow="1" w:lastRow="0" w:firstColumn="1" w:lastColumn="0" w:noHBand="0" w:noVBand="1"/>
+      </w:tblPr>
+      <w:tblGrid>
+        <w:gridCol w:w="1860"/>
+        <w:gridCol w:w="1200"/>
+        <w:gridCol w:w="1200"/>
+        <w:gridCol w:w="1200"/>
+        <w:gridCol w:w="1200"/>
+        <w:gridCol w:w="1202"/>
+        <w:gridCol w:w="1200"/>
+      </w:tblGrid>
+      <w:tr>
+        <w:trPr>
+          <w:trHeight w:val="340"/>
+        </w:trPr>
+        <w:tc>
+          <w:tcPr>
+            <w:tcW w:w="5000" w:type="pct"/>
+            <w:gridSpan w:val="7"/>
+            <w:vAlign w:val="center"/>
+          </w:tcPr>
+          <w:p>
+            <w:pPr>
+              <w:rPr>
+                <w:rFonts w:ascii="Arial" w:hAnsi="Arial" w:cs="Arial"/>
+                <w:sz w:val="16"/>
+                <w:szCs w:val="16"/>
+              </w:rPr>
+            </w:pPr>
+            <w:r>
+              <w:rPr>
+                <w:rFonts w:ascii="Arial" w:hAnsi="Arial" w:cs="Arial"/>
+                <w:sz w:val="16"/>
+                <w:szCs w:val="16"/>
+              </w:rPr>
+              <w:t>Summen der Marker</w:t>
+            </w:r>
+          </w:p>
+        </w:tc>
+      </w:tr>
+      <w:tr>
+        <w:trPr>
+          <w:trHeight w:val="340"/>
+        </w:trPr>
+        <w:tc>
+          <w:tcPr>
+            <w:tcW w:w="1027" w:type="pct"/>
+            <w:vAlign w:val="center"/>
+          </w:tcPr>
+          <w:p>
+            <w:pPr>
+              <w:rPr>
+                <w:rFonts w:ascii="Arial" w:hAnsi="Arial" w:cs="Arial"/>
+                <w:b/>
+                <w:bCs/>
+                <w:sz w:val="16"/>
+                <w:szCs w:val="16"/>
+              </w:rPr>
+            </w:pPr>
+            <w:r>
+              <w:rPr>
+                <w:rFonts w:ascii="Arial" w:hAnsi="Arial" w:cs="Arial"/>
+                <w:b/>
+                <w:bCs/>
+                <w:sz w:val="16"/>
+                <w:szCs w:val="16"/>
+              </w:rPr>
+              <w:t>Marker</w:t>
+            </w:r>
+          </w:p>
+        </w:tc>
+        <w:tc>
+          <w:tcPr>
+            <w:tcW w:w="662" w:type="pct"/>
+            <w:vAlign w:val="center"/>
+          </w:tcPr>
+          <w:p>
+            <w:pPr>
+              <w:jc w:val="center"/>
+              <w:rPr>
+                <w:rFonts w:ascii="Arial" w:hAnsi="Arial" w:cs="Arial"/>
+                <w:b/>
+                <w:bCs/>
+                <w:sz w:val="16"/>
+                <w:szCs w:val="16"/>
+              </w:rPr>
+            </w:pPr>
+            <m:oMathPara>
+              <m:oMath>
+                <m:sSub>
+                  <m:sSubPr>
+                    <m:ctrlPr>
+                      <w:rPr>
+                        <w:rFonts w:ascii="Cambria Math" w:hAnsi="Cambria Math" w:cs="Arial"/>
+                        <w:b/>
+                        <w:bCs/>
+                        <w:i/>
+                        <w:sz w:val="16"/>
+                        <w:szCs w:val="16"/>
+                      </w:rPr>
+                    </m:ctrlPr>
+                  </m:sSubPr>
+                  <m:e>
+                    <m:r>
+                      <m:rPr>
+                        <m:sty m:val="bi"/>
+                      </m:rPr>
+                      <w:rPr>
+                        <w:rFonts w:ascii="Cambria Math" w:hAnsi="Cambria Math" w:cs="Arial"/>
+                        <w:sz w:val="16"/>
+                        <w:szCs w:val="16"/>
+                      </w:rPr>
+                      <m:t>L</m:t>
+                    </m:r>
+                  </m:e>
+                  <m:sub>
+                    <m:r>
+                      <m:rPr>
+                        <m:sty m:val="bi"/>
+                      </m:rPr>
+                      <w:rPr>
+                        <w:rFonts w:ascii="Cambria Math" w:hAnsi="Cambria Math" w:cs="Arial"/>
+                        <w:sz w:val="16"/>
+                        <w:szCs w:val="16"/>
+                      </w:rPr>
+                      <m:t>Aeq</m:t>
+                    </m:r>
+                  </m:sub>
+                </m:sSub>
+              </m:oMath>
+            </m:oMathPara>
+          </w:p>
+        </w:tc>
+        <w:tc>
+          <w:tcPr>
+            <w:tcW w:w="662" w:type="pct"/>
+            <w:vAlign w:val="center"/>
+          </w:tcPr>
+          <w:p>
+            <w:pPr>
+              <w:jc w:val="center"/>
+              <w:rPr>
+                <w:rFonts w:ascii="Arial" w:hAnsi="Arial" w:cs="Arial"/>
+                <w:b/>
+                <w:bCs/>
+                <w:sz w:val="16"/>
+                <w:szCs w:val="16"/>
+              </w:rPr>
+            </w:pPr>
+            <m:oMathPara>
+              <m:oMath>
+                <m:sSub>
+                  <m:sSubPr>
+                    <m:ctrlPr>
+                      <w:rPr>
+                        <w:rFonts w:ascii="Cambria Math" w:hAnsi="Cambria Math" w:cs="Arial"/>
+                        <w:b/>
+                        <w:bCs/>
+                        <w:i/>
+                        <w:sz w:val="16"/>
+                        <w:szCs w:val="16"/>
+                      </w:rPr>
+                    </m:ctrlPr>
+                  </m:sSubPr>
+                  <m:e>
+                    <m:r>
+                      <m:rPr>
+                        <m:sty m:val="bi"/>
+                      </m:rPr>
+                      <w:rPr>
+                        <w:rFonts w:ascii="Cambria Math" w:hAnsi="Cambria Math" w:cs="Arial"/>
+                        <w:sz w:val="16"/>
+                        <w:szCs w:val="16"/>
+                      </w:rPr>
+                      <m:t>L</m:t>
+                    </m:r>
+                  </m:e>
+                  <m:sub>
+                    <m:r>
+                      <m:rPr>
+                        <m:sty m:val="bi"/>
+                      </m:rPr>
+                      <w:rPr>
+                        <w:rFonts w:ascii="Cambria Math" w:hAnsi="Cambria Math" w:cs="Arial"/>
+                        <w:sz w:val="16"/>
+                        <w:szCs w:val="16"/>
+                      </w:rPr>
+                      <m:t>AFTeq</m:t>
+                    </m:r>
+                  </m:sub>
+                </m:sSub>
+              </m:oMath>
+            </m:oMathPara>
+          </w:p>
+        </w:tc>
+        <w:tc>
+          <w:tcPr>
+            <w:tcW w:w="662" w:type="pct"/>
+            <w:vAlign w:val="center"/>
+          </w:tcPr>
+          <w:p>
+            <w:pPr>
+              <w:jc w:val="center"/>
+              <w:rPr>
+                <w:rFonts w:ascii="Arial" w:hAnsi="Arial" w:cs="Arial"/>
+                <w:b/>
+                <w:bCs/>
+                <w:sz w:val="16"/>
+                <w:szCs w:val="16"/>
+              </w:rPr>
+            </w:pPr>
+            <m:oMathPara>
+              <m:oMath>
+                <m:sSub>
+                  <m:sSubPr>
+                    <m:ctrlPr>
+                      <w:rPr>
+                        <w:rFonts w:ascii="Cambria Math" w:hAnsi="Cambria Math" w:cs="Arial"/>
+                        <w:b/>
+                        <w:bCs/>
+                        <w:i/>
+                        <w:sz w:val="16"/>
+                        <w:szCs w:val="16"/>
+                      </w:rPr>
+                    </m:ctrlPr>
+                  </m:sSubPr>
+                  <m:e>
+                    <m:r>
+                      <m:rPr>
+                        <m:sty m:val="bi"/>
+                      </m:rPr>
+                      <w:rPr>
+                        <w:rFonts w:ascii="Cambria Math" w:hAnsi="Cambria Math" w:cs="Arial"/>
+                        <w:sz w:val="16"/>
+                        <w:szCs w:val="16"/>
+                      </w:rPr>
+                      <m:t>L</m:t>
+                    </m:r>
+                  </m:e>
+                  <m:sub>
+                    <m:r>
+                      <m:rPr>
+                        <m:sty m:val="bi"/>
+                      </m:rPr>
+                      <w:rPr>
+                        <w:rFonts w:ascii="Cambria Math" w:hAnsi="Cambria Math" w:cs="Arial"/>
+                        <w:sz w:val="16"/>
+                        <w:szCs w:val="16"/>
+                      </w:rPr>
+                      <m:t>AFmax</m:t>
+                    </m:r>
+                  </m:sub>
+                </m:sSub>
+              </m:oMath>
+            </m:oMathPara>
+          </w:p>
+        </w:tc>
+        <w:tc>
+          <w:tcPr>
+            <w:tcW w:w="662" w:type="pct"/>
+            <w:vAlign w:val="center"/>
+          </w:tcPr>
+          <w:p>
+            <w:pPr>
+              <w:jc w:val="center"/>
+              <w:rPr>
+                <w:rFonts w:ascii="Arial" w:hAnsi="Arial" w:cs="Arial"/>
+                <w:b/>
+                <w:bCs/>
+                <w:sz w:val="16"/>
+                <w:szCs w:val="16"/>
+              </w:rPr>
+            </w:pPr>
+            <m:oMathPara>
+              <m:oMath>
+                <m:sSub>
+                  <m:sSubPr>
+                    <m:ctrlPr>
+                      <w:rPr>
+                        <w:rFonts w:ascii="Cambria Math" w:hAnsi="Cambria Math" w:cs="Arial"/>
+                        <w:b/>
+                        <w:bCs/>
+                        <w:i/>
+                        <w:sz w:val="16"/>
+                        <w:szCs w:val="16"/>
+                      </w:rPr>
+                    </m:ctrlPr>
+                  </m:sSubPr>
+                  <m:e>
+                    <m:r>
+                      <m:rPr>
+                        <m:sty m:val="bi"/>
+                      </m:rPr>
+                      <w:rPr>
+                        <w:rFonts w:ascii="Cambria Math" w:hAnsi="Cambria Math" w:cs="Arial"/>
+                        <w:sz w:val="16"/>
+                        <w:szCs w:val="16"/>
+                      </w:rPr>
+                      <m:t>K</m:t>
+                    </m:r>
+                  </m:e>
+                  <m:sub>
+                    <m:r>
+                      <m:rPr>
+                        <m:sty m:val="bi"/>
+                      </m:rPr>
+                      <w:rPr>
+                        <w:rFonts w:ascii="Cambria Math" w:hAnsi="Cambria Math" w:cs="Arial"/>
+                        <w:sz w:val="16"/>
+                        <w:szCs w:val="16"/>
+                      </w:rPr>
+                      <m:t>I</m:t>
+                    </m:r>
+                  </m:sub>
+                </m:sSub>
+              </m:oMath>
+            </m:oMathPara>
+          </w:p>
+        </w:tc>
+        <w:tc>
+          <w:tcPr>
+            <w:tcW w:w="663" w:type="pct"/>
+            <w:vAlign w:val="center"/>
+          </w:tcPr>
+          <w:p>
+            <w:pPr>
+              <w:jc w:val="center"/>
+              <w:rPr>
+                <w:rFonts w:ascii="Arial" w:eastAsia="Aptos" w:hAnsi="Arial" w:cs="Arial"/>
+                <w:b/>
+                <w:bCs/>
+                <w:sz w:val="16"/>
+                <w:szCs w:val="16"/>
+              </w:rPr>
+            </w:pPr>
+            <m:oMathPara>
+              <m:oMath>
+                <m:sSub>
+                  <m:sSubPr>
+                    <m:ctrlPr>
+                      <w:rPr>
+                        <w:rFonts w:ascii="Cambria Math" w:hAnsi="Cambria Math" w:cs="Arial"/>
+                        <w:b/>
+                        <w:bCs/>
+                        <w:i/>
+                        <w:sz w:val="16"/>
+                        <w:szCs w:val="16"/>
+                      </w:rPr>
+                    </m:ctrlPr>
+                  </m:sSubPr>
+                  <m:e>
+                    <m:r>
+                      <m:rPr>
+                        <m:sty m:val="bi"/>
+                      </m:rPr>
+                      <w:rPr>
+                        <w:rFonts w:ascii="Cambria Math" w:hAnsi="Cambria Math" w:cs="Arial"/>
+                        <w:sz w:val="16"/>
+                        <w:szCs w:val="16"/>
+                      </w:rPr>
+                      <m:t>L</m:t>
+                    </m:r>
+                  </m:e>
+                  <m:sub>
+                    <m:r>
+                      <m:rPr>
+                        <m:sty m:val="bi"/>
+                      </m:rPr>
+                      <w:rPr>
+                        <w:rFonts w:ascii="Cambria Math" w:hAnsi="Cambria Math" w:cs="Arial"/>
+                        <w:sz w:val="16"/>
+                        <w:szCs w:val="16"/>
+                      </w:rPr>
+                      <m:t>Ceq</m:t>
+                    </m:r>
+                  </m:sub>
+                </m:sSub>
+              </m:oMath>
+            </m:oMathPara>
+          </w:p>
+        </w:tc>
+        <w:tc>
+          <w:tcPr>
+            <w:tcW w:w="661" w:type="pct"/>
+            <w:vAlign w:val="center"/>
+          </w:tcPr>
+          <w:p>
+            <w:pPr>
+              <w:jc w:val="center"/>
+              <w:rPr>
+                <w:rFonts w:ascii="Aptos" w:eastAsia="Aptos" w:hAnsi="Aptos" w:cs="Arial"/>
+                <w:b/>
+                <w:bCs/>
+                <w:sz w:val="16"/>
+                <w:szCs w:val="16"/>
+              </w:rPr>
+            </w:pPr>
+            <m:oMathPara>
+              <m:oMath>
+                <m:sSub>
+                  <m:sSubPr>
+                    <m:ctrlPr>
+                      <w:rPr>
+                        <w:rFonts w:ascii="Cambria Math" w:hAnsi="Cambria Math" w:cs="Arial"/>
+                        <w:b/>
+                        <w:bCs/>
+                        <w:i/>
+                        <w:sz w:val="16"/>
+                        <w:szCs w:val="16"/>
+                      </w:rPr>
+                    </m:ctrlPr>
+                  </m:sSubPr>
+                  <m:e>
+                    <m:r>
+                      <m:rPr>
+                        <m:sty m:val="bi"/>
+                      </m:rPr>
+                      <w:rPr>
+                        <w:rFonts w:ascii="Cambria Math" w:hAnsi="Cambria Math" w:cs="Arial"/>
+                        <w:sz w:val="16"/>
+                        <w:szCs w:val="16"/>
+                      </w:rPr>
+                      <m:t>L</m:t>
+                    </m:r>
+                  </m:e>
+                  <m:sub>
+                    <m:r>
+                      <m:rPr>
+                        <m:sty m:val="bi"/>
+                      </m:rPr>
+                      <w:rPr>
+                        <w:rFonts w:ascii="Cambria Math" w:hAnsi="Cambria Math" w:cs="Arial"/>
+                        <w:sz w:val="16"/>
+                        <w:szCs w:val="16"/>
+                      </w:rPr>
+                      <m:t>A</m:t>
+                    </m:r>
+                    <m:r>
+                      <m:rPr>
+                        <m:sty m:val="bi"/>
+                      </m:rPr>
+                      <w:rPr>
+                        <w:rFonts w:ascii="Cambria Math" w:hAnsi="Cambria Math" w:cs="Arial"/>
+                        <w:sz w:val="16"/>
+                        <w:szCs w:val="16"/>
+                      </w:rPr>
+                      <m:t>eq,95</m:t>
+                    </m:r>
+                  </m:sub>
+                </m:sSub>
+              </m:oMath>
+            </m:oMathPara>
+          </w:p>
+        </w:tc>
+      </w:tr>
+      <w:tr>
+        <w:trPr>
+          <w:trHeight w:val="454"/>
+        </w:trPr>
+        <w:tc>
+          <w:tcPr>
+            <w:tcW w:w="1027" w:type="pct"/>
+            <w:vAlign w:val="center"/>
+          </w:tcPr>
+          <w:p>
+            <w:pPr>
+              <w:rPr>
+                <w:rFonts w:ascii="Arial" w:hAnsi="Arial" w:cs="Arial"/>
+                <w:sz w:val="16"/>
+                <w:szCs w:val="16"/>
+              </w:rPr>
+            </w:pPr>
+            <w:r>
+              <w:rPr>
+                <w:rFonts w:ascii="Arial" w:hAnsi="Arial" w:cs="Arial"/>
+                <w:sz w:val="16"/>
+                <w:szCs w:val="16"/>
+              </w:rPr>
+              <w:t>{%</w:t>
+            </w:r>
+            <w:proofErr w:type="spellStart"/>
+            <w:r>
+              <w:rPr>
+                <w:rFonts w:ascii="Arial" w:hAnsi="Arial" w:cs="Arial"/>
+                <w:sz w:val="16"/>
+                <w:szCs w:val="16"/>
+              </w:rPr>
+              <w:t>tr</w:t>
+            </w:r>
+            <w:proofErr w:type="spellEnd"/>
+            <w:r>
+              <w:rPr>
+                <w:rFonts w:ascii="Arial" w:hAnsi="Arial" w:cs="Arial"/>
+                <w:sz w:val="16"/>
+                <w:szCs w:val="16"/>
+              </w:rPr>
+              <w:t xml:space="preserve"> </w:t>
+            </w:r>
+            <w:proofErr w:type="spellStart"/>
+            <w:r>
+              <w:rPr>
+                <w:rFonts w:ascii="Arial" w:hAnsi="Arial" w:cs="Arial"/>
+                <w:sz w:val="16"/>
+                <w:szCs w:val="16"/>
+              </w:rPr>
+              <w:t>for</w:t>
+            </w:r>
+            <w:proofErr w:type="spellEnd"/>
+            <w:r>
+              <w:rPr>
+                <w:rFonts w:ascii="Arial" w:hAnsi="Arial" w:cs="Arial"/>
+                <w:sz w:val="16"/>
+                <w:szCs w:val="16"/>
+              </w:rPr>
+              <w:t xml:space="preserve"> i in </w:t>
+            </w:r>
+            <w:proofErr w:type="spellStart"/>
+            <w:r>
+              <w:rPr>
+                <w:rFonts w:ascii="Arial" w:hAnsi="Arial" w:cs="Arial"/>
+                <w:sz w:val="16"/>
+                <w:szCs w:val="16"/>
+              </w:rPr>
+              <w:t>werte.summe</w:t>
+            </w:r>
+            <w:proofErr w:type="spellEnd"/>
+            <w:r>
+              <w:rPr>
+                <w:rFonts w:ascii="Arial" w:hAnsi="Arial" w:cs="Arial"/>
+                <w:sz w:val="16"/>
+                <w:szCs w:val="16"/>
+              </w:rPr>
+              <w:t xml:space="preserve"> %}</w:t>
+            </w:r>
+          </w:p>
+        </w:tc>
+        <w:tc>
+          <w:tcPr>
+            <w:tcW w:w="662" w:type="pct"/>
+            <w:vAlign w:val="center"/>
+          </w:tcPr>
+          <w:p>
+            <w:pPr>
+              <w:jc w:val="center"/>
+              <w:rPr>
+                <w:rFonts w:ascii="Arial" w:hAnsi="Arial" w:cs="Arial"/>
+                <w:sz w:val="16"/>
+                <w:szCs w:val="16"/>
+              </w:rPr>
+            </w:pPr>
+          </w:p>
+        </w:tc>
+        <w:tc>
+          <w:tcPr>
+            <w:tcW w:w="662" w:type="pct"/>
+            <w:vAlign w:val="center"/>
+          </w:tcPr>
+          <w:p>
+            <w:pPr>
+              <w:jc w:val="center"/>
+              <w:rPr>
+                <w:rFonts w:ascii="Arial" w:hAnsi="Arial" w:cs="Arial"/>
+                <w:sz w:val="16"/>
+                <w:szCs w:val="16"/>
+              </w:rPr>
+            </w:pPr>
+          </w:p>
+        </w:tc>
+        <w:tc>
+          <w:tcPr>
+            <w:tcW w:w="662" w:type="pct"/>
+            <w:vAlign w:val="center"/>
+          </w:tcPr>
+          <w:p>
+            <w:pPr>
+              <w:jc w:val="center"/>
+              <w:rPr>
+                <w:rFonts w:ascii="Arial" w:hAnsi="Arial" w:cs="Arial"/>
+                <w:sz w:val="16"/>
+                <w:szCs w:val="16"/>
+              </w:rPr>
+            </w:pPr>
+          </w:p>
+        </w:tc>
+        <w:tc>
+          <w:tcPr>
+            <w:tcW w:w="662" w:type="pct"/>
+            <w:vAlign w:val="center"/>
+          </w:tcPr>
+          <w:p>
+            <w:pPr>
+              <w:jc w:val="center"/>
+              <w:rPr>
+                <w:rFonts w:ascii="Arial" w:hAnsi="Arial" w:cs="Arial"/>
+                <w:sz w:val="16"/>
+                <w:szCs w:val="16"/>
+              </w:rPr>
+            </w:pPr>
+          </w:p>
+        </w:tc>
+        <w:tc>
+          <w:tcPr>
+            <w:tcW w:w="663" w:type="pct"/>
+            <w:vAlign w:val="center"/>
+          </w:tcPr>
+          <w:p>
+            <w:pPr>
+              <w:jc w:val="center"/>
+              <w:rPr>
+                <w:rFonts w:ascii="Arial" w:hAnsi="Arial" w:cs="Arial"/>
+                <w:sz w:val="16"/>
+                <w:szCs w:val="16"/>
+              </w:rPr>
+            </w:pPr>
+          </w:p>
+        </w:tc>
+        <w:tc>
+          <w:tcPr>
+            <w:tcW w:w="661" w:type="pct"/>
+            <w:vAlign w:val="center"/>
+          </w:tcPr>
+          <w:p>
+            <w:pPr>
+              <w:jc w:val="center"/>
+              <w:rPr>
+                <w:rFonts w:ascii="Arial" w:hAnsi="Arial" w:cs="Arial"/>
+                <w:sz w:val="16"/>
+                <w:szCs w:val="16"/>
+              </w:rPr>
+            </w:pPr>
+          </w:p>
+        </w:tc>
+      </w:tr>
+      <w:tr>
+        <w:trPr>
+          <w:trHeight w:val="454"/>
+        </w:trPr>
+        <w:tc>
+          <w:tcPr>
+            <w:tcW w:w="1027" w:type="pct"/>
+            <w:vAlign w:val="center"/>
+          </w:tcPr>
+          <w:p>
+            <w:pPr>
+              <w:rPr>
+                <w:rFonts w:ascii="Arial" w:hAnsi="Arial" w:cs="Arial"/>
+                <w:sz w:val="16"/>
+                <w:szCs w:val="16"/>
+              </w:rPr>
+            </w:pPr>
+            <w:r>
+              <w:rPr>
+                <w:rFonts w:ascii="Arial" w:hAnsi="Arial" w:cs="Arial"/>
+                <w:sz w:val="16"/>
+                <w:szCs w:val="16"/>
+              </w:rPr>
+              <w:t xml:space="preserve">{{ </w:t>
+            </w:r>
+            <w:proofErr w:type="spellStart"/>
+            <w:r>
+              <w:rPr>
+                <w:rFonts w:ascii="Arial" w:hAnsi="Arial" w:cs="Arial"/>
+                <w:sz w:val="16"/>
+                <w:szCs w:val="16"/>
+              </w:rPr>
+              <w:t>i.Marker</w:t>
+            </w:r>
+            <w:proofErr w:type="spellEnd"/>
+            <w:r>
+              <w:rPr>
+                <w:rFonts w:ascii="Arial" w:hAnsi="Arial" w:cs="Arial"/>
+                <w:sz w:val="16"/>
+                <w:szCs w:val="16"/>
+              </w:rPr>
+              <w:t xml:space="preserve"> }}</w:t>
+            </w:r>
+          </w:p>
+        </w:tc>
+        <w:tc>
+          <w:tcPr>
+            <w:tcW w:w="662" w:type="pct"/>
+            <w:vAlign w:val="center"/>
+          </w:tcPr>
+          <w:p>
+            <w:pPr>
+              <w:jc w:val="center"/>
+              <w:rPr>
+                <w:rFonts w:ascii="Arial" w:hAnsi="Arial" w:cs="Arial"/>
+                <w:sz w:val="16"/>
+                <w:szCs w:val="16"/>
+              </w:rPr>
+            </w:pPr>
+            <w:r>
+              <w:rPr>
+                <w:rFonts w:ascii="Arial" w:hAnsi="Arial" w:cs="Arial"/>
+                <w:sz w:val="16"/>
+                <w:szCs w:val="16"/>
+              </w:rPr>
+              <w:t xml:space="preserve">{{ </w:t>
+            </w:r>
+            <w:proofErr w:type="spellStart"/>
+            <w:r>
+              <w:rPr>
+                <w:rFonts w:ascii="Arial" w:hAnsi="Arial" w:cs="Arial"/>
+                <w:sz w:val="16"/>
+                <w:szCs w:val="16"/>
+              </w:rPr>
+              <w:t>i.tLAeq</w:t>
+            </w:r>
+            <w:proofErr w:type="spellEnd"/>
+            <w:r>
+              <w:rPr>
+                <w:rFonts w:ascii="Arial" w:hAnsi="Arial" w:cs="Arial"/>
+                <w:sz w:val="16"/>
+                <w:szCs w:val="16"/>
+              </w:rPr>
+              <w:t xml:space="preserve"> }}</w:t>
+            </w:r>
+          </w:p>
+        </w:tc>
+        <w:tc>
+          <w:tcPr>
+            <w:tcW w:w="662" w:type="pct"/>
+            <w:vAlign w:val="center"/>
+          </w:tcPr>
+          <w:p>
+            <w:pPr>
+              <w:jc w:val="center"/>
+              <w:rPr>
+                <w:rFonts w:ascii="Arial" w:hAnsi="Arial" w:cs="Arial"/>
+                <w:sz w:val="16"/>
+                <w:szCs w:val="16"/>
+              </w:rPr>
+            </w:pPr>
+            <w:r>
+              <w:rPr>
+                <w:rFonts w:ascii="Arial" w:hAnsi="Arial" w:cs="Arial"/>
+                <w:sz w:val="16"/>
+                <w:szCs w:val="16"/>
+              </w:rPr>
+              <w:t xml:space="preserve">{{ </w:t>
+            </w:r>
+            <w:proofErr w:type="spellStart"/>
+            <w:r>
+              <w:rPr>
+                <w:rFonts w:ascii="Arial" w:hAnsi="Arial" w:cs="Arial"/>
+                <w:sz w:val="16"/>
+                <w:szCs w:val="16"/>
+              </w:rPr>
+              <w:t>i.tLAFTeq</w:t>
+            </w:r>
+            <w:proofErr w:type="spellEnd"/>
+            <w:r>
+              <w:rPr>
+                <w:rFonts w:ascii="Arial" w:hAnsi="Arial" w:cs="Arial"/>
+                <w:sz w:val="16"/>
+                <w:szCs w:val="16"/>
+              </w:rPr>
+              <w:t xml:space="preserve"> }}</w:t>
+            </w:r>
+          </w:p>
+        </w:tc>
+        <w:tc>
+          <w:tcPr>
+            <w:tcW w:w="662" w:type="pct"/>
+            <w:vAlign w:val="center"/>
+          </w:tcPr>
+          <w:p>
+            <w:pPr>
+              <w:jc w:val="center"/>
+              <w:rPr>
+                <w:rFonts w:ascii="Arial" w:hAnsi="Arial" w:cs="Arial"/>
+                <w:sz w:val="16"/>
+                <w:szCs w:val="16"/>
+              </w:rPr>
+            </w:pPr>
+            <w:r>
+              <w:rPr>
+                <w:rFonts w:ascii="Arial" w:hAnsi="Arial" w:cs="Arial"/>
+                <w:sz w:val="16"/>
+                <w:szCs w:val="16"/>
+              </w:rPr>
+              <w:t xml:space="preserve">{{ </w:t>
+            </w:r>
+            <w:proofErr w:type="spellStart"/>
+            <w:r>
+              <w:rPr>
+                <w:rFonts w:ascii="Arial" w:hAnsi="Arial" w:cs="Arial"/>
+                <w:sz w:val="16"/>
+                <w:szCs w:val="16"/>
+              </w:rPr>
+              <w:t>i.tLAFmax</w:t>
+            </w:r>
+            <w:proofErr w:type="spellEnd"/>
+            <w:r>
+              <w:rPr>
+                <w:rFonts w:ascii="Arial" w:hAnsi="Arial" w:cs="Arial"/>
+                <w:sz w:val="16"/>
+                <w:szCs w:val="16"/>
+              </w:rPr>
+              <w:t xml:space="preserve"> }}</w:t>
+            </w:r>
+          </w:p>
+        </w:tc>
+        <w:tc>
+          <w:tcPr>
+            <w:tcW w:w="662" w:type="pct"/>
+            <w:vAlign w:val="center"/>
+          </w:tcPr>
+          <w:p>
+            <w:pPr>
+              <w:jc w:val="center"/>
+              <w:rPr>
+                <w:rFonts w:ascii="Arial" w:hAnsi="Arial" w:cs="Arial"/>
+                <w:sz w:val="16"/>
+                <w:szCs w:val="16"/>
+              </w:rPr>
+            </w:pPr>
+            <w:r>
+              <w:rPr>
+                <w:rFonts w:ascii="Arial" w:hAnsi="Arial" w:cs="Arial"/>
+                <w:sz w:val="16"/>
+                <w:szCs w:val="16"/>
+              </w:rPr>
+              <w:t xml:space="preserve">{{ </w:t>
+            </w:r>
+            <w:proofErr w:type="spellStart"/>
+            <w:r>
+              <w:rPr>
+                <w:rFonts w:ascii="Arial" w:hAnsi="Arial" w:cs="Arial"/>
+                <w:sz w:val="16"/>
+                <w:szCs w:val="16"/>
+              </w:rPr>
+              <w:t>i.tK_I</w:t>
+            </w:r>
+            <w:proofErr w:type="spellEnd"/>
+            <w:r>
+              <w:rPr>
+                <w:rFonts w:ascii="Arial" w:hAnsi="Arial" w:cs="Arial"/>
+                <w:sz w:val="16"/>
+                <w:szCs w:val="16"/>
+              </w:rPr>
+              <w:t xml:space="preserve"> }}</w:t>
+            </w:r>
+          </w:p>
+        </w:tc>
+        <w:tc>
+          <w:tcPr>
+            <w:tcW w:w="663" w:type="pct"/>
+            <w:vAlign w:val="center"/>
+          </w:tcPr>
+          <w:p>
+            <w:pPr>
+              <w:jc w:val="center"/>
+              <w:rPr>
+                <w:rFonts w:ascii="Arial" w:hAnsi="Arial" w:cs="Arial"/>
+                <w:sz w:val="16"/>
+                <w:szCs w:val="16"/>
+              </w:rPr>
+            </w:pPr>
+            <w:r>
+              <w:rPr>
+                <w:rFonts w:ascii="Arial" w:hAnsi="Arial" w:cs="Arial"/>
+                <w:sz w:val="16"/>
+                <w:szCs w:val="16"/>
+              </w:rPr>
+              <w:t xml:space="preserve">{{ </w:t>
+            </w:r>
+            <w:proofErr w:type="spellStart"/>
+            <w:r>
+              <w:rPr>
+                <w:rFonts w:ascii="Arial" w:hAnsi="Arial" w:cs="Arial"/>
+                <w:sz w:val="16"/>
+                <w:szCs w:val="16"/>
+              </w:rPr>
+              <w:t>i.tLCeq</w:t>
+            </w:r>
+            <w:proofErr w:type="spellEnd"/>
+            <w:r>
+              <w:rPr>
+                <w:rFonts w:ascii="Arial" w:hAnsi="Arial" w:cs="Arial"/>
+                <w:sz w:val="16"/>
+                <w:szCs w:val="16"/>
+              </w:rPr>
+              <w:t xml:space="preserve"> }}</w:t>
+            </w:r>
+          </w:p>
+        </w:tc>
+        <w:tc>
+          <w:tcPr>
+            <w:tcW w:w="661" w:type="pct"/>
+            <w:vAlign w:val="center"/>
+          </w:tcPr>
+          <w:p>
+            <w:pPr>
+              <w:jc w:val="center"/>
+              <w:rPr>
+                <w:rFonts w:ascii="Arial" w:hAnsi="Arial" w:cs="Arial"/>
+                <w:sz w:val="16"/>
+                <w:szCs w:val="16"/>
+              </w:rPr>
+            </w:pPr>
+            <w:r>
+              <w:rPr>
+                <w:rFonts w:ascii="Arial" w:hAnsi="Arial" w:cs="Arial"/>
+                <w:sz w:val="16"/>
+                <w:szCs w:val="16"/>
+              </w:rPr>
+              <w:t>{{ i.t</w:t>
+            </w:r>
+            <w:r>
+              <w:rPr>
+                <w:rFonts w:ascii="Arial" w:hAnsi="Arial" w:cs="Arial"/>
+                <w:sz w:val="16"/>
+                <w:szCs w:val="16"/>
+              </w:rPr>
+              <w:t>LAeq_95</w:t>
+            </w:r>
+            <w:r>
+              <w:rPr>
+                <w:rFonts w:ascii="Arial" w:hAnsi="Arial" w:cs="Arial"/>
+                <w:sz w:val="16"/>
+                <w:szCs w:val="16"/>
+              </w:rPr>
+              <w:t xml:space="preserve"> }}</w:t>
+            </w:r>
+          </w:p>
+        </w:tc>
+      </w:tr>
+      <w:tr>
+        <w:trPr>
+          <w:trHeight w:val="454"/>
+        </w:trPr>
+        <w:tc>
+          <w:tcPr>
+            <w:tcW w:w="1027" w:type="pct"/>
+            <w:vAlign w:val="center"/>
+          </w:tcPr>
+          <w:p>
+            <w:pPr>
+              <w:tabs>
+                <w:tab w:val="left" w:pos="916"/>
+                <w:tab w:val="left" w:pos="1832"/>
+                <w:tab w:val="left" w:pos="2748"/>
+                <w:tab w:val="left" w:pos="3664"/>
+                <w:tab w:val="left" w:pos="4580"/>
+                <w:tab w:val="left" w:pos="5496"/>
+                <w:tab w:val="left" w:pos="6412"/>
+                <w:tab w:val="left" w:pos="7328"/>
+                <w:tab w:val="left" w:pos="8244"/>
+                <w:tab w:val="left" w:pos="9160"/>
+                <w:tab w:val="left" w:pos="10076"/>
+                <w:tab w:val="left" w:pos="10992"/>
+                <w:tab w:val="left" w:pos="11908"/>
+                <w:tab w:val="left" w:pos="12824"/>
+                <w:tab w:val="left" w:pos="13740"/>
+                <w:tab w:val="left" w:pos="14656"/>
+              </w:tabs>
+              <w:textAlignment w:val="baseline"/>
+              <w:rPr>
+                <w:rFonts w:ascii="var(--ff-mono)" w:eastAsia="Times New Roman" w:hAnsi="var(--ff-mono)" w:cs="Courier New"/>
+                <w:color w:val="0C0D0E"/>
+                <w:kern w:val="0"/>
+                <w:sz w:val="20"/>
+                <w:szCs w:val="20"/>
+                <w:lang w:eastAsia="de-DE"/>
+                <w14:ligatures w14:val="none"/>
+              </w:rPr>
+            </w:pPr>
+            <w:r>
+              <w:rPr>
+                <w:rFonts w:ascii="Arial" w:hAnsi="Arial" w:cs="Arial"/>
+                <w:sz w:val="16"/>
+                <w:szCs w:val="16"/>
+              </w:rPr>
+              <w:t>{%</w:t>
+            </w:r>
+            <w:proofErr w:type="spellStart"/>
+            <w:r>
+              <w:rPr>
+                <w:rFonts w:ascii="Arial" w:hAnsi="Arial" w:cs="Arial"/>
+                <w:sz w:val="16"/>
+                <w:szCs w:val="16"/>
+              </w:rPr>
+              <w:t>tr</w:t>
+            </w:r>
+            <w:proofErr w:type="spellEnd"/>
+            <w:r>
+              <w:rPr>
+                <w:rFonts w:ascii="Arial" w:hAnsi="Arial" w:cs="Arial"/>
+                <w:sz w:val="16"/>
+                <w:szCs w:val="16"/>
+              </w:rPr>
+              <w:t xml:space="preserve"> </w:t>
+            </w:r>
+            <w:proofErr w:type="spellStart"/>
+            <w:r>
+              <w:rPr>
+                <w:rFonts w:ascii="Arial" w:hAnsi="Arial" w:cs="Arial"/>
+                <w:sz w:val="16"/>
+                <w:szCs w:val="16"/>
+              </w:rPr>
+              <w:t>endfor</w:t>
+            </w:r>
+            <w:proofErr w:type="spellEnd"/>
+            <w:r>
+              <w:rPr>
+                <w:rFonts w:ascii="Arial" w:hAnsi="Arial" w:cs="Arial"/>
+                <w:sz w:val="16"/>
+                <w:szCs w:val="16"/>
+              </w:rPr>
+              <w:t xml:space="preserve"> %}</w:t>
+            </w:r>
+          </w:p>
+        </w:tc>
+        <w:tc>
+          <w:tcPr>
+            <w:tcW w:w="662" w:type="pct"/>
+            <w:vAlign w:val="center"/>
+          </w:tcPr>
+          <w:p>
+            <w:pPr>
+              <w:jc w:val="center"/>
+              <w:rPr>
+                <w:rFonts w:ascii="Arial" w:hAnsi="Arial" w:cs="Arial"/>
+                <w:sz w:val="16"/>
+                <w:szCs w:val="16"/>
+              </w:rPr>
+            </w:pPr>
+          </w:p>
+        </w:tc>
+        <w:tc>
+          <w:tcPr>
+            <w:tcW w:w="662" w:type="pct"/>
+            <w:vAlign w:val="center"/>
+          </w:tcPr>
+          <w:p>
+            <w:pPr>
+              <w:jc w:val="center"/>
+              <w:rPr>
+                <w:rFonts w:ascii="Arial" w:hAnsi="Arial" w:cs="Arial"/>
+                <w:sz w:val="16"/>
+                <w:szCs w:val="16"/>
+              </w:rPr>
+            </w:pPr>
+          </w:p>
+        </w:tc>
+        <w:tc>
+          <w:tcPr>
+            <w:tcW w:w="662" w:type="pct"/>
+            <w:vAlign w:val="center"/>
+          </w:tcPr>
+          <w:p>
+            <w:pPr>
+              <w:jc w:val="center"/>
+              <w:rPr>
+                <w:rFonts w:ascii="Arial" w:hAnsi="Arial" w:cs="Arial"/>
+                <w:sz w:val="16"/>
+                <w:szCs w:val="16"/>
+              </w:rPr>
+            </w:pPr>
+          </w:p>
+        </w:tc>
+        <w:tc>
+          <w:tcPr>
+            <w:tcW w:w="662" w:type="pct"/>
+            <w:vAlign w:val="center"/>
+          </w:tcPr>
+          <w:p>
+            <w:pPr>
+              <w:jc w:val="center"/>
+              <w:rPr>
+                <w:rFonts w:ascii="Arial" w:hAnsi="Arial" w:cs="Arial"/>
+                <w:sz w:val="16"/>
+                <w:szCs w:val="16"/>
+              </w:rPr>
+            </w:pPr>
+          </w:p>
+        </w:tc>
+        <w:tc>
+          <w:tcPr>
+            <w:tcW w:w="663" w:type="pct"/>
+            <w:vAlign w:val="center"/>
+          </w:tcPr>
+          <w:p>
+            <w:pPr>
+              <w:jc w:val="center"/>
+              <w:rPr>
+                <w:rFonts w:ascii="Arial" w:hAnsi="Arial" w:cs="Arial"/>
+                <w:sz w:val="16"/>
+                <w:szCs w:val="16"/>
+              </w:rPr>
+            </w:pPr>
+          </w:p>
+        </w:tc>
+        <w:tc>
+          <w:tcPr>
+            <w:tcW w:w="661" w:type="pct"/>
+            <w:vAlign w:val="center"/>
+          </w:tcPr>
+          <w:p>
+            <w:pPr>
+              <w:jc w:val="center"/>
+              <w:rPr>
+                <w:rFonts w:ascii="Arial" w:hAnsi="Arial" w:cs="Arial"/>
+                <w:sz w:val="16"/>
+                <w:szCs w:val="16"/>
+              </w:rPr>
+            </w:pPr>
+          </w:p>
+        </w:tc>
+      </w:tr>
+    </w:tbl>
+    <w:p>
+      <w:pPr>
+        <w:rPr>
+          <w:rFonts w:ascii="Arial" w:hAnsi="Arial" w:cs="Arial"/>
+          <w:b/>
+          <w:bCs/>
+          <w:sz w:val="20"/>
+          <w:szCs w:val="20"/>
+        </w:rPr>
+      </w:pPr>
+      <w:r>
+        <w:rPr>
+          <w:rFonts w:ascii="Arial" w:hAnsi="Arial" w:cs="Arial"/>
+          <w:bCs/>
+          <w:sz w:val="20"/>
+          <w:szCs w:val="20"/>
+        </w:rPr>
+        <w:t xml:space="preserve">{%p endif %}</w:t>
+      </w:r>
+    </w:p>
+    <w:p>
+      <w:pPr>
+        <w:rPr>
+          <w:rFonts w:ascii="Arial" w:hAnsi="Arial" w:cs="Arial"/>
+          <w:b/>
+          <w:bCs/>
+          <w:sz w:val="20"/>
+          <w:szCs w:val="20"/>
+        </w:rPr>
+      </w:pPr>
+      <w:r>
+        <w:rPr>
+          <w:rFonts w:ascii="Arial" w:hAnsi="Arial" w:cs="Arial"/>
+          <w:bCs/>
+          <w:sz w:val="20"/>
+          <w:szCs w:val="20"/>
+        </w:rPr>
+        <w:t xml:space="preserve">{%p for f in dateien %}</w:t>
+      </w:r>
+    </w:p>
+    <w:p>
+      <w:pPr>
+        <w:rPr>
+          <w:rFonts w:ascii="Arial" w:hAnsi="Arial" w:cs="Arial"/>
+          <w:b/>
+          <w:bCs/>
+          <w:sz w:val="20"/>
+          <w:szCs w:val="20"/>
+        </w:rPr>
+      </w:pPr>
+      <w:r>
+        <w:rPr>
+          <w:rFonts w:ascii="Arial" w:hAnsi="Arial" w:cs="Arial"/>
+          <w:bCs/>
+          <w:sz w:val="20"/>
+          <w:szCs w:val="20"/>
+        </w:rPr>
+        <w:t xml:space="preserve">{%p set werte, pegelzeit, spektrum, startzeit, endzeit, Kalibrierdatum = f.werte, f.pegelzeit, f.spektrum, f.startzeit, f.endzeit, f.Kalibrierdatum %}</w:t>
+      </w:r>
+    </w:p>
+    <w:p>
+      <w:pPr>
+        <w:rPr>
+          <w:rFonts w:ascii="Arial" w:hAnsi="Arial" w:cs="Arial"/>
+          <w:b/>
+          <w:bCs/>
+          <w:sz w:val="20"/>
+          <w:szCs w:val="20"/>
+        </w:rPr>
+      </w:pPr>
+      <w:r>
+        <w:rPr>
+          <w:rFonts w:ascii="Arial" w:hAnsi="Arial" w:cs="Arial"/>
+          <w:b/>
+          <w:bCs/>
+          <w:sz w:val="20"/>
+          <w:szCs w:val="20"/>
+        </w:rPr>
+        <w:t xml:space="preserve">{{ f.dateiname }}</w:t>
+      </w:r>
     </w:p>
     <w:tbl>
       <w:tblPr>
@@ -3338,6 +4617,57 @@
           <w:szCs w:val="20"/>
         </w:rPr>
       </w:pPr>
+    </w:p>
+    <w:p>
+      <w:r>
+        <w:br w:type="page"/>
+      </w:r>
+      <w:r>
+        <w:rPr>
+          <w:rFonts w:ascii="Arial" w:hAnsi="Arial"/>
+          <w:b/>
+          <w:sz w:val="20"/>
+        </w:rPr>
+        <w:t>Frequenzspektrum (Lfeq)</w:t>
+      </w:r>
+    </w:p>
+    <w:p>
+      <w:r>
+        <w:rPr>
+          <w:rFonts w:ascii="Arial" w:hAnsi="Arial"/>
+          <w:sz w:val="20"/>
+        </w:rPr>
+        <w:t>Terzbandpegel Lfeq, 20 Hz - 20 kHz, unbewertet (keine Bewertung).</w:t>
+      </w:r>
+    </w:p>
+    <w:p>
+      <w:r>
+        <w:rPr>
+          <w:rFonts w:ascii="Arial" w:hAnsi="Arial"/>
+          <w:sz w:val="20"/>
+        </w:rPr>
+        <w:t>{{ spektrum }}</w:t>
+      </w:r>
+    </w:p>
+    <w:p>
+      <w:pPr>
+        <w:rPr>
+          <w:rFonts w:ascii="Arial" w:hAnsi="Arial" w:cs="Arial"/>
+          <w:b/>
+          <w:bCs/>
+          <w:sz w:val="20"/>
+          <w:szCs w:val="20"/>
+        </w:rPr>
+      </w:pPr>
+      <w:r>
+        <w:rPr>
+          <w:rFonts w:ascii="Arial" w:hAnsi="Arial" w:cs="Arial"/>
+          <w:bCs/>
+          <w:sz w:val="20"/>
+          <w:szCs w:val="20"/>
+        </w:rPr>
+        <w:t xml:space="preserve">{%p endfor %}</w:t>
+      </w:r>
     </w:p>
     <w:sectPr>
       <w:pgSz w:w="11906" w:h="16838"/>
